--- a/docs/cach_backup-and-restore.docx
+++ b/docs/cach_backup-and-restore.docx
@@ -14,898 +14,200 @@
           <w:b/>
           <w:bCs/>
         </w:rPr>
-        <w:t xml:space="preserve">Phương </w:t>
+        <w:t>Sử dụng Docker trong sao lưu và phục hồi cơ sở dữ liệu</w:t>
       </w:r>
-      <w:proofErr w:type="spellStart"/>
-      <w:r>
-        <w:rPr>
-          <w:b/>
-          <w:bCs/>
-        </w:rPr>
-        <w:t>án</w:t>
-      </w:r>
-      <w:proofErr w:type="spellEnd"/>
-      <w:r>
-        <w:rPr>
-          <w:b/>
-          <w:bCs/>
-        </w:rPr>
-        <w:t xml:space="preserve"> </w:t>
-      </w:r>
-      <w:proofErr w:type="spellStart"/>
-      <w:r>
-        <w:rPr>
-          <w:b/>
-          <w:bCs/>
-        </w:rPr>
-        <w:t>sao</w:t>
-      </w:r>
-      <w:proofErr w:type="spellEnd"/>
-      <w:r>
-        <w:rPr>
-          <w:b/>
-          <w:bCs/>
-        </w:rPr>
-        <w:t xml:space="preserve"> </w:t>
-      </w:r>
-      <w:proofErr w:type="spellStart"/>
-      <w:r>
-        <w:rPr>
-          <w:b/>
-          <w:bCs/>
-        </w:rPr>
-        <w:t>lưu</w:t>
-      </w:r>
-      <w:proofErr w:type="spellEnd"/>
-      <w:r>
-        <w:rPr>
-          <w:b/>
-          <w:bCs/>
-        </w:rPr>
-        <w:t xml:space="preserve"> </w:t>
-      </w:r>
-      <w:proofErr w:type="spellStart"/>
-      <w:r>
-        <w:rPr>
-          <w:b/>
-          <w:bCs/>
-        </w:rPr>
-        <w:t>và</w:t>
-      </w:r>
-      <w:proofErr w:type="spellEnd"/>
-      <w:r>
-        <w:rPr>
-          <w:b/>
-          <w:bCs/>
-        </w:rPr>
-        <w:t xml:space="preserve"> </w:t>
-      </w:r>
-      <w:proofErr w:type="spellStart"/>
-      <w:r>
-        <w:rPr>
-          <w:b/>
-          <w:bCs/>
-        </w:rPr>
-        <w:t>phục</w:t>
-      </w:r>
-      <w:proofErr w:type="spellEnd"/>
-      <w:r>
-        <w:rPr>
-          <w:b/>
-          <w:bCs/>
-        </w:rPr>
-        <w:t xml:space="preserve"> </w:t>
-      </w:r>
-      <w:proofErr w:type="spellStart"/>
-      <w:r>
-        <w:rPr>
-          <w:b/>
-          <w:bCs/>
-        </w:rPr>
-        <w:t>hồi</w:t>
-      </w:r>
-      <w:proofErr w:type="spellEnd"/>
-      <w:r>
-        <w:rPr>
-          <w:b/>
-          <w:bCs/>
-        </w:rPr>
-        <w:t xml:space="preserve"> </w:t>
-      </w:r>
-      <w:proofErr w:type="spellStart"/>
-      <w:r>
-        <w:rPr>
-          <w:b/>
-          <w:bCs/>
-        </w:rPr>
-        <w:t>cơ</w:t>
-      </w:r>
-      <w:proofErr w:type="spellEnd"/>
-      <w:r>
-        <w:rPr>
-          <w:b/>
-          <w:bCs/>
-        </w:rPr>
-        <w:t xml:space="preserve"> </w:t>
-      </w:r>
-      <w:proofErr w:type="spellStart"/>
-      <w:r>
-        <w:rPr>
-          <w:b/>
-          <w:bCs/>
-        </w:rPr>
-        <w:t>sở</w:t>
-      </w:r>
-      <w:proofErr w:type="spellEnd"/>
-      <w:r>
-        <w:rPr>
-          <w:b/>
-          <w:bCs/>
-        </w:rPr>
-        <w:t xml:space="preserve"> </w:t>
-      </w:r>
-      <w:proofErr w:type="spellStart"/>
-      <w:r>
-        <w:rPr>
-          <w:b/>
-          <w:bCs/>
-        </w:rPr>
-        <w:t>dữ</w:t>
-      </w:r>
-      <w:proofErr w:type="spellEnd"/>
-      <w:r>
-        <w:rPr>
-          <w:b/>
-          <w:bCs/>
-        </w:rPr>
-        <w:t xml:space="preserve"> </w:t>
-      </w:r>
-      <w:proofErr w:type="spellStart"/>
-      <w:r>
-        <w:rPr>
-          <w:b/>
-          <w:bCs/>
-        </w:rPr>
-        <w:t>liệu</w:t>
-      </w:r>
-      <w:proofErr w:type="spellEnd"/>
     </w:p>
     <w:p>
-      <w:pPr>
-        <w:rPr>
-          <w:b/>
-          <w:bCs/>
-        </w:rPr>
-      </w:pPr>
       <w:r>
-        <w:rPr>
-          <w:b/>
-          <w:bCs/>
-        </w:rPr>
-        <w:t xml:space="preserve">1. </w:t>
-      </w:r>
-      <w:proofErr w:type="spellStart"/>
-      <w:r>
-        <w:rPr>
-          <w:b/>
-          <w:bCs/>
-        </w:rPr>
-        <w:t>Môi</w:t>
-      </w:r>
-      <w:proofErr w:type="spellEnd"/>
-      <w:r>
-        <w:rPr>
-          <w:b/>
-          <w:bCs/>
-        </w:rPr>
-        <w:t xml:space="preserve"> </w:t>
-      </w:r>
-      <w:proofErr w:type="spellStart"/>
-      <w:r>
-        <w:rPr>
-          <w:b/>
-          <w:bCs/>
-        </w:rPr>
-        <w:t>trường</w:t>
-      </w:r>
-      <w:proofErr w:type="spellEnd"/>
-      <w:r>
-        <w:rPr>
-          <w:b/>
-          <w:bCs/>
-        </w:rPr>
-        <w:t xml:space="preserve"> </w:t>
-      </w:r>
-      <w:proofErr w:type="spellStart"/>
-      <w:r>
-        <w:rPr>
-          <w:b/>
-          <w:bCs/>
-        </w:rPr>
-        <w:t>và</w:t>
-      </w:r>
-      <w:proofErr w:type="spellEnd"/>
-      <w:r>
-        <w:rPr>
-          <w:b/>
-          <w:bCs/>
-        </w:rPr>
-        <w:t xml:space="preserve"> </w:t>
-      </w:r>
-      <w:proofErr w:type="spellStart"/>
-      <w:r>
-        <w:rPr>
-          <w:b/>
-          <w:bCs/>
-        </w:rPr>
-        <w:t>công</w:t>
-      </w:r>
-      <w:proofErr w:type="spellEnd"/>
-      <w:r>
-        <w:rPr>
-          <w:b/>
-          <w:bCs/>
-        </w:rPr>
-        <w:t xml:space="preserve"> </w:t>
-      </w:r>
-      <w:proofErr w:type="spellStart"/>
-      <w:r>
-        <w:rPr>
-          <w:b/>
-          <w:bCs/>
-        </w:rPr>
-        <w:t>cụ</w:t>
-      </w:r>
-      <w:proofErr w:type="spellEnd"/>
-    </w:p>
-    <w:p>
-      <w:proofErr w:type="spellStart"/>
-      <w:r>
-        <w:t>Cơ</w:t>
-      </w:r>
-      <w:proofErr w:type="spellEnd"/>
-      <w:r>
-        <w:t xml:space="preserve"> </w:t>
-      </w:r>
-      <w:proofErr w:type="spellStart"/>
-      <w:r>
-        <w:t>sở</w:t>
-      </w:r>
-      <w:proofErr w:type="spellEnd"/>
-      <w:r>
-        <w:t xml:space="preserve"> </w:t>
-      </w:r>
-      <w:proofErr w:type="spellStart"/>
-      <w:r>
-        <w:t>dữ</w:t>
-      </w:r>
-      <w:proofErr w:type="spellEnd"/>
-      <w:r>
-        <w:t xml:space="preserve"> </w:t>
-      </w:r>
-      <w:proofErr w:type="spellStart"/>
-      <w:r>
-        <w:t>liệu</w:t>
-      </w:r>
-      <w:proofErr w:type="spellEnd"/>
-      <w:r>
-        <w:t xml:space="preserve"> </w:t>
-      </w:r>
-      <w:proofErr w:type="spellStart"/>
-      <w:r>
-        <w:t>của</w:t>
-      </w:r>
-      <w:proofErr w:type="spellEnd"/>
-      <w:r>
-        <w:t xml:space="preserve"> </w:t>
-      </w:r>
-      <w:proofErr w:type="spellStart"/>
-      <w:r>
-        <w:t>hệ</w:t>
-      </w:r>
-      <w:proofErr w:type="spellEnd"/>
-      <w:r>
-        <w:t xml:space="preserve"> </w:t>
-      </w:r>
-      <w:proofErr w:type="spellStart"/>
-      <w:r>
-        <w:t>thống</w:t>
-      </w:r>
-      <w:proofErr w:type="spellEnd"/>
-      <w:r>
-        <w:t xml:space="preserve"> </w:t>
-      </w:r>
-      <w:proofErr w:type="spellStart"/>
-      <w:r>
-        <w:t>sử</w:t>
-      </w:r>
-      <w:proofErr w:type="spellEnd"/>
-      <w:r>
-        <w:t xml:space="preserve"> </w:t>
-      </w:r>
-      <w:proofErr w:type="spellStart"/>
-      <w:r>
-        <w:t>dụng</w:t>
-      </w:r>
-      <w:proofErr w:type="spellEnd"/>
-      <w:r>
-        <w:t xml:space="preserve"> </w:t>
+        <w:t xml:space="preserve">Trong hệ thống, Docker được sử dụng để hỗ trợ </w:t>
       </w:r>
       <w:r>
         <w:rPr>
           <w:b/>
           <w:bCs/>
         </w:rPr>
-        <w:t xml:space="preserve">PostgreSQL </w:t>
+        <w:t>sao lưu và phục hồi cơ sở dữ liệu PostgreSQL</w:t>
       </w:r>
-      <w:proofErr w:type="spellStart"/>
+      <w:r>
+        <w:t xml:space="preserve">, trong khi Backend vẫn được triển khai và chạy trực tiếp bằng Node.js. Docker không chạy một PostgreSQL Server riêng mà sử dụng image postgres:18 như một </w:t>
+      </w:r>
       <w:r>
         <w:rPr>
           <w:b/>
           <w:bCs/>
         </w:rPr>
-        <w:t>được</w:t>
+        <w:t>môi trường cung cấp công cụ pg_dump và pg_restore</w:t>
       </w:r>
-      <w:proofErr w:type="spellEnd"/>
+      <w:r>
+        <w:t>.</w:t>
+      </w:r>
+    </w:p>
+    <w:p>
+      <w:r>
+        <w:t>Quy trình hoạt động như sau:</w:t>
+      </w:r>
+    </w:p>
+    <w:p>
       <w:r>
         <w:rPr>
           <w:b/>
           <w:bCs/>
         </w:rPr>
-        <w:t xml:space="preserve"> </w:t>
+        <w:t>1. Sao lưu cơ sở dữ liệu</w:t>
       </w:r>
-      <w:proofErr w:type="spellStart"/>
+    </w:p>
+    <w:p>
+      <w:r>
+        <w:t>Khi thực hiện sao lưu, Docker Compose tạo một container tạm thời từ image postgres:18. Container sử dụng biến môi trường DATABASE_URL được khai báo trong file .env để kết nối đến cơ sở dữ liệu PostgreSQL trên Neon.</w:t>
+      </w:r>
+    </w:p>
+    <w:p>
+      <w:r>
+        <w:t>Lệnh pg_dump được thực thi bên trong container để tạo bản sao lưu ở định dạng Custom (.dump):</w:t>
+      </w:r>
+    </w:p>
+    <w:p>
+      <w:r>
+        <w:t>Neon PostgreSQL</w:t>
+      </w:r>
+    </w:p>
+    <w:p>
+      <w:r>
+        <w:t xml:space="preserve">      │</w:t>
+      </w:r>
+    </w:p>
+    <w:p>
+      <w:r>
+        <w:t xml:space="preserve">      │ DATABASE_URL</w:t>
+      </w:r>
+    </w:p>
+    <w:p>
+      <w:r>
+        <w:t xml:space="preserve">      </w:t>
+      </w:r>
+      <w:r>
+        <w:rPr>
+          <w:rFonts w:ascii="Arial" w:hAnsi="Arial" w:cs="Arial"/>
+        </w:rPr>
+        <w:t>▼</w:t>
+      </w:r>
+    </w:p>
+    <w:p>
+      <w:r>
+        <w:t>Docker container (postgres:18)</w:t>
+      </w:r>
+    </w:p>
+    <w:p>
+      <w:r>
+        <w:t xml:space="preserve">      │</w:t>
+      </w:r>
+    </w:p>
+    <w:p>
+      <w:r>
+        <w:t xml:space="preserve">      │ pg_dump</w:t>
+      </w:r>
+    </w:p>
+    <w:p>
+      <w:r>
+        <w:t xml:space="preserve">      </w:t>
+      </w:r>
+      <w:r>
+        <w:rPr>
+          <w:rFonts w:ascii="Arial" w:hAnsi="Arial" w:cs="Arial"/>
+        </w:rPr>
+        <w:t>▼</w:t>
+      </w:r>
+    </w:p>
+    <w:p>
+      <w:r>
+        <w:t>backend/backup/backup_YYYY-MM-DD.dump</w:t>
+      </w:r>
+    </w:p>
+    <w:p>
+      <w:r>
+        <w:t xml:space="preserve">File backup được lưu vào thư mục backend/backup thông qua cơ chế </w:t>
+      </w:r>
       <w:r>
         <w:rPr>
           <w:b/>
           <w:bCs/>
         </w:rPr>
-        <w:t>triển</w:t>
+        <w:t>volume mapping</w:t>
       </w:r>
-      <w:proofErr w:type="spellEnd"/>
+      <w:r>
+        <w:t xml:space="preserve"> giữa máy tính và container. Nhờ đó, file .dump vẫn được giữ lại trên máy sau khi container kết thúc.</w:t>
+      </w:r>
+    </w:p>
+    <w:p>
       <w:r>
         <w:rPr>
           <w:b/>
           <w:bCs/>
         </w:rPr>
-        <w:t xml:space="preserve"> </w:t>
-      </w:r>
-      <w:proofErr w:type="spellStart"/>
-      <w:r>
-        <w:rPr>
-          <w:b/>
-          <w:bCs/>
-        </w:rPr>
-        <w:t>khai</w:t>
-      </w:r>
-      <w:proofErr w:type="spellEnd"/>
-      <w:r>
-        <w:rPr>
-          <w:b/>
-          <w:bCs/>
-        </w:rPr>
-        <w:t xml:space="preserve"> </w:t>
-      </w:r>
-      <w:proofErr w:type="spellStart"/>
-      <w:r>
-        <w:rPr>
-          <w:b/>
-          <w:bCs/>
-        </w:rPr>
-        <w:t>trên</w:t>
-      </w:r>
-      <w:proofErr w:type="spellEnd"/>
-      <w:r>
-        <w:rPr>
-          <w:b/>
-          <w:bCs/>
-        </w:rPr>
-        <w:t xml:space="preserve"> Neon Cloud</w:t>
-      </w:r>
-      <w:r>
-        <w:t xml:space="preserve">. </w:t>
-      </w:r>
-      <w:proofErr w:type="spellStart"/>
-      <w:r>
-        <w:t>Máy</w:t>
-      </w:r>
-      <w:proofErr w:type="spellEnd"/>
-      <w:r>
-        <w:t xml:space="preserve"> </w:t>
-      </w:r>
-      <w:proofErr w:type="spellStart"/>
-      <w:r>
-        <w:t>phát</w:t>
-      </w:r>
-      <w:proofErr w:type="spellEnd"/>
-      <w:r>
-        <w:t xml:space="preserve"> </w:t>
-      </w:r>
-      <w:proofErr w:type="spellStart"/>
-      <w:r>
-        <w:t>triển</w:t>
-      </w:r>
-      <w:proofErr w:type="spellEnd"/>
-      <w:r>
-        <w:t xml:space="preserve"> </w:t>
-      </w:r>
-      <w:proofErr w:type="spellStart"/>
-      <w:r>
-        <w:t>không</w:t>
-      </w:r>
-      <w:proofErr w:type="spellEnd"/>
-      <w:r>
-        <w:t xml:space="preserve"> </w:t>
-      </w:r>
-      <w:proofErr w:type="spellStart"/>
-      <w:r>
-        <w:t>chạy</w:t>
-      </w:r>
-      <w:proofErr w:type="spellEnd"/>
-      <w:r>
-        <w:t xml:space="preserve"> PostgreSQL Server </w:t>
-      </w:r>
-      <w:proofErr w:type="spellStart"/>
-      <w:r>
-        <w:t>cục</w:t>
-      </w:r>
-      <w:proofErr w:type="spellEnd"/>
-      <w:r>
-        <w:t xml:space="preserve"> </w:t>
-      </w:r>
-      <w:proofErr w:type="spellStart"/>
-      <w:r>
-        <w:t>bộ</w:t>
-      </w:r>
-      <w:proofErr w:type="spellEnd"/>
-      <w:r>
-        <w:t xml:space="preserve"> </w:t>
-      </w:r>
-      <w:proofErr w:type="spellStart"/>
-      <w:r>
-        <w:t>tại</w:t>
-      </w:r>
-      <w:proofErr w:type="spellEnd"/>
-      <w:r>
-        <w:t xml:space="preserve"> localhost:5432, do </w:t>
-      </w:r>
-      <w:proofErr w:type="spellStart"/>
-      <w:r>
-        <w:t>đó</w:t>
-      </w:r>
-      <w:proofErr w:type="spellEnd"/>
-      <w:r>
-        <w:t xml:space="preserve"> </w:t>
-      </w:r>
-      <w:proofErr w:type="spellStart"/>
-      <w:r>
-        <w:t>các</w:t>
-      </w:r>
-      <w:proofErr w:type="spellEnd"/>
-      <w:r>
-        <w:t xml:space="preserve"> </w:t>
-      </w:r>
-      <w:proofErr w:type="spellStart"/>
-      <w:r>
-        <w:t>thao</w:t>
-      </w:r>
-      <w:proofErr w:type="spellEnd"/>
-      <w:r>
-        <w:t xml:space="preserve"> </w:t>
-      </w:r>
-      <w:proofErr w:type="spellStart"/>
-      <w:r>
-        <w:t>tác</w:t>
-      </w:r>
-      <w:proofErr w:type="spellEnd"/>
-      <w:r>
-        <w:t xml:space="preserve"> </w:t>
-      </w:r>
-      <w:proofErr w:type="spellStart"/>
-      <w:r>
-        <w:t>sao</w:t>
-      </w:r>
-      <w:proofErr w:type="spellEnd"/>
-      <w:r>
-        <w:t xml:space="preserve"> </w:t>
-      </w:r>
-      <w:proofErr w:type="spellStart"/>
-      <w:r>
-        <w:t>lưu</w:t>
-      </w:r>
-      <w:proofErr w:type="spellEnd"/>
-      <w:r>
-        <w:t xml:space="preserve"> </w:t>
-      </w:r>
-      <w:proofErr w:type="spellStart"/>
-      <w:r>
-        <w:t>và</w:t>
-      </w:r>
-      <w:proofErr w:type="spellEnd"/>
-      <w:r>
-        <w:t xml:space="preserve"> </w:t>
-      </w:r>
-      <w:proofErr w:type="spellStart"/>
-      <w:r>
-        <w:t>phục</w:t>
-      </w:r>
-      <w:proofErr w:type="spellEnd"/>
-      <w:r>
-        <w:t xml:space="preserve"> </w:t>
-      </w:r>
-      <w:proofErr w:type="spellStart"/>
-      <w:r>
-        <w:t>hồi</w:t>
-      </w:r>
-      <w:proofErr w:type="spellEnd"/>
-      <w:r>
-        <w:t xml:space="preserve"> </w:t>
-      </w:r>
-      <w:proofErr w:type="spellStart"/>
-      <w:r>
-        <w:t>được</w:t>
-      </w:r>
-      <w:proofErr w:type="spellEnd"/>
-      <w:r>
-        <w:t xml:space="preserve"> </w:t>
-      </w:r>
-      <w:proofErr w:type="spellStart"/>
-      <w:r>
-        <w:t>thực</w:t>
-      </w:r>
-      <w:proofErr w:type="spellEnd"/>
-      <w:r>
-        <w:t xml:space="preserve"> </w:t>
-      </w:r>
-      <w:proofErr w:type="spellStart"/>
-      <w:r>
-        <w:t>hiện</w:t>
-      </w:r>
-      <w:proofErr w:type="spellEnd"/>
-      <w:r>
-        <w:t xml:space="preserve"> </w:t>
-      </w:r>
-      <w:proofErr w:type="spellStart"/>
-      <w:r>
-        <w:t>trực</w:t>
-      </w:r>
-      <w:proofErr w:type="spellEnd"/>
-      <w:r>
-        <w:t xml:space="preserve"> </w:t>
-      </w:r>
-      <w:proofErr w:type="spellStart"/>
-      <w:r>
-        <w:t>tiếp</w:t>
-      </w:r>
-      <w:proofErr w:type="spellEnd"/>
-      <w:r>
-        <w:t xml:space="preserve"> </w:t>
-      </w:r>
-      <w:proofErr w:type="spellStart"/>
-      <w:r>
-        <w:t>tới</w:t>
-      </w:r>
-      <w:proofErr w:type="spellEnd"/>
-      <w:r>
-        <w:t xml:space="preserve"> PostgreSQL </w:t>
-      </w:r>
-      <w:proofErr w:type="spellStart"/>
-      <w:r>
-        <w:t>trên</w:t>
-      </w:r>
-      <w:proofErr w:type="spellEnd"/>
-      <w:r>
-        <w:t xml:space="preserve"> Neon </w:t>
-      </w:r>
-      <w:proofErr w:type="spellStart"/>
-      <w:r>
-        <w:t>thông</w:t>
-      </w:r>
-      <w:proofErr w:type="spellEnd"/>
-      <w:r>
-        <w:t xml:space="preserve"> qua </w:t>
-      </w:r>
-      <w:proofErr w:type="spellStart"/>
-      <w:r>
-        <w:t>biến</w:t>
-      </w:r>
-      <w:proofErr w:type="spellEnd"/>
-      <w:r>
-        <w:t xml:space="preserve"> DATABASE_URL </w:t>
-      </w:r>
-      <w:proofErr w:type="spellStart"/>
-      <w:r>
-        <w:t>trong</w:t>
-      </w:r>
-      <w:proofErr w:type="spellEnd"/>
-      <w:r>
-        <w:t xml:space="preserve"> file .env.</w:t>
+        <w:t>2. Phục hồi cơ sở dữ liệu</w:t>
       </w:r>
     </w:p>
     <w:p>
       <w:r>
-        <w:t xml:space="preserve">Các </w:t>
-      </w:r>
-      <w:proofErr w:type="spellStart"/>
-      <w:r>
-        <w:t>công</w:t>
-      </w:r>
-      <w:proofErr w:type="spellEnd"/>
-      <w:r>
-        <w:t xml:space="preserve"> </w:t>
-      </w:r>
-      <w:proofErr w:type="spellStart"/>
-      <w:r>
-        <w:t>cụ</w:t>
-      </w:r>
-      <w:proofErr w:type="spellEnd"/>
-      <w:r>
-        <w:t xml:space="preserve"> </w:t>
-      </w:r>
-      <w:proofErr w:type="spellStart"/>
-      <w:r>
-        <w:t>sử</w:t>
-      </w:r>
-      <w:proofErr w:type="spellEnd"/>
-      <w:r>
-        <w:t xml:space="preserve"> </w:t>
-      </w:r>
-      <w:proofErr w:type="spellStart"/>
-      <w:r>
-        <w:t>dụng</w:t>
-      </w:r>
-      <w:proofErr w:type="spellEnd"/>
-      <w:r>
-        <w:t>:</w:t>
-      </w:r>
-    </w:p>
-    <w:p>
-      <w:pPr>
-        <w:numPr>
-          <w:ilvl w:val="0"/>
-          <w:numId w:val="10"/>
-        </w:numPr>
-      </w:pPr>
-      <w:proofErr w:type="spellStart"/>
-      <w:r>
-        <w:rPr>
-          <w:b/>
-          <w:bCs/>
-        </w:rPr>
-        <w:t>pg_dump</w:t>
-      </w:r>
-      <w:proofErr w:type="spellEnd"/>
-      <w:r>
-        <w:t xml:space="preserve">: </w:t>
-      </w:r>
-      <w:proofErr w:type="spellStart"/>
-      <w:r>
-        <w:t>sao</w:t>
-      </w:r>
-      <w:proofErr w:type="spellEnd"/>
-      <w:r>
-        <w:t xml:space="preserve"> </w:t>
-      </w:r>
-      <w:proofErr w:type="spellStart"/>
-      <w:r>
-        <w:t>lưu</w:t>
-      </w:r>
-      <w:proofErr w:type="spellEnd"/>
-      <w:r>
-        <w:t xml:space="preserve"> </w:t>
-      </w:r>
-      <w:proofErr w:type="spellStart"/>
-      <w:r>
-        <w:t>cơ</w:t>
-      </w:r>
-      <w:proofErr w:type="spellEnd"/>
-      <w:r>
-        <w:t xml:space="preserve"> </w:t>
-      </w:r>
-      <w:proofErr w:type="spellStart"/>
-      <w:r>
-        <w:t>sở</w:t>
-      </w:r>
-      <w:proofErr w:type="spellEnd"/>
-      <w:r>
-        <w:t xml:space="preserve"> </w:t>
-      </w:r>
-      <w:proofErr w:type="spellStart"/>
-      <w:r>
-        <w:t>dữ</w:t>
-      </w:r>
-      <w:proofErr w:type="spellEnd"/>
-      <w:r>
-        <w:t xml:space="preserve"> </w:t>
-      </w:r>
-      <w:proofErr w:type="spellStart"/>
-      <w:r>
-        <w:t>liệu</w:t>
-      </w:r>
-      <w:proofErr w:type="spellEnd"/>
-      <w:r>
-        <w:t xml:space="preserve">. </w:t>
-      </w:r>
-    </w:p>
-    <w:p>
-      <w:pPr>
-        <w:numPr>
-          <w:ilvl w:val="0"/>
-          <w:numId w:val="10"/>
-        </w:numPr>
-      </w:pPr>
-      <w:proofErr w:type="spellStart"/>
-      <w:r>
-        <w:rPr>
-          <w:b/>
-          <w:bCs/>
-        </w:rPr>
-        <w:t>pg_restore</w:t>
-      </w:r>
-      <w:proofErr w:type="spellEnd"/>
-      <w:r>
-        <w:t xml:space="preserve">: </w:t>
-      </w:r>
-      <w:proofErr w:type="spellStart"/>
-      <w:r>
-        <w:t>kiểm</w:t>
-      </w:r>
-      <w:proofErr w:type="spellEnd"/>
-      <w:r>
-        <w:t xml:space="preserve"> </w:t>
-      </w:r>
-      <w:proofErr w:type="spellStart"/>
-      <w:r>
-        <w:t>tra</w:t>
-      </w:r>
-      <w:proofErr w:type="spellEnd"/>
-      <w:r>
-        <w:t xml:space="preserve"> </w:t>
-      </w:r>
-      <w:proofErr w:type="spellStart"/>
-      <w:r>
-        <w:t>và</w:t>
-      </w:r>
-      <w:proofErr w:type="spellEnd"/>
-      <w:r>
-        <w:t xml:space="preserve"> </w:t>
-      </w:r>
-      <w:proofErr w:type="spellStart"/>
-      <w:r>
-        <w:t>phục</w:t>
-      </w:r>
-      <w:proofErr w:type="spellEnd"/>
-      <w:r>
-        <w:t xml:space="preserve"> </w:t>
-      </w:r>
-      <w:proofErr w:type="spellStart"/>
-      <w:r>
-        <w:t>hồi</w:t>
-      </w:r>
-      <w:proofErr w:type="spellEnd"/>
-      <w:r>
-        <w:t xml:space="preserve"> </w:t>
-      </w:r>
-      <w:proofErr w:type="spellStart"/>
-      <w:r>
-        <w:t>cơ</w:t>
-      </w:r>
-      <w:proofErr w:type="spellEnd"/>
-      <w:r>
-        <w:t xml:space="preserve"> </w:t>
-      </w:r>
-      <w:proofErr w:type="spellStart"/>
-      <w:r>
-        <w:t>sở</w:t>
-      </w:r>
-      <w:proofErr w:type="spellEnd"/>
-      <w:r>
-        <w:t xml:space="preserve"> </w:t>
-      </w:r>
-      <w:proofErr w:type="spellStart"/>
-      <w:r>
-        <w:t>dữ</w:t>
-      </w:r>
-      <w:proofErr w:type="spellEnd"/>
-      <w:r>
-        <w:t xml:space="preserve"> </w:t>
-      </w:r>
-      <w:proofErr w:type="spellStart"/>
-      <w:r>
-        <w:t>liệu</w:t>
-      </w:r>
-      <w:proofErr w:type="spellEnd"/>
-      <w:r>
-        <w:t xml:space="preserve">. </w:t>
-      </w:r>
-    </w:p>
-    <w:p>
-      <w:pPr>
-        <w:numPr>
-          <w:ilvl w:val="0"/>
-          <w:numId w:val="10"/>
-        </w:numPr>
-      </w:pPr>
-      <w:r>
-        <w:rPr>
-          <w:b/>
-          <w:bCs/>
-        </w:rPr>
-        <w:t>PowerShell</w:t>
-      </w:r>
-      <w:r>
-        <w:t xml:space="preserve">: </w:t>
-      </w:r>
-      <w:proofErr w:type="spellStart"/>
-      <w:r>
-        <w:t>thực</w:t>
-      </w:r>
-      <w:proofErr w:type="spellEnd"/>
-      <w:r>
-        <w:t xml:space="preserve"> </w:t>
-      </w:r>
-      <w:proofErr w:type="spellStart"/>
-      <w:r>
-        <w:t>hiện</w:t>
-      </w:r>
-      <w:proofErr w:type="spellEnd"/>
-      <w:r>
-        <w:t xml:space="preserve"> </w:t>
-      </w:r>
-      <w:proofErr w:type="spellStart"/>
-      <w:r>
-        <w:t>các</w:t>
-      </w:r>
-      <w:proofErr w:type="spellEnd"/>
-      <w:r>
-        <w:t xml:space="preserve"> script </w:t>
-      </w:r>
-      <w:proofErr w:type="spellStart"/>
-      <w:r>
-        <w:t>tự</w:t>
-      </w:r>
-      <w:proofErr w:type="spellEnd"/>
-      <w:r>
-        <w:t xml:space="preserve"> </w:t>
-      </w:r>
-      <w:proofErr w:type="spellStart"/>
-      <w:r>
-        <w:t>động</w:t>
-      </w:r>
-      <w:proofErr w:type="spellEnd"/>
-      <w:r>
-        <w:t xml:space="preserve"> </w:t>
-      </w:r>
-      <w:proofErr w:type="spellStart"/>
-      <w:r>
-        <w:t>hóa</w:t>
-      </w:r>
-      <w:proofErr w:type="spellEnd"/>
-      <w:r>
-        <w:t xml:space="preserve"> </w:t>
-      </w:r>
-      <w:proofErr w:type="spellStart"/>
-      <w:r>
-        <w:t>quá</w:t>
-      </w:r>
-      <w:proofErr w:type="spellEnd"/>
-      <w:r>
-        <w:t xml:space="preserve"> </w:t>
-      </w:r>
-      <w:proofErr w:type="spellStart"/>
-      <w:r>
-        <w:t>trình</w:t>
-      </w:r>
-      <w:proofErr w:type="spellEnd"/>
-      <w:r>
-        <w:t xml:space="preserve"> backup/restore. </w:t>
+        <w:t>Khi cần phục hồi, Docker tạo một container tạm thời tương tự quá trình sao lưu. Công cụ pg_restore bên trong container đọc file .dump từ thư mục backend/backup và kết nối đến PostgreSQL trên Neon thông qua DATABASE_URL.</w:t>
       </w:r>
     </w:p>
     <w:p>
       <w:r>
-        <w:pict w14:anchorId="3144083E">
-          <v:rect id="_x0000_i1151" style="width:0;height:1.5pt" o:hralign="center" o:hrstd="t" o:hr="t" fillcolor="#a0a0a0" stroked="f"/>
-        </w:pict>
+        <w:t>backend/backup/backup_YYYY-MM-DD.dump</w:t>
+      </w:r>
+    </w:p>
+    <w:p>
+      <w:r>
+        <w:t xml:space="preserve">      │</w:t>
+      </w:r>
+    </w:p>
+    <w:p>
+      <w:r>
+        <w:t xml:space="preserve">      </w:t>
+      </w:r>
+      <w:r>
+        <w:rPr>
+          <w:rFonts w:ascii="Arial" w:hAnsi="Arial" w:cs="Arial"/>
+        </w:rPr>
+        <w:t>▼</w:t>
+      </w:r>
+    </w:p>
+    <w:p>
+      <w:r>
+        <w:t>Docker container (postgres:18)</w:t>
+      </w:r>
+    </w:p>
+    <w:p>
+      <w:r>
+        <w:t xml:space="preserve">      │</w:t>
+      </w:r>
+    </w:p>
+    <w:p>
+      <w:r>
+        <w:lastRenderedPageBreak/>
+        <w:t xml:space="preserve">      │ pg_restore</w:t>
+      </w:r>
+    </w:p>
+    <w:p>
+      <w:r>
+        <w:t xml:space="preserve">      </w:t>
+      </w:r>
+      <w:r>
+        <w:rPr>
+          <w:rFonts w:ascii="Arial" w:hAnsi="Arial" w:cs="Arial"/>
+        </w:rPr>
+        <w:t>▼</w:t>
+      </w:r>
+    </w:p>
+    <w:p>
+      <w:r>
+        <w:t>Neon PostgreSQL</w:t>
+      </w:r>
+    </w:p>
+    <w:p>
+      <w:r>
+        <w:t>Trong quá trình phục hồi, hệ thống sử dụng các tùy chọn như --clean, --if-exists, --no-owner và --no-privileges để hỗ trợ xóa các đối tượng cũ trước khi khôi phục và tránh các vấn đề về quyền sở hữu hoặc quyền truy cập.</w:t>
       </w:r>
     </w:p>
     <w:p>
@@ -920,5521 +222,47 @@
           <w:b/>
           <w:bCs/>
         </w:rPr>
-        <w:t xml:space="preserve">2. Sao </w:t>
-      </w:r>
-      <w:proofErr w:type="spellStart"/>
-      <w:r>
-        <w:rPr>
-          <w:b/>
-          <w:bCs/>
-        </w:rPr>
-        <w:t>lưu</w:t>
-      </w:r>
-      <w:proofErr w:type="spellEnd"/>
-      <w:r>
-        <w:rPr>
-          <w:b/>
-          <w:bCs/>
-        </w:rPr>
-        <w:t xml:space="preserve"> </w:t>
-      </w:r>
-      <w:proofErr w:type="spellStart"/>
-      <w:r>
-        <w:rPr>
-          <w:b/>
-          <w:bCs/>
-        </w:rPr>
-        <w:t>cơ</w:t>
-      </w:r>
-      <w:proofErr w:type="spellEnd"/>
-      <w:r>
-        <w:rPr>
-          <w:b/>
-          <w:bCs/>
-        </w:rPr>
-        <w:t xml:space="preserve"> </w:t>
-      </w:r>
-      <w:proofErr w:type="spellStart"/>
-      <w:r>
-        <w:rPr>
-          <w:b/>
-          <w:bCs/>
-        </w:rPr>
-        <w:t>sở</w:t>
-      </w:r>
-      <w:proofErr w:type="spellEnd"/>
-      <w:r>
-        <w:rPr>
-          <w:b/>
-          <w:bCs/>
-        </w:rPr>
-        <w:t xml:space="preserve"> </w:t>
-      </w:r>
-      <w:proofErr w:type="spellStart"/>
-      <w:r>
-        <w:rPr>
-          <w:b/>
-          <w:bCs/>
-        </w:rPr>
-        <w:t>dữ</w:t>
-      </w:r>
-      <w:proofErr w:type="spellEnd"/>
-      <w:r>
-        <w:rPr>
-          <w:b/>
-          <w:bCs/>
-        </w:rPr>
-        <w:t xml:space="preserve"> </w:t>
-      </w:r>
-      <w:proofErr w:type="spellStart"/>
-      <w:r>
-        <w:rPr>
-          <w:b/>
-          <w:bCs/>
-        </w:rPr>
-        <w:t>liệu</w:t>
-      </w:r>
-      <w:proofErr w:type="spellEnd"/>
-    </w:p>
-    <w:p>
-      <w:r>
-        <w:t xml:space="preserve">Ban </w:t>
-      </w:r>
-      <w:proofErr w:type="spellStart"/>
-      <w:r>
-        <w:t>đầu</w:t>
-      </w:r>
-      <w:proofErr w:type="spellEnd"/>
-      <w:r>
-        <w:t xml:space="preserve">, </w:t>
-      </w:r>
-      <w:proofErr w:type="spellStart"/>
-      <w:r>
-        <w:t>việc</w:t>
-      </w:r>
-      <w:proofErr w:type="spellEnd"/>
-      <w:r>
-        <w:t xml:space="preserve"> </w:t>
-      </w:r>
-      <w:proofErr w:type="spellStart"/>
-      <w:r>
-        <w:t>sao</w:t>
-      </w:r>
-      <w:proofErr w:type="spellEnd"/>
-      <w:r>
-        <w:t xml:space="preserve"> </w:t>
-      </w:r>
-      <w:proofErr w:type="spellStart"/>
-      <w:r>
-        <w:t>lưu</w:t>
-      </w:r>
-      <w:proofErr w:type="spellEnd"/>
-      <w:r>
-        <w:t xml:space="preserve"> </w:t>
-      </w:r>
-      <w:proofErr w:type="spellStart"/>
-      <w:r>
-        <w:t>được</w:t>
-      </w:r>
-      <w:proofErr w:type="spellEnd"/>
-      <w:r>
-        <w:t xml:space="preserve"> </w:t>
-      </w:r>
-      <w:proofErr w:type="spellStart"/>
-      <w:r>
-        <w:t>thực</w:t>
-      </w:r>
-      <w:proofErr w:type="spellEnd"/>
-      <w:r>
-        <w:t xml:space="preserve"> </w:t>
-      </w:r>
-      <w:proofErr w:type="spellStart"/>
-      <w:r>
-        <w:t>hiện</w:t>
-      </w:r>
-      <w:proofErr w:type="spellEnd"/>
-      <w:r>
-        <w:t xml:space="preserve"> </w:t>
-      </w:r>
-      <w:proofErr w:type="spellStart"/>
-      <w:r>
-        <w:t>bằng</w:t>
-      </w:r>
-      <w:proofErr w:type="spellEnd"/>
-      <w:r>
-        <w:t xml:space="preserve"> </w:t>
-      </w:r>
-      <w:proofErr w:type="spellStart"/>
-      <w:r>
-        <w:t>pg_dump</w:t>
-      </w:r>
-      <w:proofErr w:type="spellEnd"/>
-      <w:r>
-        <w:t xml:space="preserve">. Sau </w:t>
-      </w:r>
-      <w:proofErr w:type="spellStart"/>
-      <w:r>
-        <w:t>khi</w:t>
-      </w:r>
-      <w:proofErr w:type="spellEnd"/>
-      <w:r>
-        <w:t xml:space="preserve"> </w:t>
-      </w:r>
-      <w:proofErr w:type="spellStart"/>
-      <w:r>
-        <w:t>xác</w:t>
-      </w:r>
-      <w:proofErr w:type="spellEnd"/>
-      <w:r>
-        <w:t xml:space="preserve"> </w:t>
-      </w:r>
-      <w:proofErr w:type="spellStart"/>
-      <w:r>
-        <w:t>định</w:t>
-      </w:r>
-      <w:proofErr w:type="spellEnd"/>
-      <w:r>
-        <w:t xml:space="preserve"> CSDL </w:t>
-      </w:r>
-      <w:proofErr w:type="spellStart"/>
-      <w:r>
-        <w:t>nằm</w:t>
-      </w:r>
-      <w:proofErr w:type="spellEnd"/>
-      <w:r>
-        <w:t xml:space="preserve"> </w:t>
-      </w:r>
-      <w:proofErr w:type="spellStart"/>
-      <w:r>
-        <w:t>trên</w:t>
-      </w:r>
-      <w:proofErr w:type="spellEnd"/>
-      <w:r>
-        <w:t xml:space="preserve"> Neon, </w:t>
-      </w:r>
-      <w:proofErr w:type="spellStart"/>
-      <w:r>
-        <w:t>tiến</w:t>
-      </w:r>
-      <w:proofErr w:type="spellEnd"/>
-      <w:r>
-        <w:t xml:space="preserve"> </w:t>
-      </w:r>
-      <w:proofErr w:type="spellStart"/>
-      <w:r>
-        <w:t>hành</w:t>
-      </w:r>
-      <w:proofErr w:type="spellEnd"/>
-      <w:r>
-        <w:t xml:space="preserve"> </w:t>
-      </w:r>
-      <w:proofErr w:type="spellStart"/>
-      <w:r>
-        <w:t>sử</w:t>
-      </w:r>
-      <w:proofErr w:type="spellEnd"/>
-      <w:r>
-        <w:t xml:space="preserve"> </w:t>
-      </w:r>
-      <w:proofErr w:type="spellStart"/>
-      <w:r>
-        <w:t>dụng</w:t>
-      </w:r>
-      <w:proofErr w:type="spellEnd"/>
-      <w:r>
-        <w:t xml:space="preserve"> DATABASE_URL </w:t>
-      </w:r>
-      <w:proofErr w:type="spellStart"/>
-      <w:r>
-        <w:t>để</w:t>
-      </w:r>
-      <w:proofErr w:type="spellEnd"/>
-      <w:r>
-        <w:t xml:space="preserve"> </w:t>
-      </w:r>
-      <w:proofErr w:type="spellStart"/>
-      <w:r>
-        <w:t>kết</w:t>
-      </w:r>
-      <w:proofErr w:type="spellEnd"/>
-      <w:r>
-        <w:t xml:space="preserve"> </w:t>
-      </w:r>
-      <w:proofErr w:type="spellStart"/>
-      <w:r>
-        <w:t>nối</w:t>
-      </w:r>
-      <w:proofErr w:type="spellEnd"/>
-      <w:r>
-        <w:t xml:space="preserve"> </w:t>
-      </w:r>
-      <w:proofErr w:type="spellStart"/>
-      <w:r>
-        <w:t>đến</w:t>
-      </w:r>
-      <w:proofErr w:type="spellEnd"/>
-      <w:r>
-        <w:t xml:space="preserve"> CSDL.</w:t>
-      </w:r>
-    </w:p>
-    <w:p>
-      <w:proofErr w:type="spellStart"/>
-      <w:r>
-        <w:t>Lệnh</w:t>
-      </w:r>
-      <w:proofErr w:type="spellEnd"/>
-      <w:r>
-        <w:t xml:space="preserve"> </w:t>
-      </w:r>
-      <w:proofErr w:type="spellStart"/>
-      <w:r>
-        <w:t>sao</w:t>
-      </w:r>
-      <w:proofErr w:type="spellEnd"/>
-      <w:r>
-        <w:t xml:space="preserve"> </w:t>
-      </w:r>
-      <w:proofErr w:type="spellStart"/>
-      <w:r>
-        <w:t>lưu</w:t>
-      </w:r>
-      <w:proofErr w:type="spellEnd"/>
-      <w:r>
-        <w:t xml:space="preserve"> </w:t>
-      </w:r>
-      <w:proofErr w:type="spellStart"/>
-      <w:r>
-        <w:t>cơ</w:t>
-      </w:r>
-      <w:proofErr w:type="spellEnd"/>
-      <w:r>
-        <w:t xml:space="preserve"> </w:t>
-      </w:r>
-      <w:proofErr w:type="spellStart"/>
-      <w:r>
-        <w:t>bản</w:t>
-      </w:r>
-      <w:proofErr w:type="spellEnd"/>
-      <w:r>
-        <w:t>:</w:t>
-      </w:r>
-    </w:p>
-    <w:p>
-      <w:proofErr w:type="spellStart"/>
-      <w:r>
-        <w:t>pg_dump</w:t>
-      </w:r>
-      <w:proofErr w:type="spellEnd"/>
-      <w:r>
-        <w:t xml:space="preserve"> "$</w:t>
-      </w:r>
-      <w:proofErr w:type="spellStart"/>
-      <w:proofErr w:type="gramStart"/>
-      <w:r>
-        <w:t>env:DATABASE</w:t>
-      </w:r>
-      <w:proofErr w:type="gramEnd"/>
-      <w:r>
-        <w:t>_URL</w:t>
-      </w:r>
-      <w:proofErr w:type="spellEnd"/>
-      <w:r>
-        <w:t xml:space="preserve">" -F c -b -v -f </w:t>
-      </w:r>
-      <w:proofErr w:type="gramStart"/>
-      <w:r>
-        <w:t>"./</w:t>
-      </w:r>
-      <w:proofErr w:type="gramEnd"/>
-      <w:r>
-        <w:t>backup/backup_$</w:t>
-      </w:r>
-      <w:proofErr w:type="spellStart"/>
-      <w:proofErr w:type="gramStart"/>
-      <w:r>
-        <w:t>date.dump</w:t>
-      </w:r>
-      <w:proofErr w:type="spellEnd"/>
-      <w:proofErr w:type="gramEnd"/>
-      <w:r>
-        <w:t>"</w:t>
+        <w:t>Vai trò của Docker</w:t>
       </w:r>
     </w:p>
     <w:p>
       <w:r>
-        <w:t xml:space="preserve">Trong </w:t>
-      </w:r>
-      <w:proofErr w:type="spellStart"/>
-      <w:r>
-        <w:t>đó</w:t>
-      </w:r>
-      <w:proofErr w:type="spellEnd"/>
-      <w:r>
-        <w:t>:</w:t>
-      </w:r>
-    </w:p>
-    <w:p>
-      <w:pPr>
-        <w:numPr>
-          <w:ilvl w:val="0"/>
-          <w:numId w:val="11"/>
-        </w:numPr>
-      </w:pPr>
-      <w:proofErr w:type="spellStart"/>
-      <w:r>
-        <w:t>pg_dump</w:t>
-      </w:r>
-      <w:proofErr w:type="spellEnd"/>
-      <w:r>
-        <w:t xml:space="preserve">: </w:t>
-      </w:r>
-      <w:proofErr w:type="spellStart"/>
-      <w:r>
-        <w:t>công</w:t>
-      </w:r>
-      <w:proofErr w:type="spellEnd"/>
-      <w:r>
-        <w:t xml:space="preserve"> </w:t>
-      </w:r>
-      <w:proofErr w:type="spellStart"/>
-      <w:r>
-        <w:t>cụ</w:t>
-      </w:r>
-      <w:proofErr w:type="spellEnd"/>
-      <w:r>
-        <w:t xml:space="preserve"> </w:t>
-      </w:r>
-      <w:proofErr w:type="spellStart"/>
-      <w:r>
-        <w:t>sao</w:t>
-      </w:r>
-      <w:proofErr w:type="spellEnd"/>
-      <w:r>
-        <w:t xml:space="preserve"> </w:t>
-      </w:r>
-      <w:proofErr w:type="spellStart"/>
-      <w:r>
-        <w:t>lưu</w:t>
-      </w:r>
-      <w:proofErr w:type="spellEnd"/>
-      <w:r>
-        <w:t xml:space="preserve"> PostgreSQL. </w:t>
-      </w:r>
-    </w:p>
-    <w:p>
-      <w:pPr>
-        <w:numPr>
-          <w:ilvl w:val="0"/>
-          <w:numId w:val="11"/>
-        </w:numPr>
-      </w:pPr>
-      <w:r>
-        <w:t xml:space="preserve">-F c: </w:t>
-      </w:r>
-      <w:proofErr w:type="spellStart"/>
-      <w:r>
-        <w:t>sử</w:t>
-      </w:r>
-      <w:proofErr w:type="spellEnd"/>
-      <w:r>
-        <w:t xml:space="preserve"> </w:t>
-      </w:r>
-      <w:proofErr w:type="spellStart"/>
-      <w:r>
-        <w:t>dụng</w:t>
-      </w:r>
-      <w:proofErr w:type="spellEnd"/>
-      <w:r>
-        <w:t xml:space="preserve"> </w:t>
+        <w:t xml:space="preserve">Docker giúp chuẩn hóa môi trường thực hiện backup/restore. Máy của thành viên trong nhóm </w:t>
       </w:r>
       <w:r>
         <w:rPr>
           <w:b/>
           <w:bCs/>
         </w:rPr>
-        <w:t>Custom Format</w:t>
+        <w:t>không cần cài trực tiếp PostgreSQL hoặc các công cụ pg_dump, pg_restore</w:t>
       </w:r>
       <w:r>
-        <w:t xml:space="preserve">. </w:t>
-      </w:r>
-    </w:p>
-    <w:p>
-      <w:pPr>
-        <w:numPr>
-          <w:ilvl w:val="0"/>
-          <w:numId w:val="11"/>
-        </w:numPr>
-      </w:pPr>
-      <w:r>
-        <w:t xml:space="preserve">-b: bao </w:t>
-      </w:r>
-      <w:proofErr w:type="spellStart"/>
-      <w:r>
-        <w:t>gồm</w:t>
-      </w:r>
-      <w:proofErr w:type="spellEnd"/>
-      <w:r>
-        <w:t xml:space="preserve"> </w:t>
-      </w:r>
-      <w:proofErr w:type="spellStart"/>
-      <w:r>
-        <w:t>dữ</w:t>
-      </w:r>
-      <w:proofErr w:type="spellEnd"/>
-      <w:r>
-        <w:t xml:space="preserve"> </w:t>
-      </w:r>
-      <w:proofErr w:type="spellStart"/>
-      <w:r>
-        <w:t>liệu</w:t>
-      </w:r>
-      <w:proofErr w:type="spellEnd"/>
-      <w:r>
-        <w:t xml:space="preserve"> large objects </w:t>
-      </w:r>
-      <w:proofErr w:type="spellStart"/>
-      <w:r>
-        <w:t>nếu</w:t>
-      </w:r>
-      <w:proofErr w:type="spellEnd"/>
-      <w:r>
-        <w:t xml:space="preserve"> </w:t>
-      </w:r>
-      <w:proofErr w:type="spellStart"/>
-      <w:r>
-        <w:t>có</w:t>
-      </w:r>
-      <w:proofErr w:type="spellEnd"/>
-      <w:r>
-        <w:t xml:space="preserve">. </w:t>
-      </w:r>
-    </w:p>
-    <w:p>
-      <w:pPr>
-        <w:numPr>
-          <w:ilvl w:val="0"/>
-          <w:numId w:val="11"/>
-        </w:numPr>
-      </w:pPr>
-      <w:r>
-        <w:t xml:space="preserve">-v: </w:t>
-      </w:r>
-      <w:proofErr w:type="spellStart"/>
-      <w:r>
-        <w:t>hiển</w:t>
-      </w:r>
-      <w:proofErr w:type="spellEnd"/>
-      <w:r>
-        <w:t xml:space="preserve"> </w:t>
-      </w:r>
-      <w:proofErr w:type="spellStart"/>
-      <w:r>
-        <w:t>thị</w:t>
-      </w:r>
-      <w:proofErr w:type="spellEnd"/>
-      <w:r>
-        <w:t xml:space="preserve"> </w:t>
-      </w:r>
-      <w:proofErr w:type="spellStart"/>
-      <w:r>
-        <w:t>thông</w:t>
-      </w:r>
-      <w:proofErr w:type="spellEnd"/>
-      <w:r>
-        <w:t xml:space="preserve"> tin chi </w:t>
-      </w:r>
-      <w:proofErr w:type="spellStart"/>
-      <w:r>
-        <w:t>tiết</w:t>
-      </w:r>
-      <w:proofErr w:type="spellEnd"/>
-      <w:r>
-        <w:t xml:space="preserve"> </w:t>
-      </w:r>
-      <w:proofErr w:type="spellStart"/>
-      <w:r>
-        <w:t>trong</w:t>
-      </w:r>
-      <w:proofErr w:type="spellEnd"/>
-      <w:r>
-        <w:t xml:space="preserve"> </w:t>
-      </w:r>
-      <w:proofErr w:type="spellStart"/>
-      <w:r>
-        <w:t>quá</w:t>
-      </w:r>
-      <w:proofErr w:type="spellEnd"/>
-      <w:r>
-        <w:t xml:space="preserve"> </w:t>
-      </w:r>
-      <w:proofErr w:type="spellStart"/>
-      <w:r>
-        <w:t>trình</w:t>
-      </w:r>
-      <w:proofErr w:type="spellEnd"/>
-      <w:r>
-        <w:t xml:space="preserve"> </w:t>
-      </w:r>
-      <w:proofErr w:type="spellStart"/>
-      <w:r>
-        <w:t>sao</w:t>
-      </w:r>
-      <w:proofErr w:type="spellEnd"/>
-      <w:r>
-        <w:t xml:space="preserve"> </w:t>
-      </w:r>
-      <w:proofErr w:type="spellStart"/>
-      <w:r>
-        <w:t>lưu</w:t>
-      </w:r>
-      <w:proofErr w:type="spellEnd"/>
-      <w:r>
-        <w:t xml:space="preserve">. </w:t>
-      </w:r>
-    </w:p>
-    <w:p>
-      <w:pPr>
-        <w:numPr>
-          <w:ilvl w:val="0"/>
-          <w:numId w:val="11"/>
-        </w:numPr>
-      </w:pPr>
-      <w:r>
-        <w:t xml:space="preserve">-f: </w:t>
-      </w:r>
-      <w:proofErr w:type="spellStart"/>
-      <w:r>
-        <w:t>chỉ</w:t>
-      </w:r>
-      <w:proofErr w:type="spellEnd"/>
-      <w:r>
-        <w:t xml:space="preserve"> </w:t>
-      </w:r>
-      <w:proofErr w:type="spellStart"/>
-      <w:r>
-        <w:t>định</w:t>
-      </w:r>
-      <w:proofErr w:type="spellEnd"/>
-      <w:r>
-        <w:t xml:space="preserve"> file </w:t>
-      </w:r>
-      <w:proofErr w:type="spellStart"/>
-      <w:r>
-        <w:t>đầu</w:t>
-      </w:r>
-      <w:proofErr w:type="spellEnd"/>
-      <w:r>
-        <w:t xml:space="preserve"> </w:t>
-      </w:r>
-      <w:proofErr w:type="spellStart"/>
-      <w:r>
-        <w:t>ra.</w:t>
-      </w:r>
-      <w:proofErr w:type="spellEnd"/>
-      <w:r>
-        <w:t xml:space="preserve"> </w:t>
-      </w:r>
-    </w:p>
-    <w:p>
-      <w:pPr>
-        <w:rPr>
-          <w:b/>
-          <w:bCs/>
-        </w:rPr>
-      </w:pPr>
-      <w:proofErr w:type="spellStart"/>
-      <w:r>
-        <w:rPr>
-          <w:b/>
-          <w:bCs/>
-        </w:rPr>
-        <w:t>Tự</w:t>
-      </w:r>
-      <w:proofErr w:type="spellEnd"/>
-      <w:r>
-        <w:rPr>
-          <w:b/>
-          <w:bCs/>
-        </w:rPr>
-        <w:t xml:space="preserve"> </w:t>
-      </w:r>
-      <w:proofErr w:type="spellStart"/>
-      <w:r>
-        <w:rPr>
-          <w:b/>
-          <w:bCs/>
-        </w:rPr>
-        <w:t>động</w:t>
-      </w:r>
-      <w:proofErr w:type="spellEnd"/>
-      <w:r>
-        <w:rPr>
-          <w:b/>
-          <w:bCs/>
-        </w:rPr>
-        <w:t xml:space="preserve"> </w:t>
-      </w:r>
-      <w:proofErr w:type="spellStart"/>
-      <w:r>
-        <w:rPr>
-          <w:b/>
-          <w:bCs/>
-        </w:rPr>
-        <w:t>đặt</w:t>
-      </w:r>
-      <w:proofErr w:type="spellEnd"/>
-      <w:r>
-        <w:rPr>
-          <w:b/>
-          <w:bCs/>
-        </w:rPr>
-        <w:t xml:space="preserve"> </w:t>
-      </w:r>
-      <w:proofErr w:type="spellStart"/>
-      <w:r>
-        <w:rPr>
-          <w:b/>
-          <w:bCs/>
-        </w:rPr>
-        <w:t>tên</w:t>
-      </w:r>
-      <w:proofErr w:type="spellEnd"/>
-      <w:r>
-        <w:rPr>
-          <w:b/>
-          <w:bCs/>
-        </w:rPr>
-        <w:t xml:space="preserve"> file </w:t>
-      </w:r>
-      <w:proofErr w:type="spellStart"/>
-      <w:r>
-        <w:rPr>
-          <w:b/>
-          <w:bCs/>
-        </w:rPr>
-        <w:t>theo</w:t>
-      </w:r>
-      <w:proofErr w:type="spellEnd"/>
-      <w:r>
-        <w:rPr>
-          <w:b/>
-          <w:bCs/>
-        </w:rPr>
-        <w:t xml:space="preserve"> </w:t>
-      </w:r>
-      <w:proofErr w:type="spellStart"/>
-      <w:r>
-        <w:rPr>
-          <w:b/>
-          <w:bCs/>
-        </w:rPr>
-        <w:t>ngày</w:t>
-      </w:r>
-      <w:proofErr w:type="spellEnd"/>
-    </w:p>
-    <w:p>
-      <w:proofErr w:type="spellStart"/>
-      <w:r>
-        <w:t>Để</w:t>
-      </w:r>
-      <w:proofErr w:type="spellEnd"/>
-      <w:r>
-        <w:t xml:space="preserve"> </w:t>
-      </w:r>
-      <w:proofErr w:type="spellStart"/>
-      <w:r>
-        <w:t>tránh</w:t>
-      </w:r>
-      <w:proofErr w:type="spellEnd"/>
-      <w:r>
-        <w:t xml:space="preserve"> </w:t>
-      </w:r>
-      <w:proofErr w:type="spellStart"/>
-      <w:r>
-        <w:t>ghi</w:t>
-      </w:r>
-      <w:proofErr w:type="spellEnd"/>
-      <w:r>
-        <w:t xml:space="preserve"> </w:t>
-      </w:r>
-      <w:proofErr w:type="spellStart"/>
-      <w:r>
-        <w:t>đè</w:t>
-      </w:r>
-      <w:proofErr w:type="spellEnd"/>
-      <w:r>
-        <w:t xml:space="preserve"> </w:t>
-      </w:r>
-      <w:proofErr w:type="spellStart"/>
-      <w:r>
-        <w:t>bản</w:t>
-      </w:r>
-      <w:proofErr w:type="spellEnd"/>
-      <w:r>
-        <w:t xml:space="preserve"> backup </w:t>
-      </w:r>
-      <w:proofErr w:type="spellStart"/>
-      <w:r>
-        <w:t>cũ</w:t>
-      </w:r>
-      <w:proofErr w:type="spellEnd"/>
-      <w:r>
-        <w:t xml:space="preserve">, script backup.ps1 </w:t>
-      </w:r>
-      <w:proofErr w:type="spellStart"/>
-      <w:r>
-        <w:t>sử</w:t>
-      </w:r>
-      <w:proofErr w:type="spellEnd"/>
-      <w:r>
-        <w:t xml:space="preserve"> </w:t>
-      </w:r>
-      <w:proofErr w:type="spellStart"/>
-      <w:r>
-        <w:t>dụng</w:t>
-      </w:r>
-      <w:proofErr w:type="spellEnd"/>
-      <w:r>
-        <w:t xml:space="preserve"> </w:t>
-      </w:r>
-      <w:proofErr w:type="spellStart"/>
-      <w:r>
-        <w:t>ngày</w:t>
-      </w:r>
-      <w:proofErr w:type="spellEnd"/>
-      <w:r>
-        <w:t xml:space="preserve"> </w:t>
-      </w:r>
-      <w:proofErr w:type="spellStart"/>
-      <w:r>
-        <w:t>hiện</w:t>
-      </w:r>
-      <w:proofErr w:type="spellEnd"/>
-      <w:r>
-        <w:t xml:space="preserve"> </w:t>
-      </w:r>
-      <w:proofErr w:type="spellStart"/>
-      <w:r>
-        <w:t>tại</w:t>
-      </w:r>
-      <w:proofErr w:type="spellEnd"/>
-      <w:r>
-        <w:t xml:space="preserve"> </w:t>
-      </w:r>
-      <w:proofErr w:type="spellStart"/>
-      <w:r>
-        <w:t>để</w:t>
-      </w:r>
-      <w:proofErr w:type="spellEnd"/>
-      <w:r>
-        <w:t xml:space="preserve"> </w:t>
-      </w:r>
-      <w:proofErr w:type="spellStart"/>
-      <w:r>
-        <w:t>đặt</w:t>
-      </w:r>
-      <w:proofErr w:type="spellEnd"/>
-      <w:r>
-        <w:t xml:space="preserve"> </w:t>
-      </w:r>
-      <w:proofErr w:type="spellStart"/>
-      <w:r>
-        <w:t>tên</w:t>
-      </w:r>
-      <w:proofErr w:type="spellEnd"/>
-      <w:r>
-        <w:t xml:space="preserve"> file:</w:t>
+        <w:t>, chỉ cần cài Docker Desktop và có file .env chứa thông tin kết nối CSDL.</w:t>
       </w:r>
     </w:p>
     <w:p>
       <w:r>
-        <w:t>backup_2026-09-</w:t>
-      </w:r>
-      <w:proofErr w:type="gramStart"/>
-      <w:r>
-        <w:t>19.dump</w:t>
-      </w:r>
-      <w:proofErr w:type="gramEnd"/>
-    </w:p>
-    <w:p>
-      <w:r>
-        <w:t>backup_2026-09-</w:t>
-      </w:r>
-      <w:proofErr w:type="gramStart"/>
-      <w:r>
-        <w:t>20.dump</w:t>
-      </w:r>
-      <w:proofErr w:type="gramEnd"/>
-    </w:p>
-    <w:p>
-      <w:r>
-        <w:t>backup_2026-09-</w:t>
-      </w:r>
-      <w:proofErr w:type="gramStart"/>
-      <w:r>
-        <w:t>21.dump</w:t>
-      </w:r>
-      <w:proofErr w:type="gramEnd"/>
-    </w:p>
-    <w:p>
-      <w:proofErr w:type="spellStart"/>
-      <w:r>
-        <w:t>Cấu</w:t>
-      </w:r>
-      <w:proofErr w:type="spellEnd"/>
-      <w:r>
-        <w:t xml:space="preserve"> </w:t>
-      </w:r>
-      <w:proofErr w:type="spellStart"/>
-      <w:r>
-        <w:t>trúc</w:t>
-      </w:r>
-      <w:proofErr w:type="spellEnd"/>
-      <w:r>
-        <w:t xml:space="preserve"> </w:t>
-      </w:r>
-      <w:proofErr w:type="spellStart"/>
-      <w:r>
-        <w:t>thư</w:t>
-      </w:r>
-      <w:proofErr w:type="spellEnd"/>
-      <w:r>
-        <w:t xml:space="preserve"> </w:t>
-      </w:r>
-      <w:proofErr w:type="spellStart"/>
-      <w:r>
-        <w:t>mục</w:t>
-      </w:r>
-      <w:proofErr w:type="spellEnd"/>
-      <w:r>
-        <w:t>:</w:t>
+        <w:t>Các thao tác được tích hợp vào Backend thông qua:</w:t>
       </w:r>
     </w:p>
     <w:p>
       <w:r>
-        <w:t>backend/</w:t>
+        <w:t>npm run backup</w:t>
       </w:r>
     </w:p>
     <w:p>
       <w:r>
-        <w:rPr>
-          <w:rFonts w:ascii="MS Gothic" w:eastAsia="MS Gothic" w:hAnsi="MS Gothic" w:cs="MS Gothic" w:hint="eastAsia"/>
-        </w:rPr>
-        <w:t>├</w:t>
-      </w:r>
-      <w:r>
-        <w:rPr>
-          <w:rFonts w:cs="Calibri"/>
-        </w:rPr>
-        <w:t>──</w:t>
-      </w:r>
-      <w:r>
-        <w:t xml:space="preserve"> backup/</w:t>
+        <w:t>để sao lưu và:</w:t>
       </w:r>
     </w:p>
     <w:p>
       <w:r>
-        <w:lastRenderedPageBreak/>
-        <w:t xml:space="preserve">│   </w:t>
-      </w:r>
-      <w:r>
-        <w:rPr>
-          <w:rFonts w:ascii="MS Gothic" w:eastAsia="MS Gothic" w:hAnsi="MS Gothic" w:cs="MS Gothic" w:hint="eastAsia"/>
-        </w:rPr>
-        <w:t>├</w:t>
-      </w:r>
-      <w:r>
-        <w:rPr>
-          <w:rFonts w:cs="Calibri"/>
-        </w:rPr>
-        <w:t>──</w:t>
-      </w:r>
-      <w:r>
-        <w:t xml:space="preserve"> backup.ps1</w:t>
+        <w:t>npm run restore</w:t>
       </w:r>
     </w:p>
     <w:p>
       <w:r>
-        <w:t xml:space="preserve">│   </w:t>
-      </w:r>
-      <w:r>
-        <w:rPr>
-          <w:rFonts w:ascii="MS Gothic" w:eastAsia="MS Gothic" w:hAnsi="MS Gothic" w:cs="MS Gothic" w:hint="eastAsia"/>
-        </w:rPr>
-        <w:t>├</w:t>
-      </w:r>
-      <w:r>
-        <w:rPr>
-          <w:rFonts w:cs="Calibri"/>
-        </w:rPr>
-        <w:t>──</w:t>
-      </w:r>
-      <w:r>
-        <w:t xml:space="preserve"> restore.ps1</w:t>
-      </w:r>
-    </w:p>
-    <w:p>
-      <w:r>
-        <w:t xml:space="preserve">│   </w:t>
-      </w:r>
-      <w:r>
-        <w:rPr>
-          <w:rFonts w:ascii="MS Gothic" w:eastAsia="MS Gothic" w:hAnsi="MS Gothic" w:cs="MS Gothic" w:hint="eastAsia"/>
-        </w:rPr>
-        <w:t>├</w:t>
-      </w:r>
-      <w:r>
-        <w:rPr>
-          <w:rFonts w:cs="Calibri"/>
-        </w:rPr>
-        <w:t>──</w:t>
-      </w:r>
-      <w:r>
-        <w:t xml:space="preserve"> backup_2026-09-</w:t>
-      </w:r>
-      <w:proofErr w:type="gramStart"/>
-      <w:r>
-        <w:t>19.dump</w:t>
-      </w:r>
-      <w:proofErr w:type="gramEnd"/>
-    </w:p>
-    <w:p>
-      <w:r>
-        <w:t>│   └── ...</w:t>
-      </w:r>
-    </w:p>
-    <w:p>
-      <w:r>
-        <w:rPr>
-          <w:rFonts w:ascii="MS Gothic" w:eastAsia="MS Gothic" w:hAnsi="MS Gothic" w:cs="MS Gothic" w:hint="eastAsia"/>
-        </w:rPr>
-        <w:t>├</w:t>
-      </w:r>
-      <w:r>
-        <w:rPr>
-          <w:rFonts w:cs="Calibri"/>
-        </w:rPr>
-        <w:t>──</w:t>
-      </w:r>
-      <w:r>
-        <w:t xml:space="preserve"> </w:t>
-      </w:r>
-      <w:proofErr w:type="spellStart"/>
-      <w:r>
-        <w:t>prisma</w:t>
-      </w:r>
-      <w:proofErr w:type="spellEnd"/>
-      <w:r>
-        <w:t>/</w:t>
-      </w:r>
-    </w:p>
-    <w:p>
-      <w:r>
-        <w:rPr>
-          <w:rFonts w:ascii="MS Gothic" w:eastAsia="MS Gothic" w:hAnsi="MS Gothic" w:cs="MS Gothic" w:hint="eastAsia"/>
-        </w:rPr>
-        <w:t>├</w:t>
-      </w:r>
-      <w:r>
-        <w:rPr>
-          <w:rFonts w:cs="Calibri"/>
-        </w:rPr>
-        <w:t>──</w:t>
-      </w:r>
-      <w:r>
-        <w:t xml:space="preserve"> </w:t>
-      </w:r>
-      <w:proofErr w:type="spellStart"/>
-      <w:r>
-        <w:t>src</w:t>
-      </w:r>
-      <w:proofErr w:type="spellEnd"/>
-      <w:r>
-        <w:t>/</w:t>
-      </w:r>
-    </w:p>
-    <w:p>
-      <w:r>
-        <w:rPr>
-          <w:rFonts w:ascii="MS Gothic" w:eastAsia="MS Gothic" w:hAnsi="MS Gothic" w:cs="MS Gothic" w:hint="eastAsia"/>
-        </w:rPr>
-        <w:t>├</w:t>
-      </w:r>
-      <w:r>
-        <w:rPr>
-          <w:rFonts w:cs="Calibri"/>
-        </w:rPr>
-        <w:t>──</w:t>
-      </w:r>
-      <w:r>
-        <w:t xml:space="preserve"> test/</w:t>
-      </w:r>
-    </w:p>
-    <w:p>
-      <w:r>
-        <w:rPr>
-          <w:rFonts w:ascii="MS Gothic" w:eastAsia="MS Gothic" w:hAnsi="MS Gothic" w:cs="MS Gothic" w:hint="eastAsia"/>
-        </w:rPr>
-        <w:t>├</w:t>
-      </w:r>
-      <w:r>
-        <w:rPr>
-          <w:rFonts w:cs="Calibri"/>
-        </w:rPr>
-        <w:t>─</w:t>
-      </w:r>
-      <w:proofErr w:type="gramStart"/>
-      <w:r>
-        <w:rPr>
-          <w:rFonts w:cs="Calibri"/>
-        </w:rPr>
-        <w:t>─</w:t>
-      </w:r>
-      <w:r>
-        <w:t xml:space="preserve"> .env</w:t>
-      </w:r>
-      <w:proofErr w:type="gramEnd"/>
-    </w:p>
-    <w:p>
-      <w:r>
-        <w:t xml:space="preserve">└── </w:t>
-      </w:r>
-      <w:proofErr w:type="spellStart"/>
-      <w:proofErr w:type="gramStart"/>
-      <w:r>
-        <w:t>package.json</w:t>
-      </w:r>
-      <w:proofErr w:type="spellEnd"/>
-      <w:proofErr w:type="gramEnd"/>
-    </w:p>
-    <w:p>
-      <w:r>
-        <w:t xml:space="preserve">Script backup.ps1 </w:t>
-      </w:r>
-      <w:proofErr w:type="spellStart"/>
-      <w:r>
-        <w:t>được</w:t>
-      </w:r>
-      <w:proofErr w:type="spellEnd"/>
-      <w:r>
-        <w:t xml:space="preserve"> </w:t>
-      </w:r>
-      <w:proofErr w:type="spellStart"/>
-      <w:r>
-        <w:t>thiết</w:t>
-      </w:r>
-      <w:proofErr w:type="spellEnd"/>
-      <w:r>
-        <w:t xml:space="preserve"> </w:t>
-      </w:r>
-      <w:proofErr w:type="spellStart"/>
-      <w:r>
-        <w:t>kế</w:t>
-      </w:r>
-      <w:proofErr w:type="spellEnd"/>
-      <w:r>
-        <w:t xml:space="preserve"> </w:t>
-      </w:r>
-      <w:proofErr w:type="spellStart"/>
-      <w:r>
-        <w:t>để</w:t>
-      </w:r>
-      <w:proofErr w:type="spellEnd"/>
-      <w:r>
-        <w:t xml:space="preserve"> </w:t>
-      </w:r>
-      <w:proofErr w:type="spellStart"/>
-      <w:r>
-        <w:rPr>
-          <w:b/>
-          <w:bCs/>
-        </w:rPr>
-        <w:t>tự</w:t>
-      </w:r>
-      <w:proofErr w:type="spellEnd"/>
-      <w:r>
-        <w:rPr>
-          <w:b/>
-          <w:bCs/>
-        </w:rPr>
-        <w:t xml:space="preserve"> </w:t>
-      </w:r>
-      <w:proofErr w:type="spellStart"/>
-      <w:r>
-        <w:rPr>
-          <w:b/>
-          <w:bCs/>
-        </w:rPr>
-        <w:t>đọc</w:t>
-      </w:r>
-      <w:proofErr w:type="spellEnd"/>
-      <w:r>
-        <w:rPr>
-          <w:b/>
-          <w:bCs/>
-        </w:rPr>
-        <w:t xml:space="preserve"> DATABASE_URL </w:t>
-      </w:r>
-      <w:proofErr w:type="spellStart"/>
-      <w:proofErr w:type="gramStart"/>
-      <w:r>
-        <w:rPr>
-          <w:b/>
-          <w:bCs/>
-        </w:rPr>
-        <w:t>từ</w:t>
-      </w:r>
-      <w:proofErr w:type="spellEnd"/>
-      <w:r>
-        <w:rPr>
-          <w:b/>
-          <w:bCs/>
-        </w:rPr>
-        <w:t xml:space="preserve"> .env</w:t>
-      </w:r>
-      <w:proofErr w:type="gramEnd"/>
-      <w:r>
-        <w:t xml:space="preserve">, </w:t>
-      </w:r>
-      <w:proofErr w:type="spellStart"/>
-      <w:r>
-        <w:t>sau</w:t>
-      </w:r>
-      <w:proofErr w:type="spellEnd"/>
-      <w:r>
-        <w:t xml:space="preserve"> </w:t>
-      </w:r>
-      <w:proofErr w:type="spellStart"/>
-      <w:r>
-        <w:t>đó</w:t>
-      </w:r>
-      <w:proofErr w:type="spellEnd"/>
-      <w:r>
-        <w:t xml:space="preserve"> </w:t>
-      </w:r>
-      <w:proofErr w:type="spellStart"/>
-      <w:r>
-        <w:t>thực</w:t>
-      </w:r>
-      <w:proofErr w:type="spellEnd"/>
-      <w:r>
-        <w:t xml:space="preserve"> </w:t>
-      </w:r>
-      <w:proofErr w:type="spellStart"/>
-      <w:r>
-        <w:t>hiện</w:t>
-      </w:r>
-      <w:proofErr w:type="spellEnd"/>
-      <w:r>
-        <w:t xml:space="preserve"> </w:t>
-      </w:r>
-      <w:proofErr w:type="spellStart"/>
-      <w:r>
-        <w:t>pg_dump</w:t>
-      </w:r>
-      <w:proofErr w:type="spellEnd"/>
-      <w:r>
-        <w:t xml:space="preserve">. </w:t>
-      </w:r>
-      <w:proofErr w:type="spellStart"/>
-      <w:r>
-        <w:t>Vì</w:t>
-      </w:r>
-      <w:proofErr w:type="spellEnd"/>
-      <w:r>
-        <w:t xml:space="preserve"> </w:t>
-      </w:r>
-      <w:proofErr w:type="spellStart"/>
-      <w:r>
-        <w:t>vậy</w:t>
-      </w:r>
-      <w:proofErr w:type="spellEnd"/>
-      <w:r>
-        <w:t xml:space="preserve"> </w:t>
-      </w:r>
-      <w:proofErr w:type="spellStart"/>
-      <w:r>
-        <w:t>người</w:t>
-      </w:r>
-      <w:proofErr w:type="spellEnd"/>
-      <w:r>
-        <w:t xml:space="preserve"> </w:t>
-      </w:r>
-      <w:proofErr w:type="spellStart"/>
-      <w:r>
-        <w:t>dùng</w:t>
-      </w:r>
-      <w:proofErr w:type="spellEnd"/>
-      <w:r>
-        <w:t xml:space="preserve"> </w:t>
-      </w:r>
-      <w:proofErr w:type="spellStart"/>
-      <w:r>
-        <w:t>không</w:t>
-      </w:r>
-      <w:proofErr w:type="spellEnd"/>
-      <w:r>
-        <w:t xml:space="preserve"> </w:t>
-      </w:r>
-      <w:proofErr w:type="spellStart"/>
-      <w:r>
-        <w:t>cần</w:t>
-      </w:r>
-      <w:proofErr w:type="spellEnd"/>
-      <w:r>
-        <w:t xml:space="preserve"> </w:t>
-      </w:r>
-      <w:proofErr w:type="spellStart"/>
-      <w:r>
-        <w:t>nhập</w:t>
-      </w:r>
-      <w:proofErr w:type="spellEnd"/>
-      <w:r>
-        <w:t xml:space="preserve"> </w:t>
-      </w:r>
-      <w:proofErr w:type="spellStart"/>
-      <w:r>
-        <w:t>lại</w:t>
-      </w:r>
-      <w:proofErr w:type="spellEnd"/>
-      <w:r>
-        <w:t xml:space="preserve"> </w:t>
-      </w:r>
-      <w:proofErr w:type="spellStart"/>
-      <w:r>
-        <w:t>chuỗi</w:t>
-      </w:r>
-      <w:proofErr w:type="spellEnd"/>
-      <w:r>
-        <w:t xml:space="preserve"> </w:t>
-      </w:r>
-      <w:proofErr w:type="spellStart"/>
-      <w:r>
-        <w:t>kết</w:t>
-      </w:r>
-      <w:proofErr w:type="spellEnd"/>
-      <w:r>
-        <w:t xml:space="preserve"> </w:t>
-      </w:r>
-      <w:proofErr w:type="spellStart"/>
-      <w:r>
-        <w:t>nối</w:t>
-      </w:r>
-      <w:proofErr w:type="spellEnd"/>
-      <w:r>
-        <w:t xml:space="preserve"> </w:t>
-      </w:r>
-      <w:proofErr w:type="spellStart"/>
-      <w:r>
-        <w:t>mỗi</w:t>
-      </w:r>
-      <w:proofErr w:type="spellEnd"/>
-      <w:r>
-        <w:t xml:space="preserve"> </w:t>
-      </w:r>
-      <w:proofErr w:type="spellStart"/>
-      <w:r>
-        <w:t>lần</w:t>
-      </w:r>
-      <w:proofErr w:type="spellEnd"/>
-      <w:r>
-        <w:t xml:space="preserve"> </w:t>
-      </w:r>
-      <w:proofErr w:type="spellStart"/>
-      <w:r>
-        <w:t>sao</w:t>
-      </w:r>
-      <w:proofErr w:type="spellEnd"/>
-      <w:r>
-        <w:t xml:space="preserve"> </w:t>
-      </w:r>
-      <w:proofErr w:type="spellStart"/>
-      <w:r>
-        <w:t>lưu</w:t>
-      </w:r>
-      <w:proofErr w:type="spellEnd"/>
-      <w:r>
-        <w:t>.</w:t>
-      </w:r>
-    </w:p>
-    <w:p>
-      <w:r>
-        <w:pict w14:anchorId="19FCF8BC">
-          <v:rect id="_x0000_i1152" style="width:0;height:1.5pt" o:hralign="center" o:hrstd="t" o:hr="t" fillcolor="#a0a0a0" stroked="f"/>
-        </w:pict>
-      </w:r>
-    </w:p>
-    <w:p>
-      <w:pPr>
-        <w:rPr>
-          <w:b/>
-          <w:bCs/>
-        </w:rPr>
-      </w:pPr>
-      <w:r>
-        <w:rPr>
-          <w:b/>
-          <w:bCs/>
-        </w:rPr>
-        <w:t xml:space="preserve">3. Thao </w:t>
-      </w:r>
-      <w:proofErr w:type="spellStart"/>
-      <w:r>
-        <w:rPr>
-          <w:b/>
-          <w:bCs/>
-        </w:rPr>
-        <w:t>tác</w:t>
-      </w:r>
-      <w:proofErr w:type="spellEnd"/>
-      <w:r>
-        <w:rPr>
-          <w:b/>
-          <w:bCs/>
-        </w:rPr>
-        <w:t xml:space="preserve"> </w:t>
-      </w:r>
-      <w:proofErr w:type="spellStart"/>
-      <w:r>
-        <w:rPr>
-          <w:b/>
-          <w:bCs/>
-        </w:rPr>
-        <w:t>sao</w:t>
-      </w:r>
-      <w:proofErr w:type="spellEnd"/>
-      <w:r>
-        <w:rPr>
-          <w:b/>
-          <w:bCs/>
-        </w:rPr>
-        <w:t xml:space="preserve"> </w:t>
-      </w:r>
-      <w:proofErr w:type="spellStart"/>
-      <w:r>
-        <w:rPr>
-          <w:b/>
-          <w:bCs/>
-        </w:rPr>
-        <w:t>lưu</w:t>
-      </w:r>
-      <w:proofErr w:type="spellEnd"/>
-    </w:p>
-    <w:p>
-      <w:proofErr w:type="spellStart"/>
-      <w:r>
-        <w:t>Để</w:t>
-      </w:r>
-      <w:proofErr w:type="spellEnd"/>
-      <w:r>
-        <w:t xml:space="preserve"> </w:t>
-      </w:r>
-      <w:proofErr w:type="spellStart"/>
-      <w:r>
-        <w:t>đơn</w:t>
-      </w:r>
-      <w:proofErr w:type="spellEnd"/>
-      <w:r>
-        <w:t xml:space="preserve"> </w:t>
-      </w:r>
-      <w:proofErr w:type="spellStart"/>
-      <w:r>
-        <w:t>giản</w:t>
-      </w:r>
-      <w:proofErr w:type="spellEnd"/>
-      <w:r>
-        <w:t xml:space="preserve"> </w:t>
-      </w:r>
-      <w:proofErr w:type="spellStart"/>
-      <w:r>
-        <w:t>hóa</w:t>
-      </w:r>
-      <w:proofErr w:type="spellEnd"/>
-      <w:r>
-        <w:t xml:space="preserve"> </w:t>
-      </w:r>
-      <w:proofErr w:type="spellStart"/>
-      <w:r>
-        <w:t>việc</w:t>
-      </w:r>
-      <w:proofErr w:type="spellEnd"/>
-      <w:r>
-        <w:t xml:space="preserve"> </w:t>
-      </w:r>
-      <w:proofErr w:type="spellStart"/>
-      <w:r>
-        <w:t>sử</w:t>
-      </w:r>
-      <w:proofErr w:type="spellEnd"/>
-      <w:r>
-        <w:t xml:space="preserve"> </w:t>
-      </w:r>
-      <w:proofErr w:type="spellStart"/>
-      <w:r>
-        <w:t>dụng</w:t>
-      </w:r>
-      <w:proofErr w:type="spellEnd"/>
-      <w:r>
-        <w:t xml:space="preserve">, </w:t>
-      </w:r>
-      <w:proofErr w:type="spellStart"/>
-      <w:r>
-        <w:t>đã</w:t>
-      </w:r>
-      <w:proofErr w:type="spellEnd"/>
-      <w:r>
-        <w:t xml:space="preserve"> </w:t>
-      </w:r>
-      <w:proofErr w:type="spellStart"/>
-      <w:r>
-        <w:t>tạo</w:t>
-      </w:r>
-      <w:proofErr w:type="spellEnd"/>
-      <w:r>
-        <w:t xml:space="preserve"> </w:t>
-      </w:r>
-      <w:proofErr w:type="spellStart"/>
-      <w:r>
-        <w:t>lệnh</w:t>
-      </w:r>
-      <w:proofErr w:type="spellEnd"/>
-      <w:r>
-        <w:t>:</w:t>
-      </w:r>
-    </w:p>
-    <w:p>
-      <w:r>
-        <w:t>backup</w:t>
-      </w:r>
-    </w:p>
-    <w:p>
-      <w:r>
-        <w:t xml:space="preserve">Thay </w:t>
-      </w:r>
-      <w:proofErr w:type="spellStart"/>
-      <w:r>
-        <w:t>vì</w:t>
-      </w:r>
-      <w:proofErr w:type="spellEnd"/>
-      <w:r>
-        <w:t xml:space="preserve"> </w:t>
-      </w:r>
-      <w:proofErr w:type="spellStart"/>
-      <w:r>
-        <w:t>phải</w:t>
-      </w:r>
-      <w:proofErr w:type="spellEnd"/>
-      <w:r>
-        <w:t xml:space="preserve"> </w:t>
-      </w:r>
-      <w:proofErr w:type="spellStart"/>
-      <w:r>
-        <w:t>nhập</w:t>
-      </w:r>
-      <w:proofErr w:type="spellEnd"/>
-      <w:r>
-        <w:t>:</w:t>
-      </w:r>
-    </w:p>
-    <w:p>
-      <w:r>
-        <w:t>.\backup\backup.ps1</w:t>
-      </w:r>
-    </w:p>
-    <w:p>
-      <w:r>
-        <w:t xml:space="preserve">Khi </w:t>
-      </w:r>
-      <w:proofErr w:type="spellStart"/>
-      <w:r>
-        <w:t>chạy</w:t>
-      </w:r>
-      <w:proofErr w:type="spellEnd"/>
-      <w:r>
-        <w:t xml:space="preserve"> backup, script </w:t>
-      </w:r>
-      <w:proofErr w:type="spellStart"/>
-      <w:r>
-        <w:t>sẽ</w:t>
-      </w:r>
-      <w:proofErr w:type="spellEnd"/>
-      <w:r>
-        <w:t>:</w:t>
-      </w:r>
-    </w:p>
-    <w:p>
-      <w:proofErr w:type="spellStart"/>
-      <w:proofErr w:type="gramStart"/>
-      <w:r>
-        <w:t>Đọc</w:t>
-      </w:r>
-      <w:proofErr w:type="spellEnd"/>
-      <w:r>
-        <w:t xml:space="preserve"> .env</w:t>
-      </w:r>
-      <w:proofErr w:type="gramEnd"/>
-    </w:p>
-    <w:p>
-      <w:r>
-        <w:t xml:space="preserve">     ↓</w:t>
-      </w:r>
-    </w:p>
-    <w:p>
-      <w:proofErr w:type="spellStart"/>
-      <w:r>
-        <w:t>Lấy</w:t>
-      </w:r>
-      <w:proofErr w:type="spellEnd"/>
-      <w:r>
-        <w:t xml:space="preserve"> DATABASE_URL</w:t>
-      </w:r>
-    </w:p>
-    <w:p>
-      <w:r>
-        <w:t xml:space="preserve">     ↓</w:t>
-      </w:r>
-    </w:p>
-    <w:p>
-      <w:proofErr w:type="spellStart"/>
-      <w:r>
-        <w:t>Kết</w:t>
-      </w:r>
-      <w:proofErr w:type="spellEnd"/>
-      <w:r>
-        <w:t xml:space="preserve"> </w:t>
-      </w:r>
-      <w:proofErr w:type="spellStart"/>
-      <w:r>
-        <w:t>nối</w:t>
-      </w:r>
-      <w:proofErr w:type="spellEnd"/>
-      <w:r>
-        <w:t xml:space="preserve"> PostgreSQL </w:t>
-      </w:r>
-      <w:proofErr w:type="spellStart"/>
-      <w:r>
-        <w:t>trên</w:t>
-      </w:r>
-      <w:proofErr w:type="spellEnd"/>
-      <w:r>
-        <w:t xml:space="preserve"> Neon</w:t>
-      </w:r>
-    </w:p>
-    <w:p>
-      <w:r>
-        <w:t xml:space="preserve">     ↓</w:t>
-      </w:r>
-    </w:p>
-    <w:p>
-      <w:proofErr w:type="spellStart"/>
-      <w:r>
-        <w:t>pg_dump</w:t>
-      </w:r>
-      <w:proofErr w:type="spellEnd"/>
-    </w:p>
-    <w:p>
-      <w:r>
-        <w:t xml:space="preserve">     ↓</w:t>
-      </w:r>
-    </w:p>
-    <w:p>
-      <w:proofErr w:type="spellStart"/>
-      <w:r>
-        <w:t>Tạo</w:t>
-      </w:r>
-      <w:proofErr w:type="spellEnd"/>
-      <w:r>
-        <w:t xml:space="preserve"> </w:t>
-      </w:r>
-      <w:proofErr w:type="spellStart"/>
-      <w:r>
-        <w:t>backup_YYYY</w:t>
-      </w:r>
-      <w:proofErr w:type="spellEnd"/>
-      <w:r>
-        <w:t>-MM-</w:t>
-      </w:r>
-      <w:proofErr w:type="spellStart"/>
-      <w:proofErr w:type="gramStart"/>
-      <w:r>
-        <w:t>DD.dump</w:t>
-      </w:r>
-      <w:proofErr w:type="spellEnd"/>
-      <w:proofErr w:type="gramEnd"/>
-    </w:p>
-    <w:p>
-      <w:proofErr w:type="spellStart"/>
-      <w:r>
-        <w:t>Ví</w:t>
-      </w:r>
-      <w:proofErr w:type="spellEnd"/>
-      <w:r>
-        <w:t xml:space="preserve"> </w:t>
-      </w:r>
-      <w:proofErr w:type="spellStart"/>
-      <w:r>
-        <w:t>dụ</w:t>
-      </w:r>
-      <w:proofErr w:type="spellEnd"/>
-      <w:r>
-        <w:t>:</w:t>
-      </w:r>
-    </w:p>
-    <w:p>
-      <w:r>
-        <w:lastRenderedPageBreak/>
-        <w:t>backup</w:t>
-      </w:r>
-    </w:p>
-    <w:p>
-      <w:r>
-        <w:t xml:space="preserve">    ↓</w:t>
-      </w:r>
-    </w:p>
-    <w:p>
-      <w:r>
-        <w:t>backup_2026-09-</w:t>
-      </w:r>
-      <w:proofErr w:type="gramStart"/>
-      <w:r>
-        <w:t>19.dump</w:t>
-      </w:r>
-      <w:proofErr w:type="gramEnd"/>
-    </w:p>
-    <w:p>
-      <w:r>
-        <w:t xml:space="preserve">Các </w:t>
-      </w:r>
-      <w:proofErr w:type="spellStart"/>
-      <w:r>
-        <w:t>lần</w:t>
-      </w:r>
-      <w:proofErr w:type="spellEnd"/>
-      <w:r>
-        <w:t xml:space="preserve"> backup </w:t>
-      </w:r>
-      <w:proofErr w:type="spellStart"/>
-      <w:r>
-        <w:t>tiếp</w:t>
-      </w:r>
-      <w:proofErr w:type="spellEnd"/>
-      <w:r>
-        <w:t xml:space="preserve"> </w:t>
-      </w:r>
-      <w:proofErr w:type="spellStart"/>
-      <w:r>
-        <w:t>theo</w:t>
-      </w:r>
-      <w:proofErr w:type="spellEnd"/>
-      <w:r>
-        <w:t xml:space="preserve"> </w:t>
-      </w:r>
-      <w:proofErr w:type="spellStart"/>
-      <w:r>
-        <w:t>tạo</w:t>
-      </w:r>
-      <w:proofErr w:type="spellEnd"/>
-      <w:r>
-        <w:t xml:space="preserve"> file </w:t>
-      </w:r>
-      <w:proofErr w:type="spellStart"/>
-      <w:r>
-        <w:t>mới</w:t>
-      </w:r>
-      <w:proofErr w:type="spellEnd"/>
-      <w:r>
-        <w:t xml:space="preserve"> </w:t>
-      </w:r>
-      <w:proofErr w:type="spellStart"/>
-      <w:r>
-        <w:t>theo</w:t>
-      </w:r>
-      <w:proofErr w:type="spellEnd"/>
-      <w:r>
-        <w:t xml:space="preserve"> </w:t>
-      </w:r>
-      <w:proofErr w:type="spellStart"/>
-      <w:r>
-        <w:t>ngày</w:t>
-      </w:r>
-      <w:proofErr w:type="spellEnd"/>
-      <w:r>
-        <w:t xml:space="preserve">, </w:t>
-      </w:r>
-      <w:proofErr w:type="spellStart"/>
-      <w:r>
-        <w:t>giúp</w:t>
-      </w:r>
-      <w:proofErr w:type="spellEnd"/>
-      <w:r>
-        <w:t xml:space="preserve"> </w:t>
-      </w:r>
-      <w:proofErr w:type="spellStart"/>
-      <w:r>
-        <w:t>lưu</w:t>
-      </w:r>
-      <w:proofErr w:type="spellEnd"/>
-      <w:r>
-        <w:t xml:space="preserve"> </w:t>
-      </w:r>
-      <w:proofErr w:type="spellStart"/>
-      <w:r>
-        <w:t>được</w:t>
-      </w:r>
-      <w:proofErr w:type="spellEnd"/>
-      <w:r>
-        <w:t xml:space="preserve"> </w:t>
-      </w:r>
-      <w:proofErr w:type="spellStart"/>
-      <w:r>
-        <w:t>nhiều</w:t>
-      </w:r>
-      <w:proofErr w:type="spellEnd"/>
-      <w:r>
-        <w:t xml:space="preserve"> </w:t>
-      </w:r>
-      <w:proofErr w:type="spellStart"/>
-      <w:r>
-        <w:t>phiên</w:t>
-      </w:r>
-      <w:proofErr w:type="spellEnd"/>
-      <w:r>
-        <w:t xml:space="preserve"> </w:t>
-      </w:r>
-      <w:proofErr w:type="spellStart"/>
-      <w:r>
-        <w:t>bản</w:t>
-      </w:r>
-      <w:proofErr w:type="spellEnd"/>
-      <w:r>
-        <w:t xml:space="preserve"> </w:t>
-      </w:r>
-      <w:proofErr w:type="spellStart"/>
-      <w:r>
-        <w:t>dữ</w:t>
-      </w:r>
-      <w:proofErr w:type="spellEnd"/>
-      <w:r>
-        <w:t xml:space="preserve"> </w:t>
-      </w:r>
-      <w:proofErr w:type="spellStart"/>
-      <w:r>
-        <w:t>liệu</w:t>
-      </w:r>
-      <w:proofErr w:type="spellEnd"/>
-      <w:r>
-        <w:t>.</w:t>
-      </w:r>
-    </w:p>
-    <w:p>
-      <w:r>
-        <w:pict w14:anchorId="18DEFF58">
-          <v:rect id="_x0000_i1153" style="width:0;height:1.5pt" o:hralign="center" o:hrstd="t" o:hr="t" fillcolor="#a0a0a0" stroked="f"/>
-        </w:pict>
-      </w:r>
-    </w:p>
-    <w:p>
-      <w:pPr>
-        <w:rPr>
-          <w:b/>
-          <w:bCs/>
-        </w:rPr>
-      </w:pPr>
-      <w:r>
-        <w:rPr>
-          <w:b/>
-          <w:bCs/>
-        </w:rPr>
-        <w:t xml:space="preserve">4. </w:t>
-      </w:r>
-      <w:proofErr w:type="spellStart"/>
-      <w:r>
-        <w:rPr>
-          <w:b/>
-          <w:bCs/>
-        </w:rPr>
-        <w:t>Kiểm</w:t>
-      </w:r>
-      <w:proofErr w:type="spellEnd"/>
-      <w:r>
-        <w:rPr>
-          <w:b/>
-          <w:bCs/>
-        </w:rPr>
-        <w:t xml:space="preserve"> </w:t>
-      </w:r>
-      <w:proofErr w:type="spellStart"/>
-      <w:r>
-        <w:rPr>
-          <w:b/>
-          <w:bCs/>
-        </w:rPr>
-        <w:t>tra</w:t>
-      </w:r>
-      <w:proofErr w:type="spellEnd"/>
-      <w:r>
-        <w:rPr>
-          <w:b/>
-          <w:bCs/>
-        </w:rPr>
-        <w:t xml:space="preserve"> </w:t>
-      </w:r>
-      <w:proofErr w:type="spellStart"/>
-      <w:r>
-        <w:rPr>
-          <w:b/>
-          <w:bCs/>
-        </w:rPr>
-        <w:t>bản</w:t>
-      </w:r>
-      <w:proofErr w:type="spellEnd"/>
-      <w:r>
-        <w:rPr>
-          <w:b/>
-          <w:bCs/>
-        </w:rPr>
-        <w:t xml:space="preserve"> </w:t>
-      </w:r>
-      <w:proofErr w:type="spellStart"/>
-      <w:r>
-        <w:rPr>
-          <w:b/>
-          <w:bCs/>
-        </w:rPr>
-        <w:t>sao</w:t>
-      </w:r>
-      <w:proofErr w:type="spellEnd"/>
-      <w:r>
-        <w:rPr>
-          <w:b/>
-          <w:bCs/>
-        </w:rPr>
-        <w:t xml:space="preserve"> </w:t>
-      </w:r>
-      <w:proofErr w:type="spellStart"/>
-      <w:r>
-        <w:rPr>
-          <w:b/>
-          <w:bCs/>
-        </w:rPr>
-        <w:t>lưu</w:t>
-      </w:r>
-      <w:proofErr w:type="spellEnd"/>
-    </w:p>
-    <w:p>
-      <w:r>
-        <w:t xml:space="preserve">Sau </w:t>
-      </w:r>
-      <w:proofErr w:type="spellStart"/>
-      <w:r>
-        <w:t>khi</w:t>
-      </w:r>
-      <w:proofErr w:type="spellEnd"/>
-      <w:r>
-        <w:t xml:space="preserve"> </w:t>
-      </w:r>
-      <w:proofErr w:type="spellStart"/>
-      <w:r>
-        <w:t>tạo</w:t>
-      </w:r>
-      <w:proofErr w:type="spellEnd"/>
-      <w:r>
-        <w:t xml:space="preserve"> file backup, </w:t>
-      </w:r>
-      <w:proofErr w:type="spellStart"/>
-      <w:r>
-        <w:t>sử</w:t>
-      </w:r>
-      <w:proofErr w:type="spellEnd"/>
-      <w:r>
-        <w:t xml:space="preserve"> </w:t>
-      </w:r>
-      <w:proofErr w:type="spellStart"/>
-      <w:r>
-        <w:t>dụng</w:t>
-      </w:r>
-      <w:proofErr w:type="spellEnd"/>
-      <w:r>
-        <w:t xml:space="preserve"> </w:t>
-      </w:r>
-      <w:proofErr w:type="spellStart"/>
-      <w:r>
-        <w:t>pg_restore</w:t>
-      </w:r>
-      <w:proofErr w:type="spellEnd"/>
-      <w:r>
-        <w:t xml:space="preserve"> -l </w:t>
-      </w:r>
-      <w:proofErr w:type="spellStart"/>
-      <w:r>
-        <w:t>để</w:t>
-      </w:r>
-      <w:proofErr w:type="spellEnd"/>
-      <w:r>
-        <w:t xml:space="preserve"> </w:t>
-      </w:r>
-      <w:proofErr w:type="spellStart"/>
-      <w:r>
-        <w:t>xem</w:t>
-      </w:r>
-      <w:proofErr w:type="spellEnd"/>
-      <w:r>
-        <w:t xml:space="preserve"> </w:t>
-      </w:r>
-      <w:proofErr w:type="spellStart"/>
-      <w:r>
-        <w:t>danh</w:t>
-      </w:r>
-      <w:proofErr w:type="spellEnd"/>
-      <w:r>
-        <w:t xml:space="preserve"> </w:t>
-      </w:r>
-      <w:proofErr w:type="spellStart"/>
-      <w:r>
-        <w:t>sách</w:t>
-      </w:r>
-      <w:proofErr w:type="spellEnd"/>
-      <w:r>
-        <w:t xml:space="preserve"> </w:t>
-      </w:r>
-      <w:proofErr w:type="spellStart"/>
-      <w:r>
-        <w:t>các</w:t>
-      </w:r>
-      <w:proofErr w:type="spellEnd"/>
-      <w:r>
-        <w:t xml:space="preserve"> </w:t>
-      </w:r>
-      <w:proofErr w:type="spellStart"/>
-      <w:r>
-        <w:t>đối</w:t>
-      </w:r>
-      <w:proofErr w:type="spellEnd"/>
-      <w:r>
-        <w:t xml:space="preserve"> </w:t>
-      </w:r>
-      <w:proofErr w:type="spellStart"/>
-      <w:r>
-        <w:t>tượng</w:t>
-      </w:r>
-      <w:proofErr w:type="spellEnd"/>
-      <w:r>
-        <w:t xml:space="preserve"> </w:t>
-      </w:r>
-      <w:proofErr w:type="spellStart"/>
-      <w:r>
-        <w:t>được</w:t>
-      </w:r>
-      <w:proofErr w:type="spellEnd"/>
-      <w:r>
-        <w:t xml:space="preserve"> </w:t>
-      </w:r>
-      <w:proofErr w:type="spellStart"/>
-      <w:r>
-        <w:t>lưu</w:t>
-      </w:r>
-      <w:proofErr w:type="spellEnd"/>
-      <w:r>
-        <w:t xml:space="preserve"> </w:t>
-      </w:r>
-      <w:proofErr w:type="spellStart"/>
-      <w:r>
-        <w:t>trong</w:t>
-      </w:r>
-      <w:proofErr w:type="spellEnd"/>
-      <w:r>
-        <w:t xml:space="preserve"> file:</w:t>
-      </w:r>
-    </w:p>
-    <w:p>
-      <w:proofErr w:type="spellStart"/>
-      <w:r>
-        <w:t>pg_restore</w:t>
-      </w:r>
-      <w:proofErr w:type="spellEnd"/>
-      <w:r>
-        <w:t xml:space="preserve"> -l .\backup\backup_2026-09-19.dump</w:t>
-      </w:r>
-    </w:p>
-    <w:p>
-      <w:proofErr w:type="spellStart"/>
-      <w:r>
-        <w:t>Kết</w:t>
-      </w:r>
-      <w:proofErr w:type="spellEnd"/>
-      <w:r>
-        <w:t xml:space="preserve"> </w:t>
-      </w:r>
-      <w:proofErr w:type="spellStart"/>
-      <w:r>
-        <w:t>quả</w:t>
-      </w:r>
-      <w:proofErr w:type="spellEnd"/>
-      <w:r>
-        <w:t xml:space="preserve"> backup </w:t>
-      </w:r>
-      <w:proofErr w:type="spellStart"/>
-      <w:r>
-        <w:t>đã</w:t>
-      </w:r>
-      <w:proofErr w:type="spellEnd"/>
-      <w:r>
-        <w:t xml:space="preserve"> </w:t>
-      </w:r>
-      <w:proofErr w:type="spellStart"/>
-      <w:r>
-        <w:t>kiểm</w:t>
-      </w:r>
-      <w:proofErr w:type="spellEnd"/>
-      <w:r>
-        <w:t xml:space="preserve"> </w:t>
-      </w:r>
-      <w:proofErr w:type="spellStart"/>
-      <w:r>
-        <w:t>tra</w:t>
-      </w:r>
-      <w:proofErr w:type="spellEnd"/>
-      <w:r>
-        <w:t xml:space="preserve"> </w:t>
-      </w:r>
-      <w:proofErr w:type="spellStart"/>
-      <w:r>
-        <w:t>cho</w:t>
-      </w:r>
-      <w:proofErr w:type="spellEnd"/>
-      <w:r>
-        <w:t xml:space="preserve"> </w:t>
-      </w:r>
-      <w:proofErr w:type="spellStart"/>
-      <w:r>
-        <w:t>thấy</w:t>
-      </w:r>
-      <w:proofErr w:type="spellEnd"/>
-      <w:r>
-        <w:t xml:space="preserve"> file ở </w:t>
-      </w:r>
-      <w:r>
-        <w:rPr>
-          <w:b/>
-          <w:bCs/>
-        </w:rPr>
-        <w:t>Custom Format</w:t>
-      </w:r>
-      <w:r>
-        <w:t xml:space="preserve">, </w:t>
-      </w:r>
-      <w:proofErr w:type="spellStart"/>
-      <w:r>
-        <w:t>có</w:t>
-      </w:r>
-      <w:proofErr w:type="spellEnd"/>
-      <w:r>
-        <w:t xml:space="preserve"> </w:t>
-      </w:r>
-      <w:r>
-        <w:rPr>
-          <w:b/>
-          <w:bCs/>
-        </w:rPr>
-        <w:t>169 TOC entries</w:t>
-      </w:r>
-      <w:r>
-        <w:t xml:space="preserve">, </w:t>
-      </w:r>
-      <w:proofErr w:type="spellStart"/>
-      <w:r>
-        <w:t>được</w:t>
-      </w:r>
-      <w:proofErr w:type="spellEnd"/>
-      <w:r>
-        <w:t xml:space="preserve"> </w:t>
-      </w:r>
-      <w:proofErr w:type="spellStart"/>
-      <w:r>
-        <w:t>tạo</w:t>
-      </w:r>
-      <w:proofErr w:type="spellEnd"/>
-      <w:r>
-        <w:t xml:space="preserve"> </w:t>
-      </w:r>
-      <w:proofErr w:type="spellStart"/>
-      <w:r>
-        <w:t>bằng</w:t>
-      </w:r>
-      <w:proofErr w:type="spellEnd"/>
-      <w:r>
-        <w:t xml:space="preserve"> </w:t>
-      </w:r>
-      <w:proofErr w:type="spellStart"/>
-      <w:r>
-        <w:t>pg_dump</w:t>
-      </w:r>
-      <w:proofErr w:type="spellEnd"/>
-      <w:r>
-        <w:t xml:space="preserve"> 18.6. </w:t>
-      </w:r>
-    </w:p>
-    <w:p>
-      <w:r>
-        <w:t xml:space="preserve">Backup </w:t>
-      </w:r>
-      <w:proofErr w:type="spellStart"/>
-      <w:r>
-        <w:t>chứa</w:t>
-      </w:r>
-      <w:proofErr w:type="spellEnd"/>
-      <w:r>
-        <w:t xml:space="preserve"> </w:t>
-      </w:r>
-      <w:proofErr w:type="spellStart"/>
-      <w:r>
-        <w:t>cấu</w:t>
-      </w:r>
-      <w:proofErr w:type="spellEnd"/>
-      <w:r>
-        <w:t xml:space="preserve"> </w:t>
-      </w:r>
-      <w:proofErr w:type="spellStart"/>
-      <w:r>
-        <w:t>trúc</w:t>
-      </w:r>
-      <w:proofErr w:type="spellEnd"/>
-      <w:r>
-        <w:t xml:space="preserve"> </w:t>
-      </w:r>
-      <w:proofErr w:type="spellStart"/>
-      <w:r>
-        <w:t>và</w:t>
-      </w:r>
-      <w:proofErr w:type="spellEnd"/>
-      <w:r>
-        <w:t xml:space="preserve"> </w:t>
-      </w:r>
-      <w:proofErr w:type="spellStart"/>
-      <w:r>
-        <w:t>dữ</w:t>
-      </w:r>
-      <w:proofErr w:type="spellEnd"/>
-      <w:r>
-        <w:t xml:space="preserve"> </w:t>
-      </w:r>
-      <w:proofErr w:type="spellStart"/>
-      <w:r>
-        <w:t>liệu</w:t>
-      </w:r>
-      <w:proofErr w:type="spellEnd"/>
-      <w:r>
-        <w:t xml:space="preserve"> </w:t>
-      </w:r>
-      <w:proofErr w:type="spellStart"/>
-      <w:r>
-        <w:t>của</w:t>
-      </w:r>
-      <w:proofErr w:type="spellEnd"/>
-      <w:r>
-        <w:t xml:space="preserve"> </w:t>
-      </w:r>
-      <w:proofErr w:type="spellStart"/>
-      <w:r>
-        <w:t>các</w:t>
-      </w:r>
-      <w:proofErr w:type="spellEnd"/>
-      <w:r>
-        <w:t xml:space="preserve"> </w:t>
-      </w:r>
-      <w:proofErr w:type="spellStart"/>
-      <w:r>
-        <w:t>bảng</w:t>
-      </w:r>
-      <w:proofErr w:type="spellEnd"/>
-      <w:r>
-        <w:t xml:space="preserve"> </w:t>
-      </w:r>
-      <w:proofErr w:type="spellStart"/>
-      <w:r>
-        <w:t>trong</w:t>
-      </w:r>
-      <w:proofErr w:type="spellEnd"/>
-      <w:r>
-        <w:t xml:space="preserve"> CSDL, </w:t>
-      </w:r>
-      <w:proofErr w:type="spellStart"/>
-      <w:r>
-        <w:t>đồng</w:t>
-      </w:r>
-      <w:proofErr w:type="spellEnd"/>
-      <w:r>
-        <w:t xml:space="preserve"> </w:t>
-      </w:r>
-      <w:proofErr w:type="spellStart"/>
-      <w:r>
-        <w:t>thời</w:t>
-      </w:r>
-      <w:proofErr w:type="spellEnd"/>
-      <w:r>
-        <w:t xml:space="preserve"> </w:t>
-      </w:r>
-      <w:proofErr w:type="spellStart"/>
-      <w:r>
-        <w:t>có</w:t>
-      </w:r>
-      <w:proofErr w:type="spellEnd"/>
-      <w:r>
-        <w:t xml:space="preserve"> sequence, index, constraint </w:t>
-      </w:r>
-      <w:proofErr w:type="spellStart"/>
-      <w:r>
-        <w:t>và</w:t>
-      </w:r>
-      <w:proofErr w:type="spellEnd"/>
-      <w:r>
-        <w:t xml:space="preserve"> </w:t>
-      </w:r>
-      <w:proofErr w:type="spellStart"/>
-      <w:r>
-        <w:t>khóa</w:t>
-      </w:r>
-      <w:proofErr w:type="spellEnd"/>
-      <w:r>
-        <w:t xml:space="preserve"> </w:t>
-      </w:r>
-      <w:proofErr w:type="spellStart"/>
-      <w:r>
-        <w:t>ngoại</w:t>
-      </w:r>
-      <w:proofErr w:type="spellEnd"/>
-      <w:r>
-        <w:t xml:space="preserve">. </w:t>
-      </w:r>
-    </w:p>
-    <w:p>
-      <w:r>
-        <w:pict w14:anchorId="3DF68B8A">
-          <v:rect id="_x0000_i1154" style="width:0;height:1.5pt" o:hralign="center" o:hrstd="t" o:hr="t" fillcolor="#a0a0a0" stroked="f"/>
-        </w:pict>
-      </w:r>
-    </w:p>
-    <w:p>
-      <w:pPr>
-        <w:rPr>
-          <w:b/>
-          <w:bCs/>
-        </w:rPr>
-      </w:pPr>
-      <w:r>
-        <w:rPr>
-          <w:b/>
-          <w:bCs/>
-        </w:rPr>
-        <w:t xml:space="preserve">5. Phục </w:t>
-      </w:r>
-      <w:proofErr w:type="spellStart"/>
-      <w:r>
-        <w:rPr>
-          <w:b/>
-          <w:bCs/>
-        </w:rPr>
-        <w:t>hồi</w:t>
-      </w:r>
-      <w:proofErr w:type="spellEnd"/>
-      <w:r>
-        <w:rPr>
-          <w:b/>
-          <w:bCs/>
-        </w:rPr>
-        <w:t xml:space="preserve"> </w:t>
-      </w:r>
-      <w:proofErr w:type="spellStart"/>
-      <w:r>
-        <w:rPr>
-          <w:b/>
-          <w:bCs/>
-        </w:rPr>
-        <w:t>cơ</w:t>
-      </w:r>
-      <w:proofErr w:type="spellEnd"/>
-      <w:r>
-        <w:rPr>
-          <w:b/>
-          <w:bCs/>
-        </w:rPr>
-        <w:t xml:space="preserve"> </w:t>
-      </w:r>
-      <w:proofErr w:type="spellStart"/>
-      <w:r>
-        <w:rPr>
-          <w:b/>
-          <w:bCs/>
-        </w:rPr>
-        <w:t>sở</w:t>
-      </w:r>
-      <w:proofErr w:type="spellEnd"/>
-      <w:r>
-        <w:rPr>
-          <w:b/>
-          <w:bCs/>
-        </w:rPr>
-        <w:t xml:space="preserve"> </w:t>
-      </w:r>
-      <w:proofErr w:type="spellStart"/>
-      <w:r>
-        <w:rPr>
-          <w:b/>
-          <w:bCs/>
-        </w:rPr>
-        <w:t>dữ</w:t>
-      </w:r>
-      <w:proofErr w:type="spellEnd"/>
-      <w:r>
-        <w:rPr>
-          <w:b/>
-          <w:bCs/>
-        </w:rPr>
-        <w:t xml:space="preserve"> </w:t>
-      </w:r>
-      <w:proofErr w:type="spellStart"/>
-      <w:r>
-        <w:rPr>
-          <w:b/>
-          <w:bCs/>
-        </w:rPr>
-        <w:t>liệu</w:t>
-      </w:r>
-      <w:proofErr w:type="spellEnd"/>
-    </w:p>
-    <w:p>
-      <w:proofErr w:type="spellStart"/>
-      <w:r>
-        <w:t>Để</w:t>
-      </w:r>
-      <w:proofErr w:type="spellEnd"/>
-      <w:r>
-        <w:t xml:space="preserve"> </w:t>
-      </w:r>
-      <w:proofErr w:type="spellStart"/>
-      <w:r>
-        <w:t>phục</w:t>
-      </w:r>
-      <w:proofErr w:type="spellEnd"/>
-      <w:r>
-        <w:t xml:space="preserve"> </w:t>
-      </w:r>
-      <w:proofErr w:type="spellStart"/>
-      <w:r>
-        <w:t>hồi</w:t>
-      </w:r>
-      <w:proofErr w:type="spellEnd"/>
-      <w:r>
-        <w:t xml:space="preserve">, </w:t>
-      </w:r>
-      <w:proofErr w:type="spellStart"/>
-      <w:r>
-        <w:t>đã</w:t>
-      </w:r>
-      <w:proofErr w:type="spellEnd"/>
-      <w:r>
-        <w:t xml:space="preserve"> </w:t>
-      </w:r>
-      <w:proofErr w:type="spellStart"/>
-      <w:r>
-        <w:t>xây</w:t>
-      </w:r>
-      <w:proofErr w:type="spellEnd"/>
-      <w:r>
-        <w:t xml:space="preserve"> </w:t>
-      </w:r>
-      <w:proofErr w:type="spellStart"/>
-      <w:r>
-        <w:t>dựng</w:t>
-      </w:r>
-      <w:proofErr w:type="spellEnd"/>
-      <w:r>
-        <w:t xml:space="preserve"> script:</w:t>
-      </w:r>
-    </w:p>
-    <w:p>
-      <w:r>
-        <w:t>backup/restore.ps1</w:t>
-      </w:r>
-    </w:p>
-    <w:p>
-      <w:r>
-        <w:t xml:space="preserve">Thay </w:t>
-      </w:r>
-      <w:proofErr w:type="spellStart"/>
-      <w:r>
-        <w:t>vì</w:t>
-      </w:r>
-      <w:proofErr w:type="spellEnd"/>
-      <w:r>
-        <w:t xml:space="preserve"> </w:t>
-      </w:r>
-      <w:proofErr w:type="spellStart"/>
-      <w:r>
-        <w:t>phải</w:t>
-      </w:r>
-      <w:proofErr w:type="spellEnd"/>
-      <w:r>
-        <w:t xml:space="preserve"> </w:t>
-      </w:r>
-      <w:proofErr w:type="spellStart"/>
-      <w:r>
-        <w:t>nhập</w:t>
-      </w:r>
-      <w:proofErr w:type="spellEnd"/>
-      <w:r>
-        <w:t xml:space="preserve"> </w:t>
-      </w:r>
-      <w:proofErr w:type="spellStart"/>
-      <w:r>
-        <w:t>câu</w:t>
-      </w:r>
-      <w:proofErr w:type="spellEnd"/>
-      <w:r>
-        <w:t xml:space="preserve"> </w:t>
-      </w:r>
-      <w:proofErr w:type="spellStart"/>
-      <w:r>
-        <w:t>lệnh</w:t>
-      </w:r>
-      <w:proofErr w:type="spellEnd"/>
-      <w:r>
-        <w:t xml:space="preserve"> </w:t>
-      </w:r>
-      <w:proofErr w:type="spellStart"/>
-      <w:r>
-        <w:t>pg_restore</w:t>
-      </w:r>
-      <w:proofErr w:type="spellEnd"/>
-      <w:r>
-        <w:t xml:space="preserve"> </w:t>
-      </w:r>
-      <w:proofErr w:type="spellStart"/>
-      <w:r>
-        <w:t>dài</w:t>
-      </w:r>
-      <w:proofErr w:type="spellEnd"/>
-      <w:r>
-        <w:t xml:space="preserve">, </w:t>
-      </w:r>
-      <w:proofErr w:type="spellStart"/>
-      <w:r>
-        <w:t>người</w:t>
-      </w:r>
-      <w:proofErr w:type="spellEnd"/>
-      <w:r>
-        <w:t xml:space="preserve"> </w:t>
-      </w:r>
-      <w:proofErr w:type="spellStart"/>
-      <w:r>
-        <w:t>dùng</w:t>
-      </w:r>
-      <w:proofErr w:type="spellEnd"/>
-      <w:r>
-        <w:t xml:space="preserve"> </w:t>
-      </w:r>
-      <w:proofErr w:type="spellStart"/>
-      <w:r>
-        <w:t>chỉ</w:t>
-      </w:r>
-      <w:proofErr w:type="spellEnd"/>
-      <w:r>
-        <w:t xml:space="preserve"> </w:t>
-      </w:r>
-      <w:proofErr w:type="spellStart"/>
-      <w:r>
-        <w:t>cần</w:t>
-      </w:r>
-      <w:proofErr w:type="spellEnd"/>
-      <w:r>
-        <w:t>:</w:t>
-      </w:r>
-    </w:p>
-    <w:p>
-      <w:r>
-        <w:t>restore</w:t>
-      </w:r>
-    </w:p>
-    <w:p>
-      <w:r>
-        <w:t xml:space="preserve">Script </w:t>
-      </w:r>
-      <w:proofErr w:type="spellStart"/>
-      <w:r>
-        <w:t>cung</w:t>
-      </w:r>
-      <w:proofErr w:type="spellEnd"/>
-      <w:r>
-        <w:t xml:space="preserve"> </w:t>
-      </w:r>
-      <w:proofErr w:type="spellStart"/>
-      <w:r>
-        <w:t>cấp</w:t>
-      </w:r>
-      <w:proofErr w:type="spellEnd"/>
-      <w:r>
-        <w:t xml:space="preserve"> menu:</w:t>
-      </w:r>
-    </w:p>
-    <w:p>
-      <w:r>
-        <w:t>========================================</w:t>
-      </w:r>
-    </w:p>
-    <w:p>
-      <w:r>
-        <w:t xml:space="preserve">       PHUC HOI CO SO DU LIEU</w:t>
-      </w:r>
-    </w:p>
-    <w:p>
-      <w:r>
-        <w:t>========================================</w:t>
-      </w:r>
-    </w:p>
-    <w:p/>
-    <w:p>
-      <w:r>
-        <w:t xml:space="preserve">Nhan </w:t>
-      </w:r>
-      <w:proofErr w:type="gramStart"/>
-      <w:r>
-        <w:t>ENTER  :</w:t>
-      </w:r>
-      <w:proofErr w:type="gramEnd"/>
-      <w:r>
-        <w:t xml:space="preserve"> Phuc hoi ban backup moi </w:t>
-      </w:r>
-      <w:proofErr w:type="spellStart"/>
-      <w:r>
-        <w:t>nhat</w:t>
-      </w:r>
-      <w:proofErr w:type="spellEnd"/>
-    </w:p>
-    <w:p>
-      <w:proofErr w:type="spellStart"/>
-      <w:r>
-        <w:t>Nhap</w:t>
-      </w:r>
-      <w:proofErr w:type="spellEnd"/>
-      <w:r>
-        <w:t xml:space="preserve"> </w:t>
-      </w:r>
-      <w:proofErr w:type="spellStart"/>
-      <w:r>
-        <w:t>ngay</w:t>
-      </w:r>
-      <w:proofErr w:type="spellEnd"/>
-      <w:r>
-        <w:t xml:space="preserve"> </w:t>
-      </w:r>
-      <w:proofErr w:type="gramStart"/>
-      <w:r>
-        <w:t xml:space="preserve">  :</w:t>
-      </w:r>
-      <w:proofErr w:type="gramEnd"/>
-      <w:r>
-        <w:t xml:space="preserve"> Phuc hoi backup </w:t>
-      </w:r>
-      <w:proofErr w:type="spellStart"/>
-      <w:r>
-        <w:t>theo</w:t>
-      </w:r>
-      <w:proofErr w:type="spellEnd"/>
-      <w:r>
-        <w:t xml:space="preserve"> </w:t>
-      </w:r>
-      <w:proofErr w:type="spellStart"/>
-      <w:r>
-        <w:t>ngay</w:t>
-      </w:r>
-      <w:proofErr w:type="spellEnd"/>
-    </w:p>
-    <w:p>
-      <w:proofErr w:type="spellStart"/>
-      <w:r>
-        <w:t>Nhap</w:t>
-      </w:r>
-      <w:proofErr w:type="spellEnd"/>
-      <w:r>
-        <w:t xml:space="preserve"> Q    </w:t>
-      </w:r>
-      <w:proofErr w:type="gramStart"/>
-      <w:r>
-        <w:t xml:space="preserve">  :</w:t>
-      </w:r>
-      <w:proofErr w:type="gramEnd"/>
-      <w:r>
-        <w:t xml:space="preserve"> </w:t>
-      </w:r>
-      <w:proofErr w:type="spellStart"/>
-      <w:r>
-        <w:t>Thoat</w:t>
-      </w:r>
-      <w:proofErr w:type="spellEnd"/>
-    </w:p>
-    <w:p>
-      <w:pPr>
-        <w:rPr>
-          <w:b/>
-          <w:bCs/>
-        </w:rPr>
-      </w:pPr>
-      <w:r>
-        <w:rPr>
-          <w:b/>
-          <w:bCs/>
-        </w:rPr>
-        <w:t xml:space="preserve">Trường </w:t>
-      </w:r>
-      <w:proofErr w:type="spellStart"/>
-      <w:r>
-        <w:rPr>
-          <w:b/>
-          <w:bCs/>
-        </w:rPr>
-        <w:t>hợp</w:t>
-      </w:r>
-      <w:proofErr w:type="spellEnd"/>
-      <w:r>
-        <w:rPr>
-          <w:b/>
-          <w:bCs/>
-        </w:rPr>
-        <w:t xml:space="preserve"> 1: Phục </w:t>
-      </w:r>
-      <w:proofErr w:type="spellStart"/>
-      <w:r>
-        <w:rPr>
-          <w:b/>
-          <w:bCs/>
-        </w:rPr>
-        <w:t>hồi</w:t>
-      </w:r>
-      <w:proofErr w:type="spellEnd"/>
-      <w:r>
-        <w:rPr>
-          <w:b/>
-          <w:bCs/>
-        </w:rPr>
-        <w:t xml:space="preserve"> </w:t>
-      </w:r>
-      <w:proofErr w:type="spellStart"/>
-      <w:r>
-        <w:rPr>
-          <w:b/>
-          <w:bCs/>
-        </w:rPr>
-        <w:t>bản</w:t>
-      </w:r>
-      <w:proofErr w:type="spellEnd"/>
-      <w:r>
-        <w:rPr>
-          <w:b/>
-          <w:bCs/>
-        </w:rPr>
-        <w:t xml:space="preserve"> backup </w:t>
-      </w:r>
-      <w:proofErr w:type="spellStart"/>
-      <w:r>
-        <w:rPr>
-          <w:b/>
-          <w:bCs/>
-        </w:rPr>
-        <w:t>mới</w:t>
-      </w:r>
-      <w:proofErr w:type="spellEnd"/>
-      <w:r>
-        <w:rPr>
-          <w:b/>
-          <w:bCs/>
-        </w:rPr>
-        <w:t xml:space="preserve"> </w:t>
-      </w:r>
-      <w:proofErr w:type="spellStart"/>
-      <w:r>
-        <w:rPr>
-          <w:b/>
-          <w:bCs/>
-        </w:rPr>
-        <w:t>nhất</w:t>
-      </w:r>
-      <w:proofErr w:type="spellEnd"/>
-    </w:p>
-    <w:p>
-      <w:proofErr w:type="spellStart"/>
-      <w:r>
-        <w:t>Người</w:t>
-      </w:r>
-      <w:proofErr w:type="spellEnd"/>
-      <w:r>
-        <w:t xml:space="preserve"> </w:t>
-      </w:r>
-      <w:proofErr w:type="spellStart"/>
-      <w:r>
-        <w:t>dùng</w:t>
-      </w:r>
-      <w:proofErr w:type="spellEnd"/>
-      <w:r>
-        <w:t xml:space="preserve"> </w:t>
-      </w:r>
-      <w:proofErr w:type="spellStart"/>
-      <w:r>
-        <w:t>chỉ</w:t>
-      </w:r>
-      <w:proofErr w:type="spellEnd"/>
-      <w:r>
-        <w:t xml:space="preserve"> </w:t>
-      </w:r>
-      <w:proofErr w:type="spellStart"/>
-      <w:r>
-        <w:t>cần</w:t>
-      </w:r>
-      <w:proofErr w:type="spellEnd"/>
-      <w:r>
-        <w:t xml:space="preserve"> </w:t>
-      </w:r>
-      <w:proofErr w:type="spellStart"/>
-      <w:r>
-        <w:rPr>
-          <w:b/>
-          <w:bCs/>
-        </w:rPr>
-        <w:t>nhấn</w:t>
-      </w:r>
-      <w:proofErr w:type="spellEnd"/>
-      <w:r>
-        <w:rPr>
-          <w:b/>
-          <w:bCs/>
-        </w:rPr>
-        <w:t xml:space="preserve"> Enter</w:t>
-      </w:r>
-      <w:r>
-        <w:t>.</w:t>
-      </w:r>
-    </w:p>
-    <w:p>
-      <w:r>
-        <w:lastRenderedPageBreak/>
-        <w:t xml:space="preserve">Script </w:t>
-      </w:r>
-      <w:proofErr w:type="spellStart"/>
-      <w:r>
-        <w:t>tự</w:t>
-      </w:r>
-      <w:proofErr w:type="spellEnd"/>
-      <w:r>
-        <w:t xml:space="preserve"> </w:t>
-      </w:r>
-      <w:proofErr w:type="spellStart"/>
-      <w:r>
-        <w:t>tìm</w:t>
-      </w:r>
-      <w:proofErr w:type="spellEnd"/>
-      <w:r>
-        <w:t xml:space="preserve"> file:</w:t>
-      </w:r>
-    </w:p>
-    <w:p>
-      <w:r>
-        <w:t>backup_</w:t>
-      </w:r>
-      <w:proofErr w:type="gramStart"/>
-      <w:r>
-        <w:t>*.dump</w:t>
-      </w:r>
-      <w:proofErr w:type="gramEnd"/>
-    </w:p>
-    <w:p>
-      <w:proofErr w:type="spellStart"/>
-      <w:r>
-        <w:t>và</w:t>
-      </w:r>
-      <w:proofErr w:type="spellEnd"/>
-      <w:r>
-        <w:t xml:space="preserve"> </w:t>
-      </w:r>
-      <w:proofErr w:type="spellStart"/>
-      <w:r>
-        <w:t>chọn</w:t>
-      </w:r>
-      <w:proofErr w:type="spellEnd"/>
-      <w:r>
-        <w:t xml:space="preserve"> </w:t>
-      </w:r>
-      <w:proofErr w:type="spellStart"/>
-      <w:r>
-        <w:t>bản</w:t>
-      </w:r>
-      <w:proofErr w:type="spellEnd"/>
-      <w:r>
-        <w:t xml:space="preserve"> backup </w:t>
-      </w:r>
-      <w:proofErr w:type="spellStart"/>
-      <w:r>
-        <w:t>mới</w:t>
-      </w:r>
-      <w:proofErr w:type="spellEnd"/>
-      <w:r>
-        <w:t xml:space="preserve"> </w:t>
-      </w:r>
-      <w:proofErr w:type="spellStart"/>
-      <w:r>
-        <w:t>nhất</w:t>
-      </w:r>
-      <w:proofErr w:type="spellEnd"/>
-      <w:r>
-        <w:t xml:space="preserve"> </w:t>
-      </w:r>
-      <w:proofErr w:type="spellStart"/>
-      <w:r>
-        <w:t>dựa</w:t>
-      </w:r>
-      <w:proofErr w:type="spellEnd"/>
-      <w:r>
-        <w:t xml:space="preserve"> </w:t>
-      </w:r>
-      <w:proofErr w:type="spellStart"/>
-      <w:r>
-        <w:t>trên</w:t>
-      </w:r>
-      <w:proofErr w:type="spellEnd"/>
-      <w:r>
-        <w:t xml:space="preserve"> </w:t>
-      </w:r>
-      <w:proofErr w:type="spellStart"/>
-      <w:r>
-        <w:t>thời</w:t>
-      </w:r>
-      <w:proofErr w:type="spellEnd"/>
-      <w:r>
-        <w:t xml:space="preserve"> </w:t>
-      </w:r>
-      <w:proofErr w:type="spellStart"/>
-      <w:r>
-        <w:t>gian</w:t>
-      </w:r>
-      <w:proofErr w:type="spellEnd"/>
-      <w:r>
-        <w:t xml:space="preserve"> file.</w:t>
-      </w:r>
-    </w:p>
-    <w:p>
-      <w:pPr>
-        <w:rPr>
-          <w:b/>
-          <w:bCs/>
-        </w:rPr>
-      </w:pPr>
-      <w:r>
-        <w:rPr>
-          <w:b/>
-          <w:bCs/>
-        </w:rPr>
-        <w:t xml:space="preserve">Trường </w:t>
-      </w:r>
-      <w:proofErr w:type="spellStart"/>
-      <w:r>
-        <w:rPr>
-          <w:b/>
-          <w:bCs/>
-        </w:rPr>
-        <w:t>hợp</w:t>
-      </w:r>
-      <w:proofErr w:type="spellEnd"/>
-      <w:r>
-        <w:rPr>
-          <w:b/>
-          <w:bCs/>
-        </w:rPr>
-        <w:t xml:space="preserve"> 2: Phục </w:t>
-      </w:r>
-      <w:proofErr w:type="spellStart"/>
-      <w:r>
-        <w:rPr>
-          <w:b/>
-          <w:bCs/>
-        </w:rPr>
-        <w:t>hồi</w:t>
-      </w:r>
-      <w:proofErr w:type="spellEnd"/>
-      <w:r>
-        <w:rPr>
-          <w:b/>
-          <w:bCs/>
-        </w:rPr>
-        <w:t xml:space="preserve"> </w:t>
-      </w:r>
-      <w:proofErr w:type="spellStart"/>
-      <w:r>
-        <w:rPr>
-          <w:b/>
-          <w:bCs/>
-        </w:rPr>
-        <w:t>theo</w:t>
-      </w:r>
-      <w:proofErr w:type="spellEnd"/>
-      <w:r>
-        <w:rPr>
-          <w:b/>
-          <w:bCs/>
-        </w:rPr>
-        <w:t xml:space="preserve"> </w:t>
-      </w:r>
-      <w:proofErr w:type="spellStart"/>
-      <w:r>
-        <w:rPr>
-          <w:b/>
-          <w:bCs/>
-        </w:rPr>
-        <w:t>ngày</w:t>
-      </w:r>
-      <w:proofErr w:type="spellEnd"/>
-      <w:r>
-        <w:rPr>
-          <w:b/>
-          <w:bCs/>
-        </w:rPr>
-        <w:t xml:space="preserve"> </w:t>
-      </w:r>
-      <w:proofErr w:type="spellStart"/>
-      <w:r>
-        <w:rPr>
-          <w:b/>
-          <w:bCs/>
-        </w:rPr>
-        <w:t>cụ</w:t>
-      </w:r>
-      <w:proofErr w:type="spellEnd"/>
-      <w:r>
-        <w:rPr>
-          <w:b/>
-          <w:bCs/>
-        </w:rPr>
-        <w:t xml:space="preserve"> </w:t>
-      </w:r>
-      <w:proofErr w:type="spellStart"/>
-      <w:r>
-        <w:rPr>
-          <w:b/>
-          <w:bCs/>
-        </w:rPr>
-        <w:t>thể</w:t>
-      </w:r>
-      <w:proofErr w:type="spellEnd"/>
-    </w:p>
-    <w:p>
-      <w:proofErr w:type="spellStart"/>
-      <w:r>
-        <w:t>Người</w:t>
-      </w:r>
-      <w:proofErr w:type="spellEnd"/>
-      <w:r>
-        <w:t xml:space="preserve"> </w:t>
-      </w:r>
-      <w:proofErr w:type="spellStart"/>
-      <w:r>
-        <w:t>dùng</w:t>
-      </w:r>
-      <w:proofErr w:type="spellEnd"/>
-      <w:r>
-        <w:t xml:space="preserve"> </w:t>
-      </w:r>
-      <w:proofErr w:type="spellStart"/>
-      <w:r>
-        <w:t>nhập</w:t>
-      </w:r>
-      <w:proofErr w:type="spellEnd"/>
-      <w:r>
-        <w:t xml:space="preserve"> </w:t>
-      </w:r>
-      <w:proofErr w:type="spellStart"/>
-      <w:r>
-        <w:t>ngày</w:t>
-      </w:r>
-      <w:proofErr w:type="spellEnd"/>
-      <w:r>
-        <w:t>:</w:t>
-      </w:r>
-    </w:p>
-    <w:p>
-      <w:r>
-        <w:t>2026-09-19</w:t>
-      </w:r>
-    </w:p>
-    <w:p>
-      <w:r>
-        <w:t xml:space="preserve">Script </w:t>
-      </w:r>
-      <w:proofErr w:type="spellStart"/>
-      <w:r>
-        <w:t>sẽ</w:t>
-      </w:r>
-      <w:proofErr w:type="spellEnd"/>
-      <w:r>
-        <w:t xml:space="preserve"> </w:t>
-      </w:r>
-      <w:proofErr w:type="spellStart"/>
-      <w:r>
-        <w:t>tìm</w:t>
-      </w:r>
-      <w:proofErr w:type="spellEnd"/>
-      <w:r>
-        <w:t>:</w:t>
-      </w:r>
-    </w:p>
-    <w:p>
-      <w:r>
-        <w:t>backup_2026-09-</w:t>
-      </w:r>
-      <w:proofErr w:type="gramStart"/>
-      <w:r>
-        <w:t>19.dump</w:t>
-      </w:r>
-      <w:proofErr w:type="gramEnd"/>
-    </w:p>
-    <w:p>
-      <w:proofErr w:type="spellStart"/>
-      <w:r>
-        <w:t>Nếu</w:t>
-      </w:r>
-      <w:proofErr w:type="spellEnd"/>
-      <w:r>
-        <w:t xml:space="preserve"> </w:t>
-      </w:r>
-      <w:proofErr w:type="spellStart"/>
-      <w:r>
-        <w:t>không</w:t>
-      </w:r>
-      <w:proofErr w:type="spellEnd"/>
-      <w:r>
-        <w:t xml:space="preserve"> </w:t>
-      </w:r>
-      <w:proofErr w:type="spellStart"/>
-      <w:r>
-        <w:t>tồn</w:t>
-      </w:r>
-      <w:proofErr w:type="spellEnd"/>
-      <w:r>
-        <w:t xml:space="preserve"> </w:t>
-      </w:r>
-      <w:proofErr w:type="spellStart"/>
-      <w:r>
-        <w:t>tại</w:t>
-      </w:r>
-      <w:proofErr w:type="spellEnd"/>
-      <w:r>
-        <w:t xml:space="preserve">, </w:t>
-      </w:r>
-      <w:proofErr w:type="spellStart"/>
-      <w:r>
-        <w:t>chương</w:t>
-      </w:r>
-      <w:proofErr w:type="spellEnd"/>
-      <w:r>
-        <w:t xml:space="preserve"> </w:t>
-      </w:r>
-      <w:proofErr w:type="spellStart"/>
-      <w:r>
-        <w:t>trình</w:t>
-      </w:r>
-      <w:proofErr w:type="spellEnd"/>
-      <w:r>
-        <w:t xml:space="preserve"> </w:t>
-      </w:r>
-      <w:proofErr w:type="spellStart"/>
-      <w:r>
-        <w:t>thông</w:t>
-      </w:r>
-      <w:proofErr w:type="spellEnd"/>
-      <w:r>
-        <w:t xml:space="preserve"> </w:t>
-      </w:r>
-      <w:proofErr w:type="spellStart"/>
-      <w:r>
-        <w:t>báo</w:t>
-      </w:r>
-      <w:proofErr w:type="spellEnd"/>
-      <w:r>
-        <w:t xml:space="preserve"> </w:t>
-      </w:r>
-      <w:proofErr w:type="spellStart"/>
-      <w:r>
-        <w:t>lỗi</w:t>
-      </w:r>
-      <w:proofErr w:type="spellEnd"/>
-      <w:r>
-        <w:t xml:space="preserve"> </w:t>
-      </w:r>
-      <w:proofErr w:type="spellStart"/>
-      <w:r>
-        <w:t>và</w:t>
-      </w:r>
-      <w:proofErr w:type="spellEnd"/>
-      <w:r>
-        <w:t xml:space="preserve"> </w:t>
-      </w:r>
-      <w:proofErr w:type="spellStart"/>
-      <w:r>
-        <w:t>cho</w:t>
-      </w:r>
-      <w:proofErr w:type="spellEnd"/>
-      <w:r>
-        <w:t xml:space="preserve"> </w:t>
-      </w:r>
-      <w:proofErr w:type="spellStart"/>
-      <w:r>
-        <w:t>phép</w:t>
-      </w:r>
-      <w:proofErr w:type="spellEnd"/>
-      <w:r>
-        <w:t xml:space="preserve"> </w:t>
-      </w:r>
-      <w:proofErr w:type="spellStart"/>
-      <w:r>
-        <w:t>nhập</w:t>
-      </w:r>
-      <w:proofErr w:type="spellEnd"/>
-      <w:r>
-        <w:t xml:space="preserve"> </w:t>
-      </w:r>
-      <w:proofErr w:type="spellStart"/>
-      <w:r>
-        <w:t>lại</w:t>
-      </w:r>
-      <w:proofErr w:type="spellEnd"/>
-      <w:r>
-        <w:t>.</w:t>
-      </w:r>
-    </w:p>
-    <w:p>
-      <w:pPr>
-        <w:rPr>
-          <w:b/>
-          <w:bCs/>
-        </w:rPr>
-      </w:pPr>
-      <w:r>
-        <w:rPr>
-          <w:b/>
-          <w:bCs/>
-        </w:rPr>
-        <w:t xml:space="preserve">Trường </w:t>
-      </w:r>
-      <w:proofErr w:type="spellStart"/>
-      <w:r>
-        <w:rPr>
-          <w:b/>
-          <w:bCs/>
-        </w:rPr>
-        <w:t>hợp</w:t>
-      </w:r>
-      <w:proofErr w:type="spellEnd"/>
-      <w:r>
-        <w:rPr>
-          <w:b/>
-          <w:bCs/>
-        </w:rPr>
-        <w:t xml:space="preserve"> 3: </w:t>
-      </w:r>
-      <w:proofErr w:type="spellStart"/>
-      <w:r>
-        <w:rPr>
-          <w:b/>
-          <w:bCs/>
-        </w:rPr>
-        <w:t>Thoát</w:t>
-      </w:r>
-      <w:proofErr w:type="spellEnd"/>
-    </w:p>
-    <w:p>
-      <w:proofErr w:type="spellStart"/>
-      <w:r>
-        <w:t>Người</w:t>
-      </w:r>
-      <w:proofErr w:type="spellEnd"/>
-      <w:r>
-        <w:t xml:space="preserve"> </w:t>
-      </w:r>
-      <w:proofErr w:type="spellStart"/>
-      <w:r>
-        <w:t>dùng</w:t>
-      </w:r>
-      <w:proofErr w:type="spellEnd"/>
-      <w:r>
-        <w:t xml:space="preserve"> </w:t>
-      </w:r>
-      <w:proofErr w:type="spellStart"/>
-      <w:r>
-        <w:t>nhập</w:t>
-      </w:r>
-      <w:proofErr w:type="spellEnd"/>
-      <w:r>
-        <w:t>:</w:t>
-      </w:r>
-    </w:p>
-    <w:p>
-      <w:r>
-        <w:t>Q</w:t>
-      </w:r>
-    </w:p>
-    <w:p>
-      <w:proofErr w:type="spellStart"/>
-      <w:r>
-        <w:t>để</w:t>
-      </w:r>
-      <w:proofErr w:type="spellEnd"/>
-      <w:r>
-        <w:t xml:space="preserve"> </w:t>
-      </w:r>
-      <w:proofErr w:type="spellStart"/>
-      <w:r>
-        <w:t>thoát</w:t>
-      </w:r>
-      <w:proofErr w:type="spellEnd"/>
-      <w:r>
-        <w:t xml:space="preserve"> </w:t>
-      </w:r>
-      <w:proofErr w:type="spellStart"/>
-      <w:r>
-        <w:t>chương</w:t>
-      </w:r>
-      <w:proofErr w:type="spellEnd"/>
-      <w:r>
-        <w:t xml:space="preserve"> </w:t>
-      </w:r>
-      <w:proofErr w:type="spellStart"/>
-      <w:r>
-        <w:t>trình</w:t>
-      </w:r>
-      <w:proofErr w:type="spellEnd"/>
-      <w:r>
-        <w:t>.</w:t>
-      </w:r>
-    </w:p>
-    <w:p>
-      <w:r>
-        <w:pict w14:anchorId="36540C4B">
-          <v:rect id="_x0000_i1155" style="width:0;height:1.5pt" o:hralign="center" o:hrstd="t" o:hr="t" fillcolor="#a0a0a0" stroked="f"/>
-        </w:pict>
-      </w:r>
-    </w:p>
-    <w:p>
-      <w:pPr>
-        <w:rPr>
-          <w:b/>
-          <w:bCs/>
-        </w:rPr>
-      </w:pPr>
-      <w:r>
-        <w:rPr>
-          <w:b/>
-          <w:bCs/>
-        </w:rPr>
-        <w:t xml:space="preserve">6. </w:t>
-      </w:r>
-      <w:proofErr w:type="spellStart"/>
-      <w:r>
-        <w:rPr>
-          <w:b/>
-          <w:bCs/>
-        </w:rPr>
-        <w:t>Xác</w:t>
-      </w:r>
-      <w:proofErr w:type="spellEnd"/>
-      <w:r>
-        <w:rPr>
-          <w:b/>
-          <w:bCs/>
-        </w:rPr>
-        <w:t xml:space="preserve"> </w:t>
-      </w:r>
-      <w:proofErr w:type="spellStart"/>
-      <w:r>
-        <w:rPr>
-          <w:b/>
-          <w:bCs/>
-        </w:rPr>
-        <w:t>nhận</w:t>
-      </w:r>
-      <w:proofErr w:type="spellEnd"/>
-      <w:r>
-        <w:rPr>
-          <w:b/>
-          <w:bCs/>
-        </w:rPr>
-        <w:t xml:space="preserve"> </w:t>
-      </w:r>
-      <w:proofErr w:type="spellStart"/>
-      <w:r>
-        <w:rPr>
-          <w:b/>
-          <w:bCs/>
-        </w:rPr>
-        <w:t>trước</w:t>
-      </w:r>
-      <w:proofErr w:type="spellEnd"/>
-      <w:r>
-        <w:rPr>
-          <w:b/>
-          <w:bCs/>
-        </w:rPr>
-        <w:t xml:space="preserve"> </w:t>
-      </w:r>
-      <w:proofErr w:type="spellStart"/>
-      <w:r>
-        <w:rPr>
-          <w:b/>
-          <w:bCs/>
-        </w:rPr>
-        <w:t>khi</w:t>
-      </w:r>
-      <w:proofErr w:type="spellEnd"/>
-      <w:r>
-        <w:rPr>
-          <w:b/>
-          <w:bCs/>
-        </w:rPr>
-        <w:t xml:space="preserve"> </w:t>
-      </w:r>
-      <w:proofErr w:type="spellStart"/>
-      <w:r>
-        <w:rPr>
-          <w:b/>
-          <w:bCs/>
-        </w:rPr>
-        <w:t>phục</w:t>
-      </w:r>
-      <w:proofErr w:type="spellEnd"/>
-      <w:r>
-        <w:rPr>
-          <w:b/>
-          <w:bCs/>
-        </w:rPr>
-        <w:t xml:space="preserve"> </w:t>
-      </w:r>
-      <w:proofErr w:type="spellStart"/>
-      <w:r>
-        <w:rPr>
-          <w:b/>
-          <w:bCs/>
-        </w:rPr>
-        <w:t>hồi</w:t>
-      </w:r>
-      <w:proofErr w:type="spellEnd"/>
-    </w:p>
-    <w:p>
-      <w:proofErr w:type="spellStart"/>
-      <w:r>
-        <w:t>Trước</w:t>
-      </w:r>
-      <w:proofErr w:type="spellEnd"/>
-      <w:r>
-        <w:t xml:space="preserve"> </w:t>
-      </w:r>
-      <w:proofErr w:type="spellStart"/>
-      <w:r>
-        <w:t>khi</w:t>
-      </w:r>
-      <w:proofErr w:type="spellEnd"/>
-      <w:r>
-        <w:t xml:space="preserve"> </w:t>
-      </w:r>
-      <w:proofErr w:type="spellStart"/>
-      <w:r>
-        <w:t>thực</w:t>
-      </w:r>
-      <w:proofErr w:type="spellEnd"/>
-      <w:r>
-        <w:t xml:space="preserve"> </w:t>
-      </w:r>
-      <w:proofErr w:type="spellStart"/>
-      <w:r>
-        <w:t>hiện</w:t>
-      </w:r>
-      <w:proofErr w:type="spellEnd"/>
-      <w:r>
-        <w:t xml:space="preserve"> restore, script </w:t>
-      </w:r>
-      <w:proofErr w:type="spellStart"/>
-      <w:r>
-        <w:t>hiển</w:t>
-      </w:r>
-      <w:proofErr w:type="spellEnd"/>
-      <w:r>
-        <w:t xml:space="preserve"> </w:t>
-      </w:r>
-      <w:proofErr w:type="spellStart"/>
-      <w:r>
-        <w:t>thị</w:t>
-      </w:r>
-      <w:proofErr w:type="spellEnd"/>
-      <w:r>
-        <w:t xml:space="preserve"> file </w:t>
-      </w:r>
-      <w:proofErr w:type="spellStart"/>
-      <w:r>
-        <w:t>được</w:t>
-      </w:r>
-      <w:proofErr w:type="spellEnd"/>
-      <w:r>
-        <w:t xml:space="preserve"> </w:t>
-      </w:r>
-      <w:proofErr w:type="spellStart"/>
-      <w:r>
-        <w:t>chọn</w:t>
-      </w:r>
-      <w:proofErr w:type="spellEnd"/>
-      <w:r>
-        <w:t xml:space="preserve"> </w:t>
-      </w:r>
-      <w:proofErr w:type="spellStart"/>
-      <w:r>
-        <w:t>và</w:t>
-      </w:r>
-      <w:proofErr w:type="spellEnd"/>
-      <w:r>
-        <w:t xml:space="preserve"> </w:t>
-      </w:r>
-      <w:proofErr w:type="spellStart"/>
-      <w:r>
-        <w:t>yêu</w:t>
-      </w:r>
-      <w:proofErr w:type="spellEnd"/>
-      <w:r>
-        <w:t xml:space="preserve"> </w:t>
-      </w:r>
-      <w:proofErr w:type="spellStart"/>
-      <w:r>
-        <w:t>cầu</w:t>
-      </w:r>
-      <w:proofErr w:type="spellEnd"/>
-      <w:r>
-        <w:t xml:space="preserve"> </w:t>
-      </w:r>
-      <w:proofErr w:type="spellStart"/>
-      <w:r>
-        <w:t>xác</w:t>
-      </w:r>
-      <w:proofErr w:type="spellEnd"/>
-      <w:r>
-        <w:t xml:space="preserve"> </w:t>
-      </w:r>
-      <w:proofErr w:type="spellStart"/>
-      <w:r>
-        <w:t>nhận</w:t>
-      </w:r>
-      <w:proofErr w:type="spellEnd"/>
-      <w:r>
-        <w:t>:</w:t>
-      </w:r>
-    </w:p>
-    <w:p>
-      <w:r>
-        <w:t xml:space="preserve">File backup </w:t>
-      </w:r>
-      <w:proofErr w:type="spellStart"/>
-      <w:r>
-        <w:t>duoc</w:t>
-      </w:r>
-      <w:proofErr w:type="spellEnd"/>
-      <w:r>
-        <w:t xml:space="preserve"> chon:</w:t>
-      </w:r>
-    </w:p>
-    <w:p>
-      <w:r>
-        <w:t>D:\DoAn_HTTT\backend\backup\backup_2026-09-19.dump</w:t>
-      </w:r>
-    </w:p>
-    <w:p/>
-    <w:p>
-      <w:r>
-        <w:t xml:space="preserve">Ban co </w:t>
-      </w:r>
-      <w:proofErr w:type="spellStart"/>
-      <w:r>
-        <w:t>chac</w:t>
-      </w:r>
-      <w:proofErr w:type="spellEnd"/>
-      <w:r>
-        <w:t xml:space="preserve"> </w:t>
-      </w:r>
-      <w:proofErr w:type="spellStart"/>
-      <w:r>
-        <w:t>chan</w:t>
-      </w:r>
-      <w:proofErr w:type="spellEnd"/>
-      <w:r>
-        <w:t xml:space="preserve"> muon </w:t>
-      </w:r>
-      <w:proofErr w:type="spellStart"/>
-      <w:r>
-        <w:t>phuc</w:t>
-      </w:r>
-      <w:proofErr w:type="spellEnd"/>
-      <w:r>
-        <w:t xml:space="preserve"> hoi? (Y/N):</w:t>
-      </w:r>
-    </w:p>
-    <w:p>
-      <w:proofErr w:type="spellStart"/>
-      <w:r>
-        <w:t>Điều</w:t>
-      </w:r>
-      <w:proofErr w:type="spellEnd"/>
-      <w:r>
-        <w:t xml:space="preserve"> </w:t>
-      </w:r>
-      <w:proofErr w:type="spellStart"/>
-      <w:r>
-        <w:t>này</w:t>
-      </w:r>
-      <w:proofErr w:type="spellEnd"/>
-      <w:r>
-        <w:t xml:space="preserve"> </w:t>
-      </w:r>
-      <w:proofErr w:type="spellStart"/>
-      <w:r>
-        <w:t>giúp</w:t>
-      </w:r>
-      <w:proofErr w:type="spellEnd"/>
-      <w:r>
-        <w:t xml:space="preserve"> </w:t>
-      </w:r>
-      <w:proofErr w:type="spellStart"/>
-      <w:r>
-        <w:t>hạn</w:t>
-      </w:r>
-      <w:proofErr w:type="spellEnd"/>
-      <w:r>
-        <w:t xml:space="preserve"> </w:t>
-      </w:r>
-      <w:proofErr w:type="spellStart"/>
-      <w:r>
-        <w:t>chế</w:t>
-      </w:r>
-      <w:proofErr w:type="spellEnd"/>
-      <w:r>
-        <w:t xml:space="preserve"> </w:t>
-      </w:r>
-      <w:proofErr w:type="spellStart"/>
-      <w:r>
-        <w:t>trường</w:t>
-      </w:r>
-      <w:proofErr w:type="spellEnd"/>
-      <w:r>
-        <w:t xml:space="preserve"> </w:t>
-      </w:r>
-      <w:proofErr w:type="spellStart"/>
-      <w:r>
-        <w:t>hợp</w:t>
-      </w:r>
-      <w:proofErr w:type="spellEnd"/>
-      <w:r>
-        <w:t xml:space="preserve"> </w:t>
-      </w:r>
-      <w:proofErr w:type="spellStart"/>
-      <w:r>
-        <w:t>phục</w:t>
-      </w:r>
-      <w:proofErr w:type="spellEnd"/>
-      <w:r>
-        <w:t xml:space="preserve"> </w:t>
-      </w:r>
-      <w:proofErr w:type="spellStart"/>
-      <w:r>
-        <w:t>hồi</w:t>
-      </w:r>
-      <w:proofErr w:type="spellEnd"/>
-      <w:r>
-        <w:t xml:space="preserve"> </w:t>
-      </w:r>
-      <w:proofErr w:type="spellStart"/>
-      <w:r>
-        <w:t>nhầm</w:t>
-      </w:r>
-      <w:proofErr w:type="spellEnd"/>
-      <w:r>
-        <w:t xml:space="preserve"> </w:t>
-      </w:r>
-      <w:proofErr w:type="spellStart"/>
-      <w:r>
-        <w:t>bản</w:t>
-      </w:r>
-      <w:proofErr w:type="spellEnd"/>
-      <w:r>
-        <w:t xml:space="preserve"> backup.</w:t>
-      </w:r>
-    </w:p>
-    <w:p>
-      <w:r>
-        <w:pict w14:anchorId="516866F2">
-          <v:rect id="_x0000_i1156" style="width:0;height:1.5pt" o:hralign="center" o:hrstd="t" o:hr="t" fillcolor="#a0a0a0" stroked="f"/>
-        </w:pict>
-      </w:r>
-    </w:p>
-    <w:p>
-      <w:pPr>
-        <w:rPr>
-          <w:b/>
-          <w:bCs/>
-        </w:rPr>
-      </w:pPr>
-      <w:r>
-        <w:rPr>
-          <w:b/>
-          <w:bCs/>
-        </w:rPr>
-        <w:t xml:space="preserve">7. </w:t>
-      </w:r>
-      <w:proofErr w:type="spellStart"/>
-      <w:r>
-        <w:rPr>
-          <w:b/>
-          <w:bCs/>
-        </w:rPr>
-        <w:t>Lệnh</w:t>
-      </w:r>
-      <w:proofErr w:type="spellEnd"/>
-      <w:r>
-        <w:rPr>
-          <w:b/>
-          <w:bCs/>
-        </w:rPr>
-        <w:t xml:space="preserve"> </w:t>
-      </w:r>
-      <w:proofErr w:type="spellStart"/>
-      <w:r>
-        <w:rPr>
-          <w:b/>
-          <w:bCs/>
-        </w:rPr>
-        <w:t>phục</w:t>
-      </w:r>
-      <w:proofErr w:type="spellEnd"/>
-      <w:r>
-        <w:rPr>
-          <w:b/>
-          <w:bCs/>
-        </w:rPr>
-        <w:t xml:space="preserve"> </w:t>
-      </w:r>
-      <w:proofErr w:type="spellStart"/>
-      <w:r>
-        <w:rPr>
-          <w:b/>
-          <w:bCs/>
-        </w:rPr>
-        <w:t>hồi</w:t>
-      </w:r>
-      <w:proofErr w:type="spellEnd"/>
-    </w:p>
-    <w:p>
-      <w:r>
-        <w:t xml:space="preserve">Script </w:t>
-      </w:r>
-      <w:proofErr w:type="spellStart"/>
-      <w:r>
-        <w:t>sử</w:t>
-      </w:r>
-      <w:proofErr w:type="spellEnd"/>
-      <w:r>
-        <w:t xml:space="preserve"> </w:t>
-      </w:r>
-      <w:proofErr w:type="spellStart"/>
-      <w:r>
-        <w:t>dụng</w:t>
-      </w:r>
-      <w:proofErr w:type="spellEnd"/>
-      <w:r>
-        <w:t>:</w:t>
-      </w:r>
-    </w:p>
-    <w:p>
-      <w:proofErr w:type="spellStart"/>
-      <w:r>
-        <w:t>pg_restore</w:t>
-      </w:r>
-      <w:proofErr w:type="spellEnd"/>
-      <w:r>
-        <w:t xml:space="preserve"> --clean --if-exists --no-owner --no-privileges --verbose --exit-on-error -d "$</w:t>
-      </w:r>
-      <w:proofErr w:type="spellStart"/>
-      <w:proofErr w:type="gramStart"/>
-      <w:r>
-        <w:t>env:DATABASE</w:t>
-      </w:r>
-      <w:proofErr w:type="gramEnd"/>
-      <w:r>
-        <w:t>_URL</w:t>
-      </w:r>
-      <w:proofErr w:type="spellEnd"/>
-      <w:r>
-        <w:t>" $backup</w:t>
-      </w:r>
-    </w:p>
-    <w:p>
-      <w:r>
-        <w:t xml:space="preserve">Các </w:t>
-      </w:r>
-      <w:proofErr w:type="spellStart"/>
-      <w:r>
-        <w:t>tùy</w:t>
-      </w:r>
-      <w:proofErr w:type="spellEnd"/>
-      <w:r>
-        <w:t xml:space="preserve"> </w:t>
-      </w:r>
-      <w:proofErr w:type="spellStart"/>
-      <w:r>
-        <w:t>chọn</w:t>
-      </w:r>
-      <w:proofErr w:type="spellEnd"/>
-      <w:r>
-        <w:t xml:space="preserve"> </w:t>
-      </w:r>
-      <w:proofErr w:type="spellStart"/>
-      <w:r>
-        <w:t>chính</w:t>
-      </w:r>
-      <w:proofErr w:type="spellEnd"/>
-      <w:r>
-        <w:t>:</w:t>
-      </w:r>
-    </w:p>
-    <w:tbl>
-      <w:tblPr>
-        <w:tblW w:w="0" w:type="auto"/>
-        <w:tblCellSpacing w:w="15" w:type="dxa"/>
-        <w:tblCellMar>
-          <w:top w:w="15" w:type="dxa"/>
-          <w:left w:w="15" w:type="dxa"/>
-          <w:bottom w:w="15" w:type="dxa"/>
-          <w:right w:w="15" w:type="dxa"/>
-        </w:tblCellMar>
-        <w:tblLook w:val="04A0" w:firstRow="1" w:lastRow="0" w:firstColumn="1" w:lastColumn="0" w:noHBand="0" w:noVBand="1"/>
-      </w:tblPr>
-      <w:tblGrid>
-        <w:gridCol w:w="1303"/>
-        <w:gridCol w:w="3479"/>
-      </w:tblGrid>
-      <w:tr>
-        <w:trPr>
-          <w:tblHeader/>
-          <w:tblCellSpacing w:w="15" w:type="dxa"/>
-        </w:trPr>
-        <w:tc>
-          <w:tcPr>
-            <w:tcW w:w="0" w:type="auto"/>
-            <w:vAlign w:val="center"/>
-            <w:hideMark/>
-          </w:tcPr>
-          <w:p>
-            <w:pPr>
-              <w:rPr>
-                <w:b/>
-                <w:bCs/>
-              </w:rPr>
-            </w:pPr>
-            <w:r>
-              <w:rPr>
-                <w:b/>
-                <w:bCs/>
-              </w:rPr>
-              <w:t xml:space="preserve">Tùy </w:t>
-            </w:r>
-            <w:proofErr w:type="spellStart"/>
-            <w:r>
-              <w:rPr>
-                <w:b/>
-                <w:bCs/>
-              </w:rPr>
-              <w:t>chọn</w:t>
-            </w:r>
-            <w:proofErr w:type="spellEnd"/>
-          </w:p>
-        </w:tc>
-        <w:tc>
-          <w:tcPr>
-            <w:tcW w:w="0" w:type="auto"/>
-            <w:vAlign w:val="center"/>
-            <w:hideMark/>
-          </w:tcPr>
-          <w:p>
-            <w:pPr>
-              <w:rPr>
-                <w:b/>
-                <w:bCs/>
-              </w:rPr>
-            </w:pPr>
-            <w:r>
-              <w:rPr>
-                <w:b/>
-                <w:bCs/>
-              </w:rPr>
-              <w:t xml:space="preserve">Ý </w:t>
-            </w:r>
-            <w:proofErr w:type="spellStart"/>
-            <w:r>
-              <w:rPr>
-                <w:b/>
-                <w:bCs/>
-              </w:rPr>
-              <w:t>nghĩa</w:t>
-            </w:r>
-            <w:proofErr w:type="spellEnd"/>
-          </w:p>
-        </w:tc>
-      </w:tr>
-      <w:tr>
-        <w:trPr>
-          <w:tblCellSpacing w:w="15" w:type="dxa"/>
-        </w:trPr>
-        <w:tc>
-          <w:tcPr>
-            <w:tcW w:w="0" w:type="auto"/>
-            <w:vAlign w:val="center"/>
-            <w:hideMark/>
-          </w:tcPr>
-          <w:p>
-            <w:r>
-              <w:lastRenderedPageBreak/>
-              <w:t>--clean</w:t>
-            </w:r>
-          </w:p>
-        </w:tc>
-        <w:tc>
-          <w:tcPr>
-            <w:tcW w:w="0" w:type="auto"/>
-            <w:vAlign w:val="center"/>
-            <w:hideMark/>
-          </w:tcPr>
-          <w:p>
-            <w:proofErr w:type="spellStart"/>
-            <w:r>
-              <w:t>Xóa</w:t>
-            </w:r>
-            <w:proofErr w:type="spellEnd"/>
-            <w:r>
-              <w:t xml:space="preserve"> </w:t>
-            </w:r>
-            <w:proofErr w:type="spellStart"/>
-            <w:r>
-              <w:t>các</w:t>
-            </w:r>
-            <w:proofErr w:type="spellEnd"/>
-            <w:r>
-              <w:t xml:space="preserve"> </w:t>
-            </w:r>
-            <w:proofErr w:type="spellStart"/>
-            <w:r>
-              <w:t>đối</w:t>
-            </w:r>
-            <w:proofErr w:type="spellEnd"/>
-            <w:r>
-              <w:t xml:space="preserve"> </w:t>
-            </w:r>
-            <w:proofErr w:type="spellStart"/>
-            <w:r>
-              <w:t>tượng</w:t>
-            </w:r>
-            <w:proofErr w:type="spellEnd"/>
-            <w:r>
-              <w:t xml:space="preserve"> </w:t>
-            </w:r>
-            <w:proofErr w:type="spellStart"/>
-            <w:r>
-              <w:t>cũ</w:t>
-            </w:r>
-            <w:proofErr w:type="spellEnd"/>
-            <w:r>
-              <w:t xml:space="preserve"> </w:t>
-            </w:r>
-            <w:proofErr w:type="spellStart"/>
-            <w:r>
-              <w:t>trước</w:t>
-            </w:r>
-            <w:proofErr w:type="spellEnd"/>
-            <w:r>
-              <w:t xml:space="preserve"> </w:t>
-            </w:r>
-            <w:proofErr w:type="spellStart"/>
-            <w:r>
-              <w:t>khi</w:t>
-            </w:r>
-            <w:proofErr w:type="spellEnd"/>
-            <w:r>
-              <w:t xml:space="preserve"> </w:t>
-            </w:r>
-            <w:proofErr w:type="spellStart"/>
-            <w:r>
-              <w:t>phục</w:t>
-            </w:r>
-            <w:proofErr w:type="spellEnd"/>
-            <w:r>
-              <w:t xml:space="preserve"> </w:t>
-            </w:r>
-            <w:proofErr w:type="spellStart"/>
-            <w:r>
-              <w:t>hồi</w:t>
-            </w:r>
-            <w:proofErr w:type="spellEnd"/>
-          </w:p>
-        </w:tc>
-      </w:tr>
-      <w:tr>
-        <w:trPr>
-          <w:tblCellSpacing w:w="15" w:type="dxa"/>
-        </w:trPr>
-        <w:tc>
-          <w:tcPr>
-            <w:tcW w:w="0" w:type="auto"/>
-            <w:vAlign w:val="center"/>
-            <w:hideMark/>
-          </w:tcPr>
-          <w:p>
-            <w:r>
-              <w:t>--if-exists</w:t>
-            </w:r>
-          </w:p>
-        </w:tc>
-        <w:tc>
-          <w:tcPr>
-            <w:tcW w:w="0" w:type="auto"/>
-            <w:vAlign w:val="center"/>
-            <w:hideMark/>
-          </w:tcPr>
-          <w:p>
-            <w:proofErr w:type="spellStart"/>
-            <w:r>
-              <w:t>Chỉ</w:t>
-            </w:r>
-            <w:proofErr w:type="spellEnd"/>
-            <w:r>
-              <w:t xml:space="preserve"> </w:t>
-            </w:r>
-            <w:proofErr w:type="spellStart"/>
-            <w:r>
-              <w:t>xóa</w:t>
-            </w:r>
-            <w:proofErr w:type="spellEnd"/>
-            <w:r>
-              <w:t xml:space="preserve"> </w:t>
-            </w:r>
-            <w:proofErr w:type="spellStart"/>
-            <w:r>
-              <w:t>đối</w:t>
-            </w:r>
-            <w:proofErr w:type="spellEnd"/>
-            <w:r>
-              <w:t xml:space="preserve"> </w:t>
-            </w:r>
-            <w:proofErr w:type="spellStart"/>
-            <w:r>
-              <w:t>tượng</w:t>
-            </w:r>
-            <w:proofErr w:type="spellEnd"/>
-            <w:r>
-              <w:t xml:space="preserve"> </w:t>
-            </w:r>
-            <w:proofErr w:type="spellStart"/>
-            <w:r>
-              <w:t>nếu</w:t>
-            </w:r>
-            <w:proofErr w:type="spellEnd"/>
-            <w:r>
-              <w:t xml:space="preserve"> </w:t>
-            </w:r>
-            <w:proofErr w:type="spellStart"/>
-            <w:r>
-              <w:t>tồn</w:t>
-            </w:r>
-            <w:proofErr w:type="spellEnd"/>
-            <w:r>
-              <w:t xml:space="preserve"> </w:t>
-            </w:r>
-            <w:proofErr w:type="spellStart"/>
-            <w:r>
-              <w:t>tại</w:t>
-            </w:r>
-            <w:proofErr w:type="spellEnd"/>
-          </w:p>
-        </w:tc>
-      </w:tr>
-      <w:tr>
-        <w:trPr>
-          <w:tblCellSpacing w:w="15" w:type="dxa"/>
-        </w:trPr>
-        <w:tc>
-          <w:tcPr>
-            <w:tcW w:w="0" w:type="auto"/>
-            <w:vAlign w:val="center"/>
-            <w:hideMark/>
-          </w:tcPr>
-          <w:p>
-            <w:r>
-              <w:t>--no-owner</w:t>
-            </w:r>
-          </w:p>
-        </w:tc>
-        <w:tc>
-          <w:tcPr>
-            <w:tcW w:w="0" w:type="auto"/>
-            <w:vAlign w:val="center"/>
-            <w:hideMark/>
-          </w:tcPr>
-          <w:p>
-            <w:proofErr w:type="spellStart"/>
-            <w:r>
-              <w:t>Không</w:t>
-            </w:r>
-            <w:proofErr w:type="spellEnd"/>
-            <w:r>
-              <w:t xml:space="preserve"> </w:t>
-            </w:r>
-            <w:proofErr w:type="spellStart"/>
-            <w:r>
-              <w:t>phục</w:t>
-            </w:r>
-            <w:proofErr w:type="spellEnd"/>
-            <w:r>
-              <w:t xml:space="preserve"> </w:t>
-            </w:r>
-            <w:proofErr w:type="spellStart"/>
-            <w:r>
-              <w:t>hồi</w:t>
-            </w:r>
-            <w:proofErr w:type="spellEnd"/>
-            <w:r>
-              <w:t xml:space="preserve"> </w:t>
-            </w:r>
-            <w:proofErr w:type="spellStart"/>
-            <w:r>
-              <w:t>thông</w:t>
-            </w:r>
-            <w:proofErr w:type="spellEnd"/>
-            <w:r>
-              <w:t xml:space="preserve"> tin owner</w:t>
-            </w:r>
-          </w:p>
-        </w:tc>
-      </w:tr>
-      <w:tr>
-        <w:trPr>
-          <w:tblCellSpacing w:w="15" w:type="dxa"/>
-        </w:trPr>
-        <w:tc>
-          <w:tcPr>
-            <w:tcW w:w="0" w:type="auto"/>
-            <w:vAlign w:val="center"/>
-            <w:hideMark/>
-          </w:tcPr>
-          <w:p>
-            <w:r>
-              <w:t>--no-privileges</w:t>
-            </w:r>
-          </w:p>
-        </w:tc>
-        <w:tc>
-          <w:tcPr>
-            <w:tcW w:w="0" w:type="auto"/>
-            <w:vAlign w:val="center"/>
-            <w:hideMark/>
-          </w:tcPr>
-          <w:p>
-            <w:proofErr w:type="spellStart"/>
-            <w:r>
-              <w:t>Không</w:t>
-            </w:r>
-            <w:proofErr w:type="spellEnd"/>
-            <w:r>
-              <w:t xml:space="preserve"> </w:t>
-            </w:r>
-            <w:proofErr w:type="spellStart"/>
-            <w:r>
-              <w:t>phục</w:t>
-            </w:r>
-            <w:proofErr w:type="spellEnd"/>
-            <w:r>
-              <w:t xml:space="preserve"> </w:t>
-            </w:r>
-            <w:proofErr w:type="spellStart"/>
-            <w:r>
-              <w:t>hồi</w:t>
-            </w:r>
-            <w:proofErr w:type="spellEnd"/>
-            <w:r>
-              <w:t xml:space="preserve"> </w:t>
-            </w:r>
-            <w:proofErr w:type="spellStart"/>
-            <w:r>
-              <w:t>quyền</w:t>
-            </w:r>
-            <w:proofErr w:type="spellEnd"/>
-            <w:r>
-              <w:t>/ACL</w:t>
-            </w:r>
-          </w:p>
-        </w:tc>
-      </w:tr>
-      <w:tr>
-        <w:trPr>
-          <w:tblCellSpacing w:w="15" w:type="dxa"/>
-        </w:trPr>
-        <w:tc>
-          <w:tcPr>
-            <w:tcW w:w="0" w:type="auto"/>
-            <w:vAlign w:val="center"/>
-            <w:hideMark/>
-          </w:tcPr>
-          <w:p>
-            <w:r>
-              <w:t>--verbose</w:t>
-            </w:r>
-          </w:p>
-        </w:tc>
-        <w:tc>
-          <w:tcPr>
-            <w:tcW w:w="0" w:type="auto"/>
-            <w:vAlign w:val="center"/>
-            <w:hideMark/>
-          </w:tcPr>
-          <w:p>
-            <w:r>
-              <w:t xml:space="preserve">Hiển </w:t>
-            </w:r>
-            <w:proofErr w:type="spellStart"/>
-            <w:r>
-              <w:t>thị</w:t>
-            </w:r>
-            <w:proofErr w:type="spellEnd"/>
-            <w:r>
-              <w:t xml:space="preserve"> chi </w:t>
-            </w:r>
-            <w:proofErr w:type="spellStart"/>
-            <w:r>
-              <w:t>tiết</w:t>
-            </w:r>
-            <w:proofErr w:type="spellEnd"/>
-            <w:r>
-              <w:t xml:space="preserve"> </w:t>
-            </w:r>
-            <w:proofErr w:type="spellStart"/>
-            <w:r>
-              <w:t>quá</w:t>
-            </w:r>
-            <w:proofErr w:type="spellEnd"/>
-            <w:r>
-              <w:t xml:space="preserve"> </w:t>
-            </w:r>
-            <w:proofErr w:type="spellStart"/>
-            <w:r>
-              <w:t>trình</w:t>
-            </w:r>
-            <w:proofErr w:type="spellEnd"/>
-            <w:r>
-              <w:t xml:space="preserve"> restore</w:t>
-            </w:r>
-          </w:p>
-        </w:tc>
-      </w:tr>
-      <w:tr>
-        <w:trPr>
-          <w:tblCellSpacing w:w="15" w:type="dxa"/>
-        </w:trPr>
-        <w:tc>
-          <w:tcPr>
-            <w:tcW w:w="0" w:type="auto"/>
-            <w:vAlign w:val="center"/>
-            <w:hideMark/>
-          </w:tcPr>
-          <w:p>
-            <w:r>
-              <w:t>--exit-on-error</w:t>
-            </w:r>
-          </w:p>
-        </w:tc>
-        <w:tc>
-          <w:tcPr>
-            <w:tcW w:w="0" w:type="auto"/>
-            <w:vAlign w:val="center"/>
-            <w:hideMark/>
-          </w:tcPr>
-          <w:p>
-            <w:proofErr w:type="spellStart"/>
-            <w:r>
-              <w:t>Dừng</w:t>
-            </w:r>
-            <w:proofErr w:type="spellEnd"/>
-            <w:r>
-              <w:t xml:space="preserve"> </w:t>
-            </w:r>
-            <w:proofErr w:type="spellStart"/>
-            <w:r>
-              <w:t>khi</w:t>
-            </w:r>
-            <w:proofErr w:type="spellEnd"/>
-            <w:r>
-              <w:t xml:space="preserve"> </w:t>
-            </w:r>
-            <w:proofErr w:type="spellStart"/>
-            <w:r>
-              <w:t>gặp</w:t>
-            </w:r>
-            <w:proofErr w:type="spellEnd"/>
-            <w:r>
-              <w:t xml:space="preserve"> </w:t>
-            </w:r>
-            <w:proofErr w:type="spellStart"/>
-            <w:r>
-              <w:t>lỗi</w:t>
-            </w:r>
-            <w:proofErr w:type="spellEnd"/>
-          </w:p>
-        </w:tc>
-      </w:tr>
-      <w:tr>
-        <w:trPr>
-          <w:tblCellSpacing w:w="15" w:type="dxa"/>
-        </w:trPr>
-        <w:tc>
-          <w:tcPr>
-            <w:tcW w:w="0" w:type="auto"/>
-            <w:vAlign w:val="center"/>
-            <w:hideMark/>
-          </w:tcPr>
-          <w:p>
-            <w:r>
-              <w:t>-d</w:t>
-            </w:r>
-          </w:p>
-        </w:tc>
-        <w:tc>
-          <w:tcPr>
-            <w:tcW w:w="0" w:type="auto"/>
-            <w:vAlign w:val="center"/>
-            <w:hideMark/>
-          </w:tcPr>
-          <w:p>
-            <w:proofErr w:type="spellStart"/>
-            <w:r>
-              <w:t>Chỉ</w:t>
-            </w:r>
-            <w:proofErr w:type="spellEnd"/>
-            <w:r>
-              <w:t xml:space="preserve"> </w:t>
-            </w:r>
-            <w:proofErr w:type="spellStart"/>
-            <w:r>
-              <w:t>định</w:t>
-            </w:r>
-            <w:proofErr w:type="spellEnd"/>
-            <w:r>
-              <w:t xml:space="preserve"> CSDL </w:t>
-            </w:r>
-            <w:proofErr w:type="spellStart"/>
-            <w:r>
-              <w:t>đích</w:t>
-            </w:r>
-            <w:proofErr w:type="spellEnd"/>
-          </w:p>
-        </w:tc>
-      </w:tr>
-    </w:tbl>
-    <w:p>
-      <w:proofErr w:type="spellStart"/>
-      <w:r>
-        <w:t>Việc</w:t>
-      </w:r>
-      <w:proofErr w:type="spellEnd"/>
-      <w:r>
-        <w:t xml:space="preserve"> </w:t>
-      </w:r>
-      <w:proofErr w:type="spellStart"/>
-      <w:r>
-        <w:t>sử</w:t>
-      </w:r>
-      <w:proofErr w:type="spellEnd"/>
-      <w:r>
-        <w:t xml:space="preserve"> </w:t>
-      </w:r>
-      <w:proofErr w:type="spellStart"/>
-      <w:r>
-        <w:t>dụng</w:t>
-      </w:r>
-      <w:proofErr w:type="spellEnd"/>
-      <w:r>
-        <w:t xml:space="preserve"> --no-privileges </w:t>
-      </w:r>
-      <w:proofErr w:type="spellStart"/>
-      <w:r>
-        <w:t>được</w:t>
-      </w:r>
-      <w:proofErr w:type="spellEnd"/>
-      <w:r>
-        <w:t xml:space="preserve"> </w:t>
-      </w:r>
-      <w:proofErr w:type="spellStart"/>
-      <w:r>
-        <w:t>bổ</w:t>
-      </w:r>
-      <w:proofErr w:type="spellEnd"/>
-      <w:r>
-        <w:t xml:space="preserve"> sung do </w:t>
-      </w:r>
-      <w:proofErr w:type="spellStart"/>
-      <w:r>
-        <w:t>khi</w:t>
-      </w:r>
-      <w:proofErr w:type="spellEnd"/>
-      <w:r>
-        <w:t xml:space="preserve"> </w:t>
-      </w:r>
-      <w:proofErr w:type="spellStart"/>
-      <w:r>
-        <w:t>phục</w:t>
-      </w:r>
-      <w:proofErr w:type="spellEnd"/>
-      <w:r>
-        <w:t xml:space="preserve"> </w:t>
-      </w:r>
-      <w:proofErr w:type="spellStart"/>
-      <w:r>
-        <w:t>hồi</w:t>
-      </w:r>
-      <w:proofErr w:type="spellEnd"/>
-      <w:r>
-        <w:t xml:space="preserve"> </w:t>
-      </w:r>
-      <w:proofErr w:type="spellStart"/>
-      <w:r>
-        <w:t>trên</w:t>
-      </w:r>
-      <w:proofErr w:type="spellEnd"/>
-      <w:r>
-        <w:t xml:space="preserve"> Neon, </w:t>
-      </w:r>
-      <w:proofErr w:type="spellStart"/>
-      <w:r>
-        <w:t>bản</w:t>
-      </w:r>
-      <w:proofErr w:type="spellEnd"/>
-      <w:r>
-        <w:t xml:space="preserve"> backup </w:t>
-      </w:r>
-      <w:proofErr w:type="spellStart"/>
-      <w:r>
-        <w:t>chứa</w:t>
-      </w:r>
-      <w:proofErr w:type="spellEnd"/>
-      <w:r>
-        <w:t xml:space="preserve"> </w:t>
-      </w:r>
-      <w:proofErr w:type="spellStart"/>
-      <w:r>
-        <w:t>thông</w:t>
-      </w:r>
-      <w:proofErr w:type="spellEnd"/>
-      <w:r>
-        <w:t xml:space="preserve"> tin </w:t>
-      </w:r>
-      <w:proofErr w:type="spellStart"/>
-      <w:r>
-        <w:t>về</w:t>
-      </w:r>
-      <w:proofErr w:type="spellEnd"/>
-      <w:r>
-        <w:t xml:space="preserve"> </w:t>
-      </w:r>
-      <w:r>
-        <w:rPr>
-          <w:b/>
-          <w:bCs/>
-        </w:rPr>
-        <w:t>default privileges</w:t>
-      </w:r>
-      <w:r>
-        <w:t xml:space="preserve"> </w:t>
-      </w:r>
-      <w:proofErr w:type="spellStart"/>
-      <w:r>
-        <w:t>của</w:t>
-      </w:r>
-      <w:proofErr w:type="spellEnd"/>
-      <w:r>
-        <w:t xml:space="preserve"> </w:t>
-      </w:r>
-      <w:proofErr w:type="spellStart"/>
-      <w:r>
-        <w:t>các</w:t>
-      </w:r>
-      <w:proofErr w:type="spellEnd"/>
-      <w:r>
-        <w:t xml:space="preserve"> role </w:t>
-      </w:r>
-      <w:proofErr w:type="spellStart"/>
-      <w:r>
-        <w:t>như</w:t>
-      </w:r>
-      <w:proofErr w:type="spellEnd"/>
-      <w:r>
-        <w:t xml:space="preserve"> </w:t>
-      </w:r>
-      <w:proofErr w:type="spellStart"/>
-      <w:r>
-        <w:t>cloud_admin</w:t>
-      </w:r>
-      <w:proofErr w:type="spellEnd"/>
-      <w:r>
-        <w:t xml:space="preserve">, </w:t>
-      </w:r>
-      <w:proofErr w:type="spellStart"/>
-      <w:r>
-        <w:t>trong</w:t>
-      </w:r>
-      <w:proofErr w:type="spellEnd"/>
-      <w:r>
-        <w:t xml:space="preserve"> </w:t>
-      </w:r>
-      <w:proofErr w:type="spellStart"/>
-      <w:r>
-        <w:t>khi</w:t>
-      </w:r>
-      <w:proofErr w:type="spellEnd"/>
-      <w:r>
-        <w:t xml:space="preserve"> </w:t>
-      </w:r>
-      <w:proofErr w:type="spellStart"/>
-      <w:r>
-        <w:t>tài</w:t>
-      </w:r>
-      <w:proofErr w:type="spellEnd"/>
-      <w:r>
-        <w:t xml:space="preserve"> </w:t>
-      </w:r>
-      <w:proofErr w:type="spellStart"/>
-      <w:r>
-        <w:t>khoản</w:t>
-      </w:r>
-      <w:proofErr w:type="spellEnd"/>
-      <w:r>
-        <w:t xml:space="preserve"> </w:t>
-      </w:r>
-      <w:proofErr w:type="spellStart"/>
-      <w:r>
-        <w:t>thực</w:t>
-      </w:r>
-      <w:proofErr w:type="spellEnd"/>
-      <w:r>
-        <w:t xml:space="preserve"> </w:t>
-      </w:r>
-      <w:proofErr w:type="spellStart"/>
-      <w:r>
-        <w:t>hiện</w:t>
-      </w:r>
-      <w:proofErr w:type="spellEnd"/>
-      <w:r>
-        <w:t xml:space="preserve"> restore </w:t>
-      </w:r>
-      <w:proofErr w:type="spellStart"/>
-      <w:r>
-        <w:t>không</w:t>
-      </w:r>
-      <w:proofErr w:type="spellEnd"/>
-      <w:r>
-        <w:t xml:space="preserve"> </w:t>
-      </w:r>
-      <w:proofErr w:type="spellStart"/>
-      <w:r>
-        <w:t>có</w:t>
-      </w:r>
-      <w:proofErr w:type="spellEnd"/>
-      <w:r>
-        <w:t xml:space="preserve"> </w:t>
-      </w:r>
-      <w:proofErr w:type="spellStart"/>
-      <w:r>
-        <w:t>quyền</w:t>
-      </w:r>
-      <w:proofErr w:type="spellEnd"/>
-      <w:r>
-        <w:t xml:space="preserve"> </w:t>
-      </w:r>
-      <w:proofErr w:type="spellStart"/>
-      <w:r>
-        <w:t>thay</w:t>
-      </w:r>
-      <w:proofErr w:type="spellEnd"/>
-      <w:r>
-        <w:t xml:space="preserve"> </w:t>
-      </w:r>
-      <w:proofErr w:type="spellStart"/>
-      <w:r>
-        <w:t>đổi</w:t>
-      </w:r>
-      <w:proofErr w:type="spellEnd"/>
-      <w:r>
-        <w:t xml:space="preserve"> </w:t>
-      </w:r>
-      <w:proofErr w:type="spellStart"/>
-      <w:r>
-        <w:t>các</w:t>
-      </w:r>
-      <w:proofErr w:type="spellEnd"/>
-      <w:r>
-        <w:t xml:space="preserve"> default privileges </w:t>
-      </w:r>
-      <w:proofErr w:type="spellStart"/>
-      <w:r>
-        <w:t>đó</w:t>
-      </w:r>
-      <w:proofErr w:type="spellEnd"/>
-      <w:r>
-        <w:t>.</w:t>
-      </w:r>
-    </w:p>
-    <w:p>
-      <w:r>
-        <w:pict w14:anchorId="2D42399E">
-          <v:rect id="_x0000_i1157" style="width:0;height:1.5pt" o:hralign="center" o:hrstd="t" o:hr="t" fillcolor="#a0a0a0" stroked="f"/>
-        </w:pict>
-      </w:r>
-    </w:p>
-    <w:p>
-      <w:pPr>
-        <w:rPr>
-          <w:b/>
-          <w:bCs/>
-        </w:rPr>
-      </w:pPr>
-      <w:r>
-        <w:rPr>
-          <w:b/>
-          <w:bCs/>
-        </w:rPr>
-        <w:t xml:space="preserve">8. Quy </w:t>
-      </w:r>
-      <w:proofErr w:type="spellStart"/>
-      <w:r>
-        <w:rPr>
-          <w:b/>
-          <w:bCs/>
-        </w:rPr>
-        <w:t>trình</w:t>
-      </w:r>
-      <w:proofErr w:type="spellEnd"/>
-      <w:r>
-        <w:rPr>
-          <w:b/>
-          <w:bCs/>
-        </w:rPr>
-        <w:t xml:space="preserve"> </w:t>
-      </w:r>
-      <w:proofErr w:type="spellStart"/>
-      <w:r>
-        <w:rPr>
-          <w:b/>
-          <w:bCs/>
-        </w:rPr>
-        <w:t>tổng</w:t>
-      </w:r>
-      <w:proofErr w:type="spellEnd"/>
-      <w:r>
-        <w:rPr>
-          <w:b/>
-          <w:bCs/>
-        </w:rPr>
-        <w:t xml:space="preserve"> </w:t>
-      </w:r>
-      <w:proofErr w:type="spellStart"/>
-      <w:r>
-        <w:rPr>
-          <w:b/>
-          <w:bCs/>
-        </w:rPr>
-        <w:t>quát</w:t>
-      </w:r>
-      <w:proofErr w:type="spellEnd"/>
-    </w:p>
-    <w:p>
-      <w:proofErr w:type="spellStart"/>
-      <w:r>
-        <w:t>Bạn</w:t>
-      </w:r>
-      <w:proofErr w:type="spellEnd"/>
-      <w:r>
-        <w:t xml:space="preserve"> </w:t>
-      </w:r>
-      <w:proofErr w:type="spellStart"/>
-      <w:r>
-        <w:t>có</w:t>
-      </w:r>
-      <w:proofErr w:type="spellEnd"/>
-      <w:r>
-        <w:t xml:space="preserve"> </w:t>
-      </w:r>
-      <w:proofErr w:type="spellStart"/>
-      <w:r>
-        <w:t>thể</w:t>
-      </w:r>
-      <w:proofErr w:type="spellEnd"/>
-      <w:r>
-        <w:t xml:space="preserve"> </w:t>
-      </w:r>
-      <w:proofErr w:type="spellStart"/>
-      <w:r>
-        <w:t>đưa</w:t>
-      </w:r>
-      <w:proofErr w:type="spellEnd"/>
-      <w:r>
-        <w:t xml:space="preserve"> </w:t>
-      </w:r>
-      <w:proofErr w:type="spellStart"/>
-      <w:r>
-        <w:t>sơ</w:t>
-      </w:r>
-      <w:proofErr w:type="spellEnd"/>
-      <w:r>
-        <w:t xml:space="preserve"> </w:t>
-      </w:r>
-      <w:proofErr w:type="spellStart"/>
-      <w:r>
-        <w:t>đồ</w:t>
-      </w:r>
-      <w:proofErr w:type="spellEnd"/>
-      <w:r>
-        <w:t xml:space="preserve"> </w:t>
-      </w:r>
-      <w:proofErr w:type="spellStart"/>
-      <w:r>
-        <w:t>này</w:t>
-      </w:r>
-      <w:proofErr w:type="spellEnd"/>
-      <w:r>
-        <w:t xml:space="preserve"> </w:t>
-      </w:r>
-      <w:proofErr w:type="spellStart"/>
-      <w:r>
-        <w:t>vào</w:t>
-      </w:r>
-      <w:proofErr w:type="spellEnd"/>
-      <w:r>
-        <w:t xml:space="preserve"> </w:t>
-      </w:r>
-      <w:proofErr w:type="spellStart"/>
-      <w:r>
-        <w:t>báo</w:t>
-      </w:r>
-      <w:proofErr w:type="spellEnd"/>
-      <w:r>
-        <w:t xml:space="preserve"> </w:t>
-      </w:r>
-      <w:proofErr w:type="spellStart"/>
-      <w:r>
-        <w:t>cáo</w:t>
-      </w:r>
-      <w:proofErr w:type="spellEnd"/>
-      <w:r>
-        <w:t>:</w:t>
-      </w:r>
-    </w:p>
-    <w:p>
-      <w:r>
-        <w:t xml:space="preserve">                 CSDL PostgreSQL - Neon</w:t>
-      </w:r>
-    </w:p>
-    <w:p>
-      <w:r>
-        <w:t xml:space="preserve">                         │</w:t>
-      </w:r>
-    </w:p>
-    <w:p>
-      <w:r>
-        <w:t xml:space="preserve">                         │</w:t>
-      </w:r>
-    </w:p>
-    <w:p>
-      <w:r>
-        <w:t xml:space="preserve">                  ┌──────</w:t>
-      </w:r>
-      <w:r>
-        <w:rPr>
-          <w:rFonts w:ascii="Arial" w:hAnsi="Arial" w:cs="Arial"/>
-        </w:rPr>
-        <w:t>▼</w:t>
-      </w:r>
-      <w:r>
-        <w:rPr>
-          <w:rFonts w:cs="Calibri"/>
-        </w:rPr>
-        <w:t>──────┐</w:t>
-      </w:r>
-    </w:p>
-    <w:p>
-      <w:r>
-        <w:t xml:space="preserve">                  </w:t>
-      </w:r>
-      <w:proofErr w:type="gramStart"/>
-      <w:r>
-        <w:t>│  backup.ps1</w:t>
-      </w:r>
-      <w:proofErr w:type="gramEnd"/>
-      <w:r>
-        <w:t xml:space="preserve"> │</w:t>
-      </w:r>
-    </w:p>
-    <w:p>
-      <w:r>
-        <w:t xml:space="preserve">                  │   </w:t>
-      </w:r>
-      <w:proofErr w:type="spellStart"/>
-      <w:r>
-        <w:t>pg_dump</w:t>
-      </w:r>
-      <w:proofErr w:type="spellEnd"/>
-      <w:r>
-        <w:t xml:space="preserve">   │</w:t>
-      </w:r>
-    </w:p>
-    <w:p>
-      <w:r>
-        <w:t xml:space="preserve">                  └──────</w:t>
-      </w:r>
-      <w:r>
-        <w:rPr>
-          <w:rFonts w:ascii="MS Gothic" w:eastAsia="MS Gothic" w:hAnsi="MS Gothic" w:cs="MS Gothic" w:hint="eastAsia"/>
-        </w:rPr>
-        <w:t>┬</w:t>
-      </w:r>
-      <w:r>
-        <w:rPr>
-          <w:rFonts w:cs="Calibri"/>
-        </w:rPr>
-        <w:t>──────┘</w:t>
-      </w:r>
-    </w:p>
-    <w:p>
-      <w:r>
-        <w:t xml:space="preserve">                         │</w:t>
-      </w:r>
-    </w:p>
-    <w:p>
-      <w:r>
-        <w:t xml:space="preserve">                         </w:t>
-      </w:r>
-      <w:r>
-        <w:rPr>
-          <w:rFonts w:ascii="Arial" w:hAnsi="Arial" w:cs="Arial"/>
-        </w:rPr>
-        <w:t>▼</w:t>
-      </w:r>
-    </w:p>
-    <w:p>
-      <w:r>
-        <w:t xml:space="preserve">                 </w:t>
-      </w:r>
-      <w:proofErr w:type="spellStart"/>
-      <w:r>
-        <w:t>backup_YYYY</w:t>
-      </w:r>
-      <w:proofErr w:type="spellEnd"/>
-      <w:r>
-        <w:t>-MM-</w:t>
-      </w:r>
-      <w:proofErr w:type="spellStart"/>
-      <w:proofErr w:type="gramStart"/>
-      <w:r>
-        <w:t>DD.dump</w:t>
-      </w:r>
-      <w:proofErr w:type="spellEnd"/>
-      <w:proofErr w:type="gramEnd"/>
-    </w:p>
-    <w:p>
-      <w:r>
-        <w:t xml:space="preserve">                         │</w:t>
-      </w:r>
-    </w:p>
-    <w:p>
-      <w:r>
-        <w:t xml:space="preserve">                         │</w:t>
-      </w:r>
-    </w:p>
-    <w:p>
-      <w:r>
-        <w:t xml:space="preserve">              ┌──────────</w:t>
-      </w:r>
-      <w:r>
-        <w:rPr>
-          <w:rFonts w:ascii="MS Gothic" w:eastAsia="MS Gothic" w:hAnsi="MS Gothic" w:cs="MS Gothic" w:hint="eastAsia"/>
-        </w:rPr>
-        <w:t>┴</w:t>
-      </w:r>
-      <w:r>
-        <w:rPr>
-          <w:rFonts w:cs="Calibri"/>
-        </w:rPr>
-        <w:t>──────────┐</w:t>
-      </w:r>
-    </w:p>
-    <w:p>
-      <w:r>
-        <w:t xml:space="preserve">              │                     │</w:t>
-      </w:r>
-    </w:p>
-    <w:p>
-      <w:r>
-        <w:lastRenderedPageBreak/>
-        <w:t xml:space="preserve">        </w:t>
-      </w:r>
-      <w:proofErr w:type="spellStart"/>
-      <w:r>
-        <w:t>Chọn</w:t>
-      </w:r>
-      <w:proofErr w:type="spellEnd"/>
-      <w:r>
-        <w:t xml:space="preserve"> </w:t>
-      </w:r>
-      <w:proofErr w:type="spellStart"/>
-      <w:r>
-        <w:t>bản</w:t>
-      </w:r>
-      <w:proofErr w:type="spellEnd"/>
-      <w:r>
-        <w:t xml:space="preserve"> </w:t>
-      </w:r>
-      <w:proofErr w:type="spellStart"/>
-      <w:r>
-        <w:t>mới</w:t>
-      </w:r>
-      <w:proofErr w:type="spellEnd"/>
-      <w:r>
-        <w:t xml:space="preserve"> </w:t>
-      </w:r>
-      <w:proofErr w:type="spellStart"/>
-      <w:r>
-        <w:t>nhất</w:t>
-      </w:r>
-      <w:proofErr w:type="spellEnd"/>
-      <w:r>
-        <w:t xml:space="preserve">      </w:t>
-      </w:r>
-      <w:proofErr w:type="spellStart"/>
-      <w:r>
-        <w:t>Chọn</w:t>
-      </w:r>
-      <w:proofErr w:type="spellEnd"/>
-      <w:r>
-        <w:t xml:space="preserve"> </w:t>
-      </w:r>
-      <w:proofErr w:type="spellStart"/>
-      <w:r>
-        <w:t>ngày</w:t>
-      </w:r>
-      <w:proofErr w:type="spellEnd"/>
-      <w:r>
-        <w:t xml:space="preserve"> </w:t>
-      </w:r>
-      <w:proofErr w:type="spellStart"/>
-      <w:r>
-        <w:t>cụ</w:t>
-      </w:r>
-      <w:proofErr w:type="spellEnd"/>
-      <w:r>
-        <w:t xml:space="preserve"> </w:t>
-      </w:r>
-      <w:proofErr w:type="spellStart"/>
-      <w:r>
-        <w:t>thể</w:t>
-      </w:r>
-      <w:proofErr w:type="spellEnd"/>
-    </w:p>
-    <w:p>
-      <w:r>
-        <w:t xml:space="preserve">              │                     │</w:t>
-      </w:r>
-    </w:p>
-    <w:p>
-      <w:r>
-        <w:t xml:space="preserve">              └──────────</w:t>
-      </w:r>
-      <w:r>
-        <w:rPr>
-          <w:rFonts w:ascii="MS Gothic" w:eastAsia="MS Gothic" w:hAnsi="MS Gothic" w:cs="MS Gothic" w:hint="eastAsia"/>
-        </w:rPr>
-        <w:t>┬</w:t>
-      </w:r>
-      <w:r>
-        <w:rPr>
-          <w:rFonts w:cs="Calibri"/>
-        </w:rPr>
-        <w:t>──────────┘</w:t>
-      </w:r>
-    </w:p>
-    <w:p>
-      <w:r>
-        <w:t xml:space="preserve">                         </w:t>
-      </w:r>
-      <w:r>
-        <w:rPr>
-          <w:rFonts w:ascii="Arial" w:hAnsi="Arial" w:cs="Arial"/>
-        </w:rPr>
-        <w:t>▼</w:t>
-      </w:r>
-    </w:p>
-    <w:p>
-      <w:r>
-        <w:t xml:space="preserve">                  restore.ps1</w:t>
-      </w:r>
-    </w:p>
-    <w:p>
-      <w:r>
-        <w:t xml:space="preserve">                         │</w:t>
-      </w:r>
-    </w:p>
-    <w:p>
-      <w:r>
-        <w:t xml:space="preserve">                         </w:t>
-      </w:r>
-      <w:r>
-        <w:rPr>
-          <w:rFonts w:ascii="Arial" w:hAnsi="Arial" w:cs="Arial"/>
-        </w:rPr>
-        <w:t>▼</w:t>
-      </w:r>
-    </w:p>
-    <w:p>
-      <w:r>
-        <w:t xml:space="preserve">                    </w:t>
-      </w:r>
-      <w:proofErr w:type="spellStart"/>
-      <w:r>
-        <w:t>pg_restore</w:t>
-      </w:r>
-      <w:proofErr w:type="spellEnd"/>
-    </w:p>
-    <w:p>
-      <w:r>
-        <w:t xml:space="preserve">                         │</w:t>
-      </w:r>
-    </w:p>
-    <w:p>
-      <w:r>
-        <w:t xml:space="preserve">                         </w:t>
-      </w:r>
-      <w:r>
-        <w:rPr>
-          <w:rFonts w:ascii="Arial" w:hAnsi="Arial" w:cs="Arial"/>
-        </w:rPr>
-        <w:t>▼</w:t>
-      </w:r>
-    </w:p>
-    <w:p>
-      <w:r>
-        <w:t xml:space="preserve">                 CSDL </w:t>
-      </w:r>
-      <w:proofErr w:type="spellStart"/>
-      <w:r>
-        <w:t>được</w:t>
-      </w:r>
-      <w:proofErr w:type="spellEnd"/>
-      <w:r>
-        <w:t xml:space="preserve"> </w:t>
-      </w:r>
-      <w:proofErr w:type="spellStart"/>
-      <w:r>
-        <w:t>phục</w:t>
-      </w:r>
-      <w:proofErr w:type="spellEnd"/>
-      <w:r>
-        <w:t xml:space="preserve"> </w:t>
-      </w:r>
-      <w:proofErr w:type="spellStart"/>
-      <w:r>
-        <w:t>hồi</w:t>
-      </w:r>
-      <w:proofErr w:type="spellEnd"/>
-    </w:p>
-    <w:p>
-      <w:pPr>
-        <w:rPr>
-          <w:b/>
-          <w:bCs/>
-        </w:rPr>
-      </w:pPr>
-      <w:r>
-        <w:rPr>
-          <w:b/>
-          <w:bCs/>
-        </w:rPr>
-        <w:t xml:space="preserve">9. </w:t>
-      </w:r>
-      <w:proofErr w:type="spellStart"/>
-      <w:r>
-        <w:rPr>
-          <w:b/>
-          <w:bCs/>
-        </w:rPr>
-        <w:t>Kết</w:t>
-      </w:r>
-      <w:proofErr w:type="spellEnd"/>
-      <w:r>
-        <w:rPr>
-          <w:b/>
-          <w:bCs/>
-        </w:rPr>
-        <w:t xml:space="preserve"> </w:t>
-      </w:r>
-      <w:proofErr w:type="spellStart"/>
-      <w:r>
-        <w:rPr>
-          <w:b/>
-          <w:bCs/>
-        </w:rPr>
-        <w:t>quả</w:t>
-      </w:r>
-      <w:proofErr w:type="spellEnd"/>
-      <w:r>
-        <w:rPr>
-          <w:b/>
-          <w:bCs/>
-        </w:rPr>
-        <w:t xml:space="preserve"> </w:t>
-      </w:r>
-      <w:proofErr w:type="spellStart"/>
-      <w:r>
-        <w:rPr>
-          <w:b/>
-          <w:bCs/>
-        </w:rPr>
-        <w:t>đạt</w:t>
-      </w:r>
-      <w:proofErr w:type="spellEnd"/>
-      <w:r>
-        <w:rPr>
-          <w:b/>
-          <w:bCs/>
-        </w:rPr>
-        <w:t xml:space="preserve"> </w:t>
-      </w:r>
-      <w:proofErr w:type="spellStart"/>
-      <w:r>
-        <w:rPr>
-          <w:b/>
-          <w:bCs/>
-        </w:rPr>
-        <w:t>được</w:t>
-      </w:r>
-      <w:proofErr w:type="spellEnd"/>
-    </w:p>
-    <w:p>
-      <w:r>
-        <w:t xml:space="preserve">Phương </w:t>
-      </w:r>
-      <w:proofErr w:type="spellStart"/>
-      <w:r>
-        <w:t>án</w:t>
-      </w:r>
-      <w:proofErr w:type="spellEnd"/>
-      <w:r>
-        <w:t xml:space="preserve"> </w:t>
-      </w:r>
-      <w:proofErr w:type="spellStart"/>
-      <w:r>
-        <w:t>trên</w:t>
-      </w:r>
-      <w:proofErr w:type="spellEnd"/>
-      <w:r>
-        <w:t xml:space="preserve"> </w:t>
-      </w:r>
-      <w:proofErr w:type="spellStart"/>
-      <w:r>
-        <w:t>cho</w:t>
-      </w:r>
-      <w:proofErr w:type="spellEnd"/>
-      <w:r>
-        <w:t xml:space="preserve"> </w:t>
-      </w:r>
-      <w:proofErr w:type="spellStart"/>
-      <w:r>
-        <w:t>phép</w:t>
-      </w:r>
-      <w:proofErr w:type="spellEnd"/>
-      <w:r>
-        <w:t>:</w:t>
-      </w:r>
-    </w:p>
-    <w:p>
-      <w:pPr>
-        <w:numPr>
-          <w:ilvl w:val="0"/>
-          <w:numId w:val="12"/>
-        </w:numPr>
-      </w:pPr>
-      <w:r>
-        <w:t xml:space="preserve">Sao </w:t>
-      </w:r>
-      <w:proofErr w:type="spellStart"/>
-      <w:r>
-        <w:t>lưu</w:t>
-      </w:r>
-      <w:proofErr w:type="spellEnd"/>
-      <w:r>
-        <w:t xml:space="preserve"> CSDL PostgreSQL </w:t>
-      </w:r>
-      <w:proofErr w:type="spellStart"/>
-      <w:r>
-        <w:t>thành</w:t>
-      </w:r>
-      <w:proofErr w:type="spellEnd"/>
-      <w:r>
-        <w:t xml:space="preserve"> file .dump. </w:t>
-      </w:r>
-    </w:p>
-    <w:p>
-      <w:pPr>
-        <w:numPr>
-          <w:ilvl w:val="0"/>
-          <w:numId w:val="12"/>
-        </w:numPr>
-      </w:pPr>
-      <w:r>
-        <w:t xml:space="preserve">Lưu </w:t>
-      </w:r>
-      <w:proofErr w:type="spellStart"/>
-      <w:r>
-        <w:t>nhiều</w:t>
-      </w:r>
-      <w:proofErr w:type="spellEnd"/>
-      <w:r>
-        <w:t xml:space="preserve"> </w:t>
-      </w:r>
-      <w:proofErr w:type="spellStart"/>
-      <w:r>
-        <w:t>phiên</w:t>
-      </w:r>
-      <w:proofErr w:type="spellEnd"/>
-      <w:r>
-        <w:t xml:space="preserve"> </w:t>
-      </w:r>
-      <w:proofErr w:type="spellStart"/>
-      <w:r>
-        <w:t>bản</w:t>
-      </w:r>
-      <w:proofErr w:type="spellEnd"/>
-      <w:r>
-        <w:t xml:space="preserve"> backup </w:t>
-      </w:r>
-      <w:proofErr w:type="spellStart"/>
-      <w:r>
-        <w:t>theo</w:t>
-      </w:r>
-      <w:proofErr w:type="spellEnd"/>
-      <w:r>
-        <w:t xml:space="preserve"> </w:t>
-      </w:r>
-      <w:proofErr w:type="spellStart"/>
-      <w:r>
-        <w:t>ngày</w:t>
-      </w:r>
-      <w:proofErr w:type="spellEnd"/>
-      <w:r>
-        <w:t xml:space="preserve">. </w:t>
-      </w:r>
-    </w:p>
-    <w:p>
-      <w:pPr>
-        <w:numPr>
-          <w:ilvl w:val="0"/>
-          <w:numId w:val="12"/>
-        </w:numPr>
-      </w:pPr>
-      <w:proofErr w:type="spellStart"/>
-      <w:r>
-        <w:t>Kiểm</w:t>
-      </w:r>
-      <w:proofErr w:type="spellEnd"/>
-      <w:r>
-        <w:t xml:space="preserve"> </w:t>
-      </w:r>
-      <w:proofErr w:type="spellStart"/>
-      <w:r>
-        <w:t>tra</w:t>
-      </w:r>
-      <w:proofErr w:type="spellEnd"/>
-      <w:r>
-        <w:t xml:space="preserve"> </w:t>
-      </w:r>
-      <w:proofErr w:type="spellStart"/>
-      <w:r>
-        <w:t>nội</w:t>
-      </w:r>
-      <w:proofErr w:type="spellEnd"/>
-      <w:r>
-        <w:t xml:space="preserve"> dung </w:t>
-      </w:r>
-      <w:proofErr w:type="spellStart"/>
-      <w:r>
-        <w:t>của</w:t>
-      </w:r>
-      <w:proofErr w:type="spellEnd"/>
-      <w:r>
-        <w:t xml:space="preserve"> file backup </w:t>
-      </w:r>
-      <w:proofErr w:type="spellStart"/>
-      <w:r>
-        <w:t>trước</w:t>
-      </w:r>
-      <w:proofErr w:type="spellEnd"/>
-      <w:r>
-        <w:t xml:space="preserve"> </w:t>
-      </w:r>
-      <w:proofErr w:type="spellStart"/>
-      <w:r>
-        <w:t>khi</w:t>
-      </w:r>
-      <w:proofErr w:type="spellEnd"/>
-      <w:r>
-        <w:t xml:space="preserve"> </w:t>
-      </w:r>
-      <w:proofErr w:type="spellStart"/>
-      <w:r>
-        <w:t>phục</w:t>
-      </w:r>
-      <w:proofErr w:type="spellEnd"/>
-      <w:r>
-        <w:t xml:space="preserve"> </w:t>
-      </w:r>
-      <w:proofErr w:type="spellStart"/>
-      <w:r>
-        <w:t>hồi</w:t>
-      </w:r>
-      <w:proofErr w:type="spellEnd"/>
-      <w:r>
-        <w:t xml:space="preserve">. </w:t>
-      </w:r>
-    </w:p>
-    <w:p>
-      <w:pPr>
-        <w:numPr>
-          <w:ilvl w:val="0"/>
-          <w:numId w:val="12"/>
-        </w:numPr>
-      </w:pPr>
-      <w:r>
-        <w:t xml:space="preserve">Phục </w:t>
-      </w:r>
-      <w:proofErr w:type="spellStart"/>
-      <w:r>
-        <w:t>hồi</w:t>
-      </w:r>
-      <w:proofErr w:type="spellEnd"/>
-      <w:r>
-        <w:t xml:space="preserve"> </w:t>
-      </w:r>
-      <w:proofErr w:type="spellStart"/>
-      <w:r>
-        <w:t>bản</w:t>
-      </w:r>
-      <w:proofErr w:type="spellEnd"/>
-      <w:r>
-        <w:t xml:space="preserve"> backup </w:t>
-      </w:r>
-      <w:proofErr w:type="spellStart"/>
-      <w:r>
-        <w:t>mới</w:t>
-      </w:r>
-      <w:proofErr w:type="spellEnd"/>
-      <w:r>
-        <w:t xml:space="preserve"> </w:t>
-      </w:r>
-      <w:proofErr w:type="spellStart"/>
-      <w:r>
-        <w:t>nhất</w:t>
-      </w:r>
-      <w:proofErr w:type="spellEnd"/>
-      <w:r>
-        <w:t xml:space="preserve">. </w:t>
-      </w:r>
-    </w:p>
-    <w:p>
-      <w:pPr>
-        <w:numPr>
-          <w:ilvl w:val="0"/>
-          <w:numId w:val="12"/>
-        </w:numPr>
-      </w:pPr>
-      <w:r>
-        <w:t xml:space="preserve">Phục </w:t>
-      </w:r>
-      <w:proofErr w:type="spellStart"/>
-      <w:r>
-        <w:t>hồi</w:t>
-      </w:r>
-      <w:proofErr w:type="spellEnd"/>
-      <w:r>
-        <w:t xml:space="preserve"> </w:t>
-      </w:r>
-      <w:proofErr w:type="spellStart"/>
-      <w:r>
-        <w:t>bản</w:t>
-      </w:r>
-      <w:proofErr w:type="spellEnd"/>
-      <w:r>
-        <w:t xml:space="preserve"> backup </w:t>
-      </w:r>
-      <w:proofErr w:type="spellStart"/>
-      <w:r>
-        <w:t>của</w:t>
-      </w:r>
-      <w:proofErr w:type="spellEnd"/>
-      <w:r>
-        <w:t xml:space="preserve"> </w:t>
-      </w:r>
-      <w:proofErr w:type="spellStart"/>
-      <w:r>
-        <w:t>một</w:t>
-      </w:r>
-      <w:proofErr w:type="spellEnd"/>
-      <w:r>
-        <w:t xml:space="preserve"> </w:t>
-      </w:r>
-      <w:proofErr w:type="spellStart"/>
-      <w:r>
-        <w:t>ngày</w:t>
-      </w:r>
-      <w:proofErr w:type="spellEnd"/>
-      <w:r>
-        <w:t xml:space="preserve"> </w:t>
-      </w:r>
-      <w:proofErr w:type="spellStart"/>
-      <w:r>
-        <w:t>cụ</w:t>
-      </w:r>
-      <w:proofErr w:type="spellEnd"/>
-      <w:r>
-        <w:t xml:space="preserve"> </w:t>
-      </w:r>
-      <w:proofErr w:type="spellStart"/>
-      <w:r>
-        <w:t>thể</w:t>
-      </w:r>
-      <w:proofErr w:type="spellEnd"/>
-      <w:r>
-        <w:t xml:space="preserve">. </w:t>
-      </w:r>
-    </w:p>
-    <w:p>
-      <w:pPr>
-        <w:numPr>
-          <w:ilvl w:val="0"/>
-          <w:numId w:val="12"/>
-        </w:numPr>
-      </w:pPr>
-      <w:proofErr w:type="spellStart"/>
-      <w:r>
-        <w:t>Hạn</w:t>
-      </w:r>
-      <w:proofErr w:type="spellEnd"/>
-      <w:r>
-        <w:t xml:space="preserve"> </w:t>
-      </w:r>
-      <w:proofErr w:type="spellStart"/>
-      <w:r>
-        <w:t>chế</w:t>
-      </w:r>
-      <w:proofErr w:type="spellEnd"/>
-      <w:r>
-        <w:t xml:space="preserve"> </w:t>
-      </w:r>
-      <w:proofErr w:type="spellStart"/>
-      <w:r>
-        <w:t>thao</w:t>
-      </w:r>
-      <w:proofErr w:type="spellEnd"/>
-      <w:r>
-        <w:t xml:space="preserve"> </w:t>
-      </w:r>
-      <w:proofErr w:type="spellStart"/>
-      <w:r>
-        <w:t>tác</w:t>
-      </w:r>
-      <w:proofErr w:type="spellEnd"/>
-      <w:r>
-        <w:t xml:space="preserve"> </w:t>
-      </w:r>
-      <w:proofErr w:type="spellStart"/>
-      <w:r>
-        <w:t>thủ</w:t>
-      </w:r>
-      <w:proofErr w:type="spellEnd"/>
-      <w:r>
-        <w:t xml:space="preserve"> </w:t>
-      </w:r>
-      <w:proofErr w:type="spellStart"/>
-      <w:r>
-        <w:t>công</w:t>
-      </w:r>
-      <w:proofErr w:type="spellEnd"/>
-      <w:r>
-        <w:t xml:space="preserve"> </w:t>
-      </w:r>
-      <w:proofErr w:type="spellStart"/>
-      <w:r>
-        <w:t>bằng</w:t>
-      </w:r>
-      <w:proofErr w:type="spellEnd"/>
-      <w:r>
-        <w:t xml:space="preserve"> </w:t>
-      </w:r>
-      <w:proofErr w:type="spellStart"/>
-      <w:r>
-        <w:t>hai</w:t>
-      </w:r>
-      <w:proofErr w:type="spellEnd"/>
-      <w:r>
-        <w:t xml:space="preserve"> </w:t>
-      </w:r>
-      <w:proofErr w:type="spellStart"/>
-      <w:r>
-        <w:t>lệnh</w:t>
-      </w:r>
-      <w:proofErr w:type="spellEnd"/>
-      <w:r>
-        <w:t xml:space="preserve"> </w:t>
-      </w:r>
-      <w:proofErr w:type="spellStart"/>
-      <w:r>
-        <w:t>đơn</w:t>
-      </w:r>
-      <w:proofErr w:type="spellEnd"/>
-      <w:r>
-        <w:t xml:space="preserve"> </w:t>
-      </w:r>
-      <w:proofErr w:type="spellStart"/>
-      <w:r>
-        <w:t>giản</w:t>
-      </w:r>
-      <w:proofErr w:type="spellEnd"/>
-      <w:r>
-        <w:t xml:space="preserve">: </w:t>
-      </w:r>
-    </w:p>
-    <w:p>
-      <w:r>
-        <w:t>backup</w:t>
-      </w:r>
-    </w:p>
-    <w:p>
-      <w:proofErr w:type="spellStart"/>
-      <w:r>
-        <w:t>và</w:t>
-      </w:r>
-      <w:proofErr w:type="spellEnd"/>
-    </w:p>
-    <w:p>
-      <w:r>
-        <w:t>restore</w:t>
+        <w:t>để phục hồi.</w:t>
       </w:r>
     </w:p>
     <w:p>
@@ -6443,306 +271,30 @@
           <w:b/>
           <w:bCs/>
         </w:rPr>
-        <w:t xml:space="preserve">Lưu ý </w:t>
+        <w:t>Tóm lại:</w:t>
       </w:r>
-      <w:proofErr w:type="spellStart"/>
+      <w:r>
+        <w:t xml:space="preserve"> Docker trong hệ thống được sử dụng như một </w:t>
+      </w:r>
       <w:r>
         <w:rPr>
           <w:b/>
           <w:bCs/>
         </w:rPr>
-        <w:t>cho</w:t>
+        <w:t>môi trường công cụ backup/restore tạm thời</w:t>
       </w:r>
-      <w:proofErr w:type="spellEnd"/>
+      <w:r>
+        <w:t xml:space="preserve">, kết hợp pg_dump và pg_restore để tạo và phục hồi các file .dump, còn cơ sở dữ liệu thực tế vẫn được lưu trữ trên </w:t>
+      </w:r>
       <w:r>
         <w:rPr>
           <w:b/>
           <w:bCs/>
         </w:rPr>
-        <w:t xml:space="preserve"> </w:t>
-      </w:r>
-      <w:proofErr w:type="spellStart"/>
-      <w:r>
-        <w:rPr>
-          <w:b/>
-          <w:bCs/>
-        </w:rPr>
-        <w:t>báo</w:t>
-      </w:r>
-      <w:proofErr w:type="spellEnd"/>
-      <w:r>
-        <w:rPr>
-          <w:b/>
-          <w:bCs/>
-        </w:rPr>
-        <w:t xml:space="preserve"> </w:t>
-      </w:r>
-      <w:proofErr w:type="spellStart"/>
-      <w:r>
-        <w:rPr>
-          <w:b/>
-          <w:bCs/>
-        </w:rPr>
-        <w:t>cáo</w:t>
-      </w:r>
-      <w:proofErr w:type="spellEnd"/>
-      <w:r>
-        <w:rPr>
-          <w:b/>
-          <w:bCs/>
-        </w:rPr>
-        <w:t>:</w:t>
+        <w:t>Neon PostgreSQL</w:t>
       </w:r>
       <w:r>
-        <w:t xml:space="preserve"> </w:t>
-      </w:r>
-      <w:proofErr w:type="spellStart"/>
-      <w:r>
-        <w:t>pg_dump</w:t>
-      </w:r>
-      <w:proofErr w:type="spellEnd"/>
-      <w:r>
-        <w:t xml:space="preserve"> </w:t>
-      </w:r>
-      <w:proofErr w:type="spellStart"/>
-      <w:r>
-        <w:t>là</w:t>
-      </w:r>
-      <w:proofErr w:type="spellEnd"/>
-      <w:r>
-        <w:t xml:space="preserve"> </w:t>
-      </w:r>
-      <w:proofErr w:type="spellStart"/>
-      <w:r>
-        <w:t>công</w:t>
-      </w:r>
-      <w:proofErr w:type="spellEnd"/>
-      <w:r>
-        <w:t xml:space="preserve"> </w:t>
-      </w:r>
-      <w:proofErr w:type="spellStart"/>
-      <w:r>
-        <w:t>cụ</w:t>
-      </w:r>
-      <w:proofErr w:type="spellEnd"/>
-      <w:r>
-        <w:t xml:space="preserve"> </w:t>
-      </w:r>
-      <w:proofErr w:type="spellStart"/>
-      <w:r>
-        <w:t>sao</w:t>
-      </w:r>
-      <w:proofErr w:type="spellEnd"/>
-      <w:r>
-        <w:t xml:space="preserve"> </w:t>
-      </w:r>
-      <w:proofErr w:type="spellStart"/>
-      <w:r>
-        <w:t>lưu</w:t>
-      </w:r>
-      <w:proofErr w:type="spellEnd"/>
-      <w:r>
-        <w:t xml:space="preserve">, </w:t>
-      </w:r>
-      <w:proofErr w:type="spellStart"/>
-      <w:r>
-        <w:t>còn</w:t>
-      </w:r>
-      <w:proofErr w:type="spellEnd"/>
-      <w:r>
-        <w:t xml:space="preserve"> </w:t>
-      </w:r>
-      <w:proofErr w:type="spellStart"/>
-      <w:r>
-        <w:t>pg_restore</w:t>
-      </w:r>
-      <w:proofErr w:type="spellEnd"/>
-      <w:r>
-        <w:t xml:space="preserve"> </w:t>
-      </w:r>
-      <w:proofErr w:type="spellStart"/>
-      <w:r>
-        <w:t>là</w:t>
-      </w:r>
-      <w:proofErr w:type="spellEnd"/>
-      <w:r>
-        <w:t xml:space="preserve"> </w:t>
-      </w:r>
-      <w:proofErr w:type="spellStart"/>
-      <w:r>
-        <w:t>công</w:t>
-      </w:r>
-      <w:proofErr w:type="spellEnd"/>
-      <w:r>
-        <w:t xml:space="preserve"> </w:t>
-      </w:r>
-      <w:proofErr w:type="spellStart"/>
-      <w:r>
-        <w:t>cụ</w:t>
-      </w:r>
-      <w:proofErr w:type="spellEnd"/>
-      <w:r>
-        <w:t xml:space="preserve"> </w:t>
-      </w:r>
-      <w:proofErr w:type="spellStart"/>
-      <w:r>
-        <w:t>phục</w:t>
-      </w:r>
-      <w:proofErr w:type="spellEnd"/>
-      <w:r>
-        <w:t xml:space="preserve"> </w:t>
-      </w:r>
-      <w:proofErr w:type="spellStart"/>
-      <w:r>
-        <w:t>hồi</w:t>
-      </w:r>
-      <w:proofErr w:type="spellEnd"/>
-      <w:r>
-        <w:t xml:space="preserve">. Hai script PowerShell </w:t>
-      </w:r>
-      <w:proofErr w:type="spellStart"/>
-      <w:r>
-        <w:t>chỉ</w:t>
-      </w:r>
-      <w:proofErr w:type="spellEnd"/>
-      <w:r>
-        <w:t xml:space="preserve"> </w:t>
-      </w:r>
-      <w:proofErr w:type="spellStart"/>
-      <w:r>
-        <w:t>đóng</w:t>
-      </w:r>
-      <w:proofErr w:type="spellEnd"/>
-      <w:r>
-        <w:t xml:space="preserve"> </w:t>
-      </w:r>
-      <w:proofErr w:type="spellStart"/>
-      <w:r>
-        <w:t>vai</w:t>
-      </w:r>
-      <w:proofErr w:type="spellEnd"/>
-      <w:r>
-        <w:t xml:space="preserve"> </w:t>
-      </w:r>
-      <w:proofErr w:type="spellStart"/>
-      <w:r>
-        <w:t>trò</w:t>
-      </w:r>
-      <w:proofErr w:type="spellEnd"/>
-      <w:r>
-        <w:t xml:space="preserve"> </w:t>
-      </w:r>
-      <w:proofErr w:type="spellStart"/>
-      <w:r>
-        <w:t>tự</w:t>
-      </w:r>
-      <w:proofErr w:type="spellEnd"/>
-      <w:r>
-        <w:t xml:space="preserve"> </w:t>
-      </w:r>
-      <w:proofErr w:type="spellStart"/>
-      <w:r>
-        <w:t>động</w:t>
-      </w:r>
-      <w:proofErr w:type="spellEnd"/>
-      <w:r>
-        <w:t xml:space="preserve"> </w:t>
-      </w:r>
-      <w:proofErr w:type="spellStart"/>
-      <w:r>
-        <w:t>hóa</w:t>
-      </w:r>
-      <w:proofErr w:type="spellEnd"/>
-      <w:r>
-        <w:t xml:space="preserve"> </w:t>
-      </w:r>
-      <w:proofErr w:type="spellStart"/>
-      <w:r>
-        <w:t>và</w:t>
-      </w:r>
-      <w:proofErr w:type="spellEnd"/>
-      <w:r>
-        <w:t xml:space="preserve"> </w:t>
-      </w:r>
-      <w:proofErr w:type="spellStart"/>
-      <w:r>
-        <w:t>đơn</w:t>
-      </w:r>
-      <w:proofErr w:type="spellEnd"/>
-      <w:r>
-        <w:t xml:space="preserve"> </w:t>
-      </w:r>
-      <w:proofErr w:type="spellStart"/>
-      <w:r>
-        <w:t>giản</w:t>
-      </w:r>
-      <w:proofErr w:type="spellEnd"/>
-      <w:r>
-        <w:t xml:space="preserve"> </w:t>
-      </w:r>
-      <w:proofErr w:type="spellStart"/>
-      <w:r>
-        <w:t>hóa</w:t>
-      </w:r>
-      <w:proofErr w:type="spellEnd"/>
-      <w:r>
-        <w:t xml:space="preserve"> </w:t>
-      </w:r>
-      <w:proofErr w:type="spellStart"/>
-      <w:r>
-        <w:t>việc</w:t>
-      </w:r>
-      <w:proofErr w:type="spellEnd"/>
-      <w:r>
-        <w:t xml:space="preserve"> </w:t>
-      </w:r>
-      <w:proofErr w:type="spellStart"/>
-      <w:r>
-        <w:t>sử</w:t>
-      </w:r>
-      <w:proofErr w:type="spellEnd"/>
-      <w:r>
-        <w:t xml:space="preserve"> </w:t>
-      </w:r>
-      <w:proofErr w:type="spellStart"/>
-      <w:r>
-        <w:t>dụng</w:t>
-      </w:r>
-      <w:proofErr w:type="spellEnd"/>
-      <w:r>
-        <w:t xml:space="preserve"> </w:t>
-      </w:r>
-      <w:proofErr w:type="spellStart"/>
-      <w:r>
-        <w:t>hai</w:t>
-      </w:r>
-      <w:proofErr w:type="spellEnd"/>
-      <w:r>
-        <w:t xml:space="preserve"> </w:t>
-      </w:r>
-      <w:proofErr w:type="spellStart"/>
-      <w:r>
-        <w:t>công</w:t>
-      </w:r>
-      <w:proofErr w:type="spellEnd"/>
-      <w:r>
-        <w:t xml:space="preserve"> </w:t>
-      </w:r>
-      <w:proofErr w:type="spellStart"/>
-      <w:r>
-        <w:t>cụ</w:t>
-      </w:r>
-      <w:proofErr w:type="spellEnd"/>
-      <w:r>
-        <w:t xml:space="preserve"> PostgreSQL </w:t>
-      </w:r>
-      <w:proofErr w:type="spellStart"/>
-      <w:r>
-        <w:t>này</w:t>
-      </w:r>
-      <w:proofErr w:type="spellEnd"/>
-      <w:r>
-        <w:t>.</w:t>
+        <w:t>. Cách triển khai này giúp quá trình sao lưu và phục hồi có thể thực hiện thống nhất trên các máy của thành viên trong nhóm.</w:t>
       </w:r>
     </w:p>
     <w:p/>
